--- a/Paper/manuscript_bjc.docx
+++ b/Paper/manuscript_bjc.docx
@@ -33,7 +33,7 @@
         <w:rPr>
           <w:rStyle w:val="FootnoteReference"/>
         </w:rPr>
-        <w:footnoteReference w:id="21"/>
+        <w:footnoteReference w:id="22"/>
       </w:r>
     </w:p>
     <w:p>
@@ -41,7 +41,7 @@
         <w:pStyle w:val="Date"/>
       </w:pPr>
       <w:r>
-        <w:t xml:space="preserve">Version: March 09, 2026</w:t>
+        <w:t xml:space="preserve">Version: March 11, 2026</w:t>
       </w:r>
     </w:p>
     <w:p>
@@ -91,7 +91,7 @@
         </w:pict>
       </w:r>
     </w:p>
-    <w:bookmarkStart w:id="23" w:name="introduction"/>
+    <w:bookmarkStart w:id="24" w:name="introduction"/>
     <w:p>
       <w:pPr>
         <w:pStyle w:val="Heading1"/>
@@ -453,8 +453,8 @@
         <w:t xml:space="preserve">mass violence. The research design and theoretical framework are then described, followed by the methodology, data, and operationalisation. The findings are then presented, followed by a discussion and concluding reflections.</w:t>
       </w:r>
     </w:p>
-    <w:bookmarkEnd w:id="23"/>
-    <w:bookmarkStart w:id="31" w:name="literature-review"/>
+    <w:bookmarkEnd w:id="24"/>
+    <w:bookmarkStart w:id="32" w:name="literature-review"/>
     <w:p>
       <w:pPr>
         <w:pStyle w:val="Heading1"/>
@@ -463,7 +463,7 @@
         <w:t xml:space="preserve">Literature review</w:t>
       </w:r>
     </w:p>
-    <w:bookmarkStart w:id="24" w:name="armed-conflict-and-external-support"/>
+    <w:bookmarkStart w:id="25" w:name="armed-conflict-and-external-support"/>
     <w:p>
       <w:pPr>
         <w:pStyle w:val="Heading2"/>
@@ -689,6 +689,34 @@
       <w:r>
         <w:t xml:space="preserve"> </w:t>
       </w:r>
+      <w:hyperlink w:anchor="ref-LacinaBethany2006EtSo">
+        <w:r>
+          <w:rPr>
+            <w:rStyle w:val="Hyperlink"/>
+          </w:rPr>
+          <w:t xml:space="preserve">Lacina 2006</w:t>
+        </w:r>
+      </w:hyperlink>
+      <w:r>
+        <w:t xml:space="preserve">;</w:t>
+      </w:r>
+      <w:r>
+        <w:t xml:space="preserve"> </w:t>
+      </w:r>
+      <w:hyperlink w:anchor="ref-SalehyanIdean2011EESf">
+        <w:r>
+          <w:rPr>
+            <w:rStyle w:val="Hyperlink"/>
+          </w:rPr>
+          <w:t xml:space="preserve">Salehyan et al. 2011</w:t>
+        </w:r>
+      </w:hyperlink>
+      <w:r>
+        <w:t xml:space="preserve">;</w:t>
+      </w:r>
+      <w:r>
+        <w:t xml:space="preserve"> </w:t>
+      </w:r>
       <w:hyperlink w:anchor="ref-SawyerKatherine2015TRoE">
         <w:r>
           <w:rPr>
@@ -703,6 +731,34 @@
       <w:r>
         <w:t xml:space="preserve"> </w:t>
       </w:r>
+      <w:hyperlink w:anchor="ref-OlsonLounsberyMarie2016FMIP">
+        <w:r>
+          <w:rPr>
+            <w:rStyle w:val="Hyperlink"/>
+          </w:rPr>
+          <w:t xml:space="preserve">Olson Lounsbery 2016</w:t>
+        </w:r>
+      </w:hyperlink>
+      <w:r>
+        <w:t xml:space="preserve">;</w:t>
+      </w:r>
+      <w:r>
+        <w:t xml:space="preserve"> </w:t>
+      </w:r>
+      <w:hyperlink w:anchor="ref-PetrovaMarinaG.2019WMIW">
+        <w:r>
+          <w:rPr>
+            <w:rStyle w:val="Hyperlink"/>
+          </w:rPr>
+          <w:t xml:space="preserve">Petrova 2019</w:t>
+        </w:r>
+      </w:hyperlink>
+      <w:r>
+        <w:t xml:space="preserve">;</w:t>
+      </w:r>
+      <w:r>
+        <w:t xml:space="preserve"> </w:t>
+      </w:r>
       <w:hyperlink w:anchor="ref-KarlénNiklas2023EtDE">
         <w:r>
           <w:rPr>
@@ -826,7 +882,7 @@
         <w:t xml:space="preserve"> </w:t>
       </w:r>
       <w:r>
-        <w:t xml:space="preserve">of armed conflicts. Interventions frequently prolong conflicts by altering the cost-benefit calculations of belligerents</w:t>
+        <w:t xml:space="preserve">of armed conflicts. Although external support can improve the odds of military victory</w:t>
       </w:r>
       <w:r>
         <w:t xml:space="preserve"> </w:t>
@@ -834,22 +890,19 @@
       <w:r>
         <w:t xml:space="preserve">(</w:t>
       </w:r>
-      <w:hyperlink w:anchor="ref-LacinaBethany2006EtSo">
-        <w:r>
-          <w:rPr>
-            <w:rStyle w:val="Hyperlink"/>
-          </w:rPr>
-          <w:t xml:space="preserve">Lacina 2006</w:t>
+      <w:hyperlink w:anchor="ref-Balch-LindsayDylan2008TIat">
+        <w:r>
+          <w:rPr>
+            <w:rStyle w:val="Hyperlink"/>
+          </w:rPr>
+          <w:t xml:space="preserve">Balch-Lindsay et al. 2008</w:t>
         </w:r>
       </w:hyperlink>
       <w:r>
         <w:t xml:space="preserve">)</w:t>
       </w:r>
       <w:r>
-        <w:t xml:space="preserve"> </w:t>
-      </w:r>
-      <w:r>
-        <w:t xml:space="preserve">and although external aid can alter power dynamics, it frequently intensifies conflicts, complicates negotiations, and reduces the likelihood of peaceful resolutions</w:t>
+        <w:t xml:space="preserve">, it often exacerbates humanitarian crises, with rebels exploiting moral hazards to attract further intervention</w:t>
       </w:r>
       <w:r>
         <w:t xml:space="preserve"> </w:t>
@@ -857,6 +910,679 @@
       <w:r>
         <w:t xml:space="preserve">(</w:t>
       </w:r>
+      <w:hyperlink w:anchor="ref-RauchhausRobertW.2009PPiH">
+        <w:r>
+          <w:rPr>
+            <w:rStyle w:val="Hyperlink"/>
+          </w:rPr>
+          <w:t xml:space="preserve">Rauchhaus 2009</w:t>
+        </w:r>
+      </w:hyperlink>
+      <w:r>
+        <w:t xml:space="preserve">;</w:t>
+      </w:r>
+      <w:r>
+        <w:t xml:space="preserve"> </w:t>
+      </w:r>
+      <w:hyperlink w:anchor="ref-KarlénNiklas2017Tlof">
+        <w:r>
+          <w:rPr>
+            <w:rStyle w:val="Hyperlink"/>
+          </w:rPr>
+          <w:t xml:space="preserve">Karlén 2017</w:t>
+        </w:r>
+      </w:hyperlink>
+      <w:r>
+        <w:t xml:space="preserve">)</w:t>
+      </w:r>
+      <w:r>
+        <w:t xml:space="preserve">.</w:t>
+      </w:r>
+    </w:p>
+    <w:bookmarkEnd w:id="25"/>
+    <w:bookmarkStart w:id="26" w:name="criminology-and-armed-conflict"/>
+    <w:p>
+      <w:pPr>
+        <w:pStyle w:val="Heading2"/>
+      </w:pPr>
+      <w:r>
+        <w:t xml:space="preserve">Criminology and armed conflict</w:t>
+      </w:r>
+    </w:p>
+    <w:p>
+      <w:pPr>
+        <w:pStyle w:val="FirstParagraph"/>
+      </w:pPr>
+      <w:r>
+        <w:t xml:space="preserve">Despite its prevalence, war has received limited attention within the social sciences. States, through their</w:t>
+      </w:r>
+      <w:r>
+        <w:t xml:space="preserve"> </w:t>
+      </w:r>
+      <w:r>
+        <w:t xml:space="preserve">‘legitimate monopoly of violence’</w:t>
+      </w:r>
+      <w:r>
+        <w:t xml:space="preserve"> </w:t>
+      </w:r>
+      <w:r>
+        <w:t xml:space="preserve">(Weber 1919, cited in</w:t>
+      </w:r>
+      <w:r>
+        <w:t xml:space="preserve"> </w:t>
+      </w:r>
+      <w:hyperlink w:anchor="ref-McGarryRoss2019ICtb">
+        <w:r>
+          <w:rPr>
+            <w:rStyle w:val="Hyperlink"/>
+          </w:rPr>
+          <w:t xml:space="preserve">McGarry and Walklate 2019</w:t>
+        </w:r>
+      </w:hyperlink>
+      <w:r>
+        <w:t xml:space="preserve">)</w:t>
+      </w:r>
+      <w:r>
+        <w:t xml:space="preserve">, justify violence via bureaucratic rationality, framing war as a noble endeavour to solidify authority and autonomy</w:t>
+      </w:r>
+      <w:r>
+        <w:t xml:space="preserve"> </w:t>
+      </w:r>
+      <w:r>
+        <w:t xml:space="preserve">(Malešević 2010, cited in</w:t>
+      </w:r>
+      <w:r>
+        <w:t xml:space="preserve"> </w:t>
+      </w:r>
+      <w:hyperlink w:anchor="ref-WalklateSandra2019TwS">
+        <w:r>
+          <w:rPr>
+            <w:rStyle w:val="Hyperlink"/>
+          </w:rPr>
+          <w:t xml:space="preserve">Walklate and McGarry 2019</w:t>
+        </w:r>
+      </w:hyperlink>
+      <w:r>
+        <w:t xml:space="preserve">)</w:t>
+      </w:r>
+      <w:r>
+        <w:t xml:space="preserve">. Critical criminologists view war as a form of state crime legitimised by dominant powers who shape international norms to justify past and future conflicts</w:t>
+      </w:r>
+      <w:r>
+        <w:t xml:space="preserve"> </w:t>
+      </w:r>
+      <w:r>
+        <w:t xml:space="preserve">(</w:t>
+      </w:r>
+      <w:hyperlink w:anchor="ref-KramerRonaldC.2005WAAS">
+        <w:r>
+          <w:rPr>
+            <w:rStyle w:val="Hyperlink"/>
+          </w:rPr>
+          <w:t xml:space="preserve">Kramer and Michalowski 2005</w:t>
+        </w:r>
+      </w:hyperlink>
+      <w:r>
+        <w:t xml:space="preserve">)</w:t>
+      </w:r>
+      <w:r>
+        <w:t xml:space="preserve">. Wartime atrocities are reframed as patriotic acts, aligning with state narratives through techniques of neutralisation</w:t>
+      </w:r>
+      <w:r>
+        <w:t xml:space="preserve"> </w:t>
+      </w:r>
+      <w:r>
+        <w:t xml:space="preserve">(</w:t>
+      </w:r>
+      <w:hyperlink w:anchor="ref-SykesGreshamM.1957ToNA">
+        <w:r>
+          <w:rPr>
+            <w:rStyle w:val="Hyperlink"/>
+          </w:rPr>
+          <w:t xml:space="preserve">Sykes and Matza 1957</w:t>
+        </w:r>
+      </w:hyperlink>
+      <w:r>
+        <w:t xml:space="preserve">;</w:t>
+      </w:r>
+      <w:r>
+        <w:t xml:space="preserve"> </w:t>
+      </w:r>
+      <w:hyperlink w:anchor="ref-RuggieroVincenzo2005CWCa">
+        <w:r>
+          <w:rPr>
+            <w:rStyle w:val="Hyperlink"/>
+          </w:rPr>
+          <w:t xml:space="preserve">Ruggiero 2005</w:t>
+        </w:r>
+      </w:hyperlink>
+      <w:r>
+        <w:t xml:space="preserve">)</w:t>
+      </w:r>
+      <w:r>
+        <w:t xml:space="preserve">. The global capitalist system further blurs lines between legitimate but harmful actions, exacerbating violence</w:t>
+      </w:r>
+      <w:r>
+        <w:t xml:space="preserve"> </w:t>
+      </w:r>
+      <w:r>
+        <w:t xml:space="preserve">(</w:t>
+      </w:r>
+      <w:hyperlink w:anchor="ref-RuggieroVincenzo2005CWCa">
+        <w:r>
+          <w:rPr>
+            <w:rStyle w:val="Hyperlink"/>
+          </w:rPr>
+          <w:t xml:space="preserve">Ruggiero 2005</w:t>
+        </w:r>
+      </w:hyperlink>
+      <w:r>
+        <w:t xml:space="preserve">,</w:t>
+      </w:r>
+      <w:r>
+        <w:t xml:space="preserve"> </w:t>
+      </w:r>
+      <w:hyperlink w:anchor="ref-RuggieroVincenzo2023Caw">
+        <w:r>
+          <w:rPr>
+            <w:rStyle w:val="Hyperlink"/>
+          </w:rPr>
+          <w:t xml:space="preserve">2023</w:t>
+        </w:r>
+      </w:hyperlink>
+      <w:r>
+        <w:t xml:space="preserve">;</w:t>
+      </w:r>
+      <w:r>
+        <w:t xml:space="preserve"> </w:t>
+      </w:r>
+      <w:hyperlink w:anchor="ref-KleinJoshR2011Tacc">
+        <w:r>
+          <w:rPr>
+            <w:rStyle w:val="Hyperlink"/>
+          </w:rPr>
+          <w:t xml:space="preserve">Klein 2011</w:t>
+        </w:r>
+      </w:hyperlink>
+      <w:r>
+        <w:t xml:space="preserve">)</w:t>
+      </w:r>
+      <w:r>
+        <w:t xml:space="preserve">. Criminologists, long defining crime not only over illegality but over harm</w:t>
+      </w:r>
+      <w:r>
+        <w:t xml:space="preserve"> </w:t>
+      </w:r>
+      <w:r>
+        <w:t xml:space="preserve">(</w:t>
+      </w:r>
+      <w:hyperlink w:anchor="ref-hillyardandtombs2007">
+        <w:r>
+          <w:rPr>
+            <w:rStyle w:val="Hyperlink"/>
+          </w:rPr>
+          <w:t xml:space="preserve">Hillyard and Tombs 2007</w:t>
+        </w:r>
+      </w:hyperlink>
+      <w:r>
+        <w:t xml:space="preserve">)</w:t>
+      </w:r>
+      <w:r>
+        <w:t xml:space="preserve">, have a unique opportunity to address the multifaceted impacts of armed conflict and advocate for systemic reforms</w:t>
+      </w:r>
+      <w:r>
+        <w:t xml:space="preserve"> </w:t>
+      </w:r>
+      <w:r>
+        <w:t xml:space="preserve">(</w:t>
+      </w:r>
+      <w:hyperlink w:anchor="ref-RuggieroVincenzo2005CWCa">
+        <w:r>
+          <w:rPr>
+            <w:rStyle w:val="Hyperlink"/>
+          </w:rPr>
+          <w:t xml:space="preserve">Ruggiero 2005</w:t>
+        </w:r>
+      </w:hyperlink>
+      <w:r>
+        <w:t xml:space="preserve">; Jamieson 1998, cited in</w:t>
+      </w:r>
+      <w:r>
+        <w:t xml:space="preserve"> </w:t>
+      </w:r>
+      <w:hyperlink w:anchor="ref-McGarryRoss2016IToW">
+        <w:r>
+          <w:rPr>
+            <w:rStyle w:val="Hyperlink"/>
+          </w:rPr>
+          <w:t xml:space="preserve">McGarry et al. 2016</w:t>
+        </w:r>
+      </w:hyperlink>
+      <w:r>
+        <w:t xml:space="preserve">)</w:t>
+      </w:r>
+      <w:r>
+        <w:t xml:space="preserve">.</w:t>
+      </w:r>
+    </w:p>
+    <w:p>
+      <w:pPr>
+        <w:pStyle w:val="BodyText"/>
+      </w:pPr>
+      <w:r>
+        <w:t xml:space="preserve">External support is central to these concerns. If states make calculated decisions to sustain armed conflicts through military assistance, they may bear responsibility for the violence and crimes that unfold—raising critical questions about complicity and liability for war crimes. To examine the dynamics of external support and the strategies underlying external intervention, this study draws on Collins’s</w:t>
+      </w:r>
+      <w:r>
+        <w:t xml:space="preserve"> </w:t>
+      </w:r>
+      <w:r>
+        <w:t xml:space="preserve">(</w:t>
+      </w:r>
+      <w:hyperlink w:anchor="ref-collins2008">
+        <w:r>
+          <w:rPr>
+            <w:rStyle w:val="Hyperlink"/>
+          </w:rPr>
+          <w:t xml:space="preserve">2008</w:t>
+        </w:r>
+      </w:hyperlink>
+      <w:r>
+        <w:t xml:space="preserve">)</w:t>
+      </w:r>
+      <w:r>
+        <w:t xml:space="preserve"> </w:t>
+      </w:r>
+      <w:r>
+        <w:t xml:space="preserve">distinction between</w:t>
+      </w:r>
+      <w:r>
+        <w:t xml:space="preserve"> </w:t>
+      </w:r>
+      <w:r>
+        <w:t xml:space="preserve">‘hot’</w:t>
+      </w:r>
+      <w:r>
+        <w:t xml:space="preserve"> </w:t>
+      </w:r>
+      <w:r>
+        <w:t xml:space="preserve">and</w:t>
+      </w:r>
+      <w:r>
+        <w:t xml:space="preserve"> </w:t>
+      </w:r>
+      <w:r>
+        <w:t xml:space="preserve">‘cold’</w:t>
+      </w:r>
+      <w:r>
+        <w:t xml:space="preserve"> </w:t>
+      </w:r>
+      <w:r>
+        <w:t xml:space="preserve">violence. Criminological studies on mass violence have distinguished between</w:t>
+      </w:r>
+      <w:r>
+        <w:t xml:space="preserve"> </w:t>
+      </w:r>
+      <w:r>
+        <w:t xml:space="preserve">‘hot’</w:t>
+      </w:r>
+      <w:r>
+        <w:t xml:space="preserve"> </w:t>
+      </w:r>
+      <w:r>
+        <w:t xml:space="preserve">and</w:t>
+      </w:r>
+      <w:r>
+        <w:t xml:space="preserve"> </w:t>
+      </w:r>
+      <w:r>
+        <w:t xml:space="preserve">‘cold’</w:t>
+      </w:r>
+      <w:r>
+        <w:t xml:space="preserve"> </w:t>
+      </w:r>
+      <w:r>
+        <w:t xml:space="preserve">acts</w:t>
+      </w:r>
+      <w:r>
+        <w:t xml:space="preserve"> </w:t>
+      </w:r>
+      <w:r>
+        <w:t xml:space="preserve">(</w:t>
+      </w:r>
+      <w:hyperlink w:anchor="ref-alma992976076122201631">
+        <w:r>
+          <w:rPr>
+            <w:rStyle w:val="Hyperlink"/>
+          </w:rPr>
+          <w:t xml:space="preserve">Rafter 2016</w:t>
+        </w:r>
+      </w:hyperlink>
+      <w:r>
+        <w:t xml:space="preserve">)</w:t>
+      </w:r>
+      <w:r>
+        <w:t xml:space="preserve">, reflecting their underlying emotional dynamics. At the core of</w:t>
+      </w:r>
+      <w:r>
+        <w:t xml:space="preserve"> </w:t>
+      </w:r>
+      <w:r>
+        <w:t xml:space="preserve">‘hot’</w:t>
+      </w:r>
+      <w:r>
+        <w:t xml:space="preserve"> </w:t>
+      </w:r>
+      <w:r>
+        <w:t xml:space="preserve">mass violence is the notion of</w:t>
+      </w:r>
+      <w:r>
+        <w:t xml:space="preserve"> </w:t>
+      </w:r>
+      <w:r>
+        <w:t xml:space="preserve">‘forward panic’</w:t>
+      </w:r>
+      <w:r>
+        <w:t xml:space="preserve">—a form of violence that emerges when prolonged fear and tension build up, then suddenly discharge in a wave of uncontrolled aggression. This pattern is marked by emotional entrainment: participants get caught in a rhythm of escalating violence that feels unstoppable in the moment</w:t>
+      </w:r>
+      <w:r>
+        <w:t xml:space="preserve"> </w:t>
+      </w:r>
+      <w:r>
+        <w:t xml:space="preserve">(</w:t>
+      </w:r>
+      <w:hyperlink w:anchor="ref-collins2008">
+        <w:r>
+          <w:rPr>
+            <w:rStyle w:val="Hyperlink"/>
+          </w:rPr>
+          <w:t xml:space="preserve">Collins 2008</w:t>
+        </w:r>
+      </w:hyperlink>
+      <w:r>
+        <w:t xml:space="preserve">)</w:t>
+      </w:r>
+      <w:r>
+        <w:t xml:space="preserve">. In contrast,</w:t>
+      </w:r>
+      <w:r>
+        <w:t xml:space="preserve"> </w:t>
+      </w:r>
+      <w:r>
+        <w:t xml:space="preserve">‘cold’</w:t>
+      </w:r>
+      <w:r>
+        <w:t xml:space="preserve"> </w:t>
+      </w:r>
+      <w:r>
+        <w:t xml:space="preserve">violence is premeditated, detached, and bureaucratised. It reflects deliberate planning and instrumental logic, often implemented through structures of command or strategy. While it lacks the overt emotional frenzy of forward panics, it is no less violent—merely more strategic, procedural, and distanced from immediate confrontation. These categories are not mutually exclusive: conflicts may shift between</w:t>
+      </w:r>
+      <w:r>
+        <w:t xml:space="preserve"> </w:t>
+      </w:r>
+      <w:r>
+        <w:t xml:space="preserve">‘hot’</w:t>
+      </w:r>
+      <w:r>
+        <w:t xml:space="preserve"> </w:t>
+      </w:r>
+      <w:r>
+        <w:t xml:space="preserve">and</w:t>
+      </w:r>
+      <w:r>
+        <w:t xml:space="preserve"> </w:t>
+      </w:r>
+      <w:r>
+        <w:t xml:space="preserve">‘cold’</w:t>
+      </w:r>
+      <w:r>
+        <w:t xml:space="preserve"> </w:t>
+      </w:r>
+      <w:r>
+        <w:t xml:space="preserve">phases or contain elements of both. Importantly, Collins’s</w:t>
+      </w:r>
+      <w:r>
+        <w:t xml:space="preserve"> </w:t>
+      </w:r>
+      <w:r>
+        <w:t xml:space="preserve">(</w:t>
+      </w:r>
+      <w:hyperlink w:anchor="ref-collins2008">
+        <w:r>
+          <w:rPr>
+            <w:rStyle w:val="Hyperlink"/>
+          </w:rPr>
+          <w:t xml:space="preserve">2008</w:t>
+        </w:r>
+      </w:hyperlink>
+      <w:r>
+        <w:t xml:space="preserve">)</w:t>
+      </w:r>
+      <w:r>
+        <w:t xml:space="preserve"> </w:t>
+      </w:r>
+      <w:r>
+        <w:t xml:space="preserve">theory treats emotional dynamics not as irrational noise but as socially organised processes with identifiable triggers and consequences. Applying this lens to the provision of external support, this study hypothesises that external supporters—distant from the emotional immediacy of the battlefield—act more in line with</w:t>
+      </w:r>
+      <w:r>
+        <w:t xml:space="preserve"> </w:t>
+      </w:r>
+      <w:r>
+        <w:t xml:space="preserve">‘cold’</w:t>
+      </w:r>
+      <w:r>
+        <w:t xml:space="preserve"> </w:t>
+      </w:r>
+      <w:r>
+        <w:t xml:space="preserve">violence logics. Support decisions are hypothesised to reflect calculated responses to conflict characteristics such as intensity, duration, type, or geopolitical timing (e.g., post-9/11). By testing whether certain conflict characteristics are correlated with the overall provision and type of external support, the study examines whether external support is best understood as a strategic, interest-driven act rather than an emotionally reactive one.</w:t>
+      </w:r>
+    </w:p>
+    <w:bookmarkEnd w:id="26"/>
+    <w:bookmarkStart w:id="31" w:name="Xbaba6e40a87fb598f695949a6461b81690df993"/>
+    <w:p>
+      <w:pPr>
+        <w:pStyle w:val="Heading2"/>
+      </w:pPr>
+      <w:r>
+        <w:t xml:space="preserve">Determinants and dynamics of external support</w:t>
+      </w:r>
+    </w:p>
+    <w:p>
+      <w:pPr>
+        <w:pStyle w:val="FirstParagraph"/>
+      </w:pPr>
+      <w:r>
+        <w:t xml:space="preserve">Despite only a slight rise in total conflicts over recent decades, the number of actors providing external support has grown</w:t>
+      </w:r>
+      <w:r>
+        <w:t xml:space="preserve"> </w:t>
+      </w:r>
+      <w:r>
+        <w:t xml:space="preserve">(</w:t>
+      </w:r>
+      <w:hyperlink w:anchor="ref-MeierVanessa2023Esia">
+        <w:r>
+          <w:rPr>
+            <w:rStyle w:val="Hyperlink"/>
+          </w:rPr>
+          <w:t xml:space="preserve">Meier et al. 2023</w:t>
+        </w:r>
+      </w:hyperlink>
+      <w:r>
+        <w:t xml:space="preserve">)</w:t>
+      </w:r>
+      <w:r>
+        <w:t xml:space="preserve">. While troop support has declined, the total number of external interventions continues to grow, reflecting persistent interest in shaping conflict trajectories through both direct and indirect means</w:t>
+      </w:r>
+      <w:r>
+        <w:t xml:space="preserve"> </w:t>
+      </w:r>
+      <w:r>
+        <w:t xml:space="preserve">(</w:t>
+      </w:r>
+      <w:hyperlink w:anchor="ref-ChangYang-Ming2022Atoc">
+        <w:r>
+          <w:rPr>
+            <w:rStyle w:val="Hyperlink"/>
+          </w:rPr>
+          <w:t xml:space="preserve">Chang and Sellak 2022</w:t>
+        </w:r>
+      </w:hyperlink>
+      <w:r>
+        <w:t xml:space="preserve">;</w:t>
+      </w:r>
+      <w:r>
+        <w:t xml:space="preserve"> </w:t>
+      </w:r>
+      <w:hyperlink w:anchor="ref-DaviesShawn2024Ov1a">
+        <w:r>
+          <w:rPr>
+            <w:rStyle w:val="Hyperlink"/>
+          </w:rPr>
+          <w:t xml:space="preserve">Davies et al. 2024</w:t>
+        </w:r>
+      </w:hyperlink>
+      <w:r>
+        <w:t xml:space="preserve">)</w:t>
+      </w:r>
+      <w:r>
+        <w:t xml:space="preserve">. By 2017, 77% of active conflict-dyads featured state support for governments alone, driven in part by the post-9/11 counter-terrorism focus, which stigmatised support for non-state actors</w:t>
+      </w:r>
+      <w:r>
+        <w:t xml:space="preserve"> </w:t>
+      </w:r>
+      <w:r>
+        <w:t xml:space="preserve">(</w:t>
+      </w:r>
+      <w:hyperlink w:anchor="ref-MeierVanessa2023Esia">
+        <w:r>
+          <w:rPr>
+            <w:rStyle w:val="Hyperlink"/>
+          </w:rPr>
+          <w:t xml:space="preserve">Meier et al. 2023</w:t>
+        </w:r>
+      </w:hyperlink>
+      <w:r>
+        <w:t xml:space="preserve">)</w:t>
+      </w:r>
+      <w:r>
+        <w:t xml:space="preserve">. Multilateral counter-extremism efforts, often led by UN Security Council members, have reinforced this trend</w:t>
+      </w:r>
+      <w:r>
+        <w:t xml:space="preserve"> </w:t>
+      </w:r>
+      <w:r>
+        <w:t xml:space="preserve">(</w:t>
+      </w:r>
+      <w:hyperlink w:anchor="ref-MeierVanessa2023Esia">
+        <w:r>
+          <w:rPr>
+            <w:rStyle w:val="Hyperlink"/>
+          </w:rPr>
+          <w:t xml:space="preserve">Meier et al. 2023</w:t>
+        </w:r>
+      </w:hyperlink>
+      <w:r>
+        <w:t xml:space="preserve">)</w:t>
+      </w:r>
+      <w:r>
+        <w:t xml:space="preserve">. Overall, external actors play pivotal roles by shaping conflict processes through diverse forms of assistance, such as military training and direct intervention</w:t>
+      </w:r>
+      <w:r>
+        <w:t xml:space="preserve"> </w:t>
+      </w:r>
+      <w:r>
+        <w:t xml:space="preserve">(</w:t>
+      </w:r>
+      <w:hyperlink w:anchor="ref-GleditschKristianSkrede2007TDoC">
+        <w:r>
+          <w:rPr>
+            <w:rStyle w:val="Hyperlink"/>
+          </w:rPr>
+          <w:t xml:space="preserve">Gleditsch 2007</w:t>
+        </w:r>
+      </w:hyperlink>
+      <w:r>
+        <w:t xml:space="preserve">;</w:t>
+      </w:r>
+      <w:r>
+        <w:t xml:space="preserve"> </w:t>
+      </w:r>
+      <w:hyperlink w:anchor="ref-SalehyanIdean2010TDoW">
+        <w:r>
+          <w:rPr>
+            <w:rStyle w:val="Hyperlink"/>
+          </w:rPr>
+          <w:t xml:space="preserve">Salehyan 2010</w:t>
+        </w:r>
+      </w:hyperlink>
+      <w:r>
+        <w:t xml:space="preserve">;</w:t>
+      </w:r>
+      <w:r>
+        <w:t xml:space="preserve"> </w:t>
+      </w:r>
+      <w:hyperlink w:anchor="ref-645083f0-2904-37de-bfb3-649fda2cd398">
+        <w:r>
+          <w:rPr>
+            <w:rStyle w:val="Hyperlink"/>
+          </w:rPr>
+          <w:t xml:space="preserve">Toukan 2019</w:t>
+        </w:r>
+      </w:hyperlink>
+      <w:r>
+        <w:t xml:space="preserve">)</w:t>
+      </w:r>
+      <w:r>
+        <w:t xml:space="preserve">.</w:t>
+      </w:r>
+    </w:p>
+    <w:p>
+      <w:pPr>
+        <w:pStyle w:val="BodyText"/>
+      </w:pPr>
+      <w:r>
+        <w:t xml:space="preserve">The type and target of external support often align with intervening parties’ strategic interests. While training and expertise remain the most frequent forms of support, material aid dominates assistance to rebel groups</w:t>
+      </w:r>
+      <w:r>
+        <w:t xml:space="preserve"> </w:t>
+      </w:r>
+      <w:r>
+        <w:t xml:space="preserve">(</w:t>
+      </w:r>
+      <w:hyperlink w:anchor="ref-BerlinMark2023GamH">
+        <w:r>
+          <w:rPr>
+            <w:rStyle w:val="Hyperlink"/>
+          </w:rPr>
+          <w:t xml:space="preserve">Berlin and Malone 2023</w:t>
+        </w:r>
+      </w:hyperlink>
+      <w:r>
+        <w:t xml:space="preserve">;</w:t>
+      </w:r>
+      <w:r>
+        <w:t xml:space="preserve"> </w:t>
+      </w:r>
+      <w:hyperlink w:anchor="ref-MeierVanessa2023Esia">
+        <w:r>
+          <w:rPr>
+            <w:rStyle w:val="Hyperlink"/>
+          </w:rPr>
+          <w:t xml:space="preserve">Meier et al. 2023</w:t>
+        </w:r>
+      </w:hyperlink>
+      <w:r>
+        <w:t xml:space="preserve">)</w:t>
+      </w:r>
+      <w:r>
+        <w:t xml:space="preserve">, suggesting that the type of support provided differs based on the recipients. Support dynamics further vary by conflict intensity, geographic proximity, and the relative strength of involved parties</w:t>
+      </w:r>
+      <w:r>
+        <w:t xml:space="preserve"> </w:t>
+      </w:r>
+      <w:r>
+        <w:t xml:space="preserve">(</w:t>
+      </w:r>
       <w:hyperlink w:anchor="ref-SalehyanIdean2011EESf">
         <w:r>
           <w:rPr>
@@ -871,6 +1597,20 @@
       <w:r>
         <w:t xml:space="preserve"> </w:t>
       </w:r>
+      <w:hyperlink w:anchor="ref-GoldmanOgenS.2016Dftr">
+        <w:r>
+          <w:rPr>
+            <w:rStyle w:val="Hyperlink"/>
+          </w:rPr>
+          <w:t xml:space="preserve">Goldman and Abulof 2016</w:t>
+        </w:r>
+      </w:hyperlink>
+      <w:r>
+        <w:t xml:space="preserve">;</w:t>
+      </w:r>
+      <w:r>
+        <w:t xml:space="preserve"> </w:t>
+      </w:r>
       <w:hyperlink w:anchor="ref-OlsonLounsberyMarie2016FMIP">
         <w:r>
           <w:rPr>
@@ -885,19 +1625,19 @@
       <w:r>
         <w:t xml:space="preserve"> </w:t>
       </w:r>
-      <w:hyperlink w:anchor="ref-PetrovaMarinaG.2019WMIW">
-        <w:r>
-          <w:rPr>
-            <w:rStyle w:val="Hyperlink"/>
-          </w:rPr>
-          <w:t xml:space="preserve">Petrova 2019</w:t>
+      <w:hyperlink w:anchor="ref-MeulewaeterChloé2021Meat">
+        <w:r>
+          <w:rPr>
+            <w:rStyle w:val="Hyperlink"/>
+          </w:rPr>
+          <w:t xml:space="preserve">Meulewaeter 2021</w:t>
         </w:r>
       </w:hyperlink>
       <w:r>
         <w:t xml:space="preserve">)</w:t>
       </w:r>
       <w:r>
-        <w:t xml:space="preserve">. Although external support can improve the odds of military victory</w:t>
+        <w:t xml:space="preserve">. The Cold War intensified conflicts through superpower support, but its end shifted patterns, reducing insurgencies and prolongation, while rebel groups lost aid, leading many conflicts to peter out or end in settlements</w:t>
       </w:r>
       <w:r>
         <w:t xml:space="preserve"> </w:t>
@@ -905,19 +1645,41 @@
       <w:r>
         <w:t xml:space="preserve">(</w:t>
       </w:r>
-      <w:hyperlink w:anchor="ref-Balch-LindsayDylan2008TIat">
-        <w:r>
-          <w:rPr>
-            <w:rStyle w:val="Hyperlink"/>
-          </w:rPr>
-          <w:t xml:space="preserve">Balch-Lindsay et al. 2008</w:t>
+      <w:hyperlink w:anchor="ref-TestermanMatthew2015RtCE">
+        <w:r>
+          <w:rPr>
+            <w:rStyle w:val="Hyperlink"/>
+          </w:rPr>
+          <w:t xml:space="preserve">Testerman 2015</w:t>
+        </w:r>
+      </w:hyperlink>
+      <w:r>
+        <w:t xml:space="preserve">;</w:t>
+      </w:r>
+      <w:r>
+        <w:t xml:space="preserve"> </w:t>
+      </w:r>
+      <w:hyperlink w:anchor="ref-RobertsJordan2019TaRR">
+        <w:r>
+          <w:rPr>
+            <w:rStyle w:val="Hyperlink"/>
+          </w:rPr>
+          <w:t xml:space="preserve">Roberts 2019</w:t>
         </w:r>
       </w:hyperlink>
       <w:r>
         <w:t xml:space="preserve">)</w:t>
       </w:r>
       <w:r>
-        <w:t xml:space="preserve">, it often exacerbates humanitarian crises, with rebels exploiting moral hazards to attract further intervention</w:t>
+        <w:t xml:space="preserve">.</w:t>
+      </w:r>
+    </w:p>
+    <w:p>
+      <w:pPr>
+        <w:pStyle w:val="BodyText"/>
+      </w:pPr>
+      <w:r>
+        <w:t xml:space="preserve">Previous research shows that external supporters engage in civil conflicts for diverse and strategic reasons, including geopolitical, economic, and ideological motives, as well as specific foreign policy objectives</w:t>
       </w:r>
       <w:r>
         <w:t xml:space="preserve"> </w:t>
@@ -925,12 +1687,12 @@
       <w:r>
         <w:t xml:space="preserve">(</w:t>
       </w:r>
-      <w:hyperlink w:anchor="ref-RauchhausRobertW.2009PPiH">
-        <w:r>
-          <w:rPr>
-            <w:rStyle w:val="Hyperlink"/>
-          </w:rPr>
-          <w:t xml:space="preserve">Rauchhaus 2009</w:t>
+      <w:hyperlink w:anchor="ref-FindleyMichaelG.2006RTIi">
+        <w:r>
+          <w:rPr>
+            <w:rStyle w:val="Hyperlink"/>
+          </w:rPr>
+          <w:t xml:space="preserve">Findley and Teo 2006</w:t>
         </w:r>
       </w:hyperlink>
       <w:r>
@@ -939,6 +1701,547 @@
       <w:r>
         <w:t xml:space="preserve"> </w:t>
       </w:r>
+      <w:hyperlink w:anchor="ref-MeierVanessa2023Esia">
+        <w:r>
+          <w:rPr>
+            <w:rStyle w:val="Hyperlink"/>
+          </w:rPr>
+          <w:t xml:space="preserve">Meier et al. 2023</w:t>
+        </w:r>
+      </w:hyperlink>
+      <w:r>
+        <w:t xml:space="preserve">)</w:t>
+      </w:r>
+      <w:r>
+        <w:t xml:space="preserve">. Economic interests often drive involvement, with external powers seeking to protect trade benefits or access resources by backing domestic victors</w:t>
+      </w:r>
+      <w:r>
+        <w:t xml:space="preserve"> </w:t>
+      </w:r>
+      <w:r>
+        <w:t xml:space="preserve">(</w:t>
+      </w:r>
+      <w:hyperlink w:anchor="ref-ReganPatrickM.1998CtIO">
+        <w:r>
+          <w:rPr>
+            <w:rStyle w:val="Hyperlink"/>
+          </w:rPr>
+          <w:t xml:space="preserve">Regan 1998</w:t>
+        </w:r>
+      </w:hyperlink>
+      <w:r>
+        <w:t xml:space="preserve">;</w:t>
+      </w:r>
+      <w:r>
+        <w:t xml:space="preserve"> </w:t>
+      </w:r>
+      <w:hyperlink w:anchor="ref-KathmanJacobD.2011CWDa">
+        <w:r>
+          <w:rPr>
+            <w:rStyle w:val="Hyperlink"/>
+          </w:rPr>
+          <w:t xml:space="preserve">Kathman 2011</w:t>
+        </w:r>
+      </w:hyperlink>
+      <w:r>
+        <w:t xml:space="preserve">)</w:t>
+      </w:r>
+      <w:r>
+        <w:t xml:space="preserve">. In some instances, involvement appears benevolent, such as facilitating peace talks</w:t>
+      </w:r>
+      <w:r>
+        <w:t xml:space="preserve"> </w:t>
+      </w:r>
+      <w:r>
+        <w:t xml:space="preserve">(</w:t>
+      </w:r>
+      <w:hyperlink w:anchor="ref-BhattaraiPrakash2016Tcic">
+        <w:r>
+          <w:rPr>
+            <w:rStyle w:val="Hyperlink"/>
+          </w:rPr>
+          <w:t xml:space="preserve">Bhattarai 2016</w:t>
+        </w:r>
+      </w:hyperlink>
+      <w:r>
+        <w:t xml:space="preserve">)</w:t>
+      </w:r>
+      <w:r>
+        <w:t xml:space="preserve">. However, third-party intervention is rarely altruistic; states often aim to weaken adversaries, prevent conflict spillover, or maintain influence in post-colonial regions</w:t>
+      </w:r>
+      <w:r>
+        <w:t xml:space="preserve"> </w:t>
+      </w:r>
+      <w:r>
+        <w:t xml:space="preserve">(</w:t>
+      </w:r>
+      <w:hyperlink w:anchor="ref-GregoryShaun2000TFMI">
+        <w:r>
+          <w:rPr>
+            <w:rStyle w:val="Hyperlink"/>
+          </w:rPr>
+          <w:t xml:space="preserve">Gregory 2000</w:t>
+        </w:r>
+      </w:hyperlink>
+      <w:r>
+        <w:t xml:space="preserve">;</w:t>
+      </w:r>
+      <w:r>
+        <w:t xml:space="preserve"> </w:t>
+      </w:r>
+      <w:hyperlink w:anchor="ref-CunninghamDavidE.2010BrHe">
+        <w:r>
+          <w:rPr>
+            <w:rStyle w:val="Hyperlink"/>
+          </w:rPr>
+          <w:t xml:space="preserve">Cunningham 2010</w:t>
+        </w:r>
+      </w:hyperlink>
+      <w:r>
+        <w:t xml:space="preserve">)</w:t>
+      </w:r>
+      <w:r>
+        <w:t xml:space="preserve">. Strategically, sponsoring militant groups enables states to destabilise rivals or gain leverage without direct conflict. Delegating violence minimises costs while exploiting the instability inflicted on adversaries</w:t>
+      </w:r>
+      <w:r>
+        <w:t xml:space="preserve"> </w:t>
+      </w:r>
+      <w:r>
+        <w:t xml:space="preserve">(</w:t>
+      </w:r>
+      <w:hyperlink w:anchor="ref-SchultzKennethA.2010TEPi">
+        <w:r>
+          <w:rPr>
+            <w:rStyle w:val="Hyperlink"/>
+          </w:rPr>
+          <w:t xml:space="preserve">Schultz 2010</w:t>
+        </w:r>
+      </w:hyperlink>
+      <w:r>
+        <w:t xml:space="preserve">;</w:t>
+      </w:r>
+      <w:r>
+        <w:t xml:space="preserve"> </w:t>
+      </w:r>
+      <w:hyperlink w:anchor="ref-BapatNavinA.2012USSo">
+        <w:r>
+          <w:rPr>
+            <w:rStyle w:val="Hyperlink"/>
+          </w:rPr>
+          <w:t xml:space="preserve">Bapat 2012</w:t>
+        </w:r>
+      </w:hyperlink>
+      <w:r>
+        <w:t xml:space="preserve">)</w:t>
+      </w:r>
+      <w:r>
+        <w:t xml:space="preserve">. However, this approach carries risks, including retaliation, escalation, and the possibility that armed groups will pursue independent agendas</w:t>
+      </w:r>
+      <w:r>
+        <w:t xml:space="preserve"> </w:t>
+      </w:r>
+      <w:r>
+        <w:t xml:space="preserve">(</w:t>
+      </w:r>
+      <w:hyperlink w:anchor="ref-SchultzKennethA.2010TEPi">
+        <w:r>
+          <w:rPr>
+            <w:rStyle w:val="Hyperlink"/>
+          </w:rPr>
+          <w:t xml:space="preserve">Schultz 2010</w:t>
+        </w:r>
+      </w:hyperlink>
+      <w:r>
+        <w:t xml:space="preserve">;</w:t>
+      </w:r>
+      <w:r>
+        <w:t xml:space="preserve"> </w:t>
+      </w:r>
+      <w:hyperlink w:anchor="ref-MaozZeev2012RaSS">
+        <w:r>
+          <w:rPr>
+            <w:rStyle w:val="Hyperlink"/>
+          </w:rPr>
+          <w:t xml:space="preserve">Maoz and San-Akca 2012</w:t>
+        </w:r>
+      </w:hyperlink>
+      <w:r>
+        <w:t xml:space="preserve">)</w:t>
+      </w:r>
+      <w:r>
+        <w:t xml:space="preserve">. Shared ethnic or ideological ties between sponsors and armed groups signal shared goals and reduce the risk that resources will be misused</w:t>
+      </w:r>
+      <w:r>
+        <w:t xml:space="preserve"> </w:t>
+      </w:r>
+      <w:r>
+        <w:t xml:space="preserve">(</w:t>
+      </w:r>
+      <w:hyperlink w:anchor="ref-SalehyanIdean2010TDoW">
+        <w:r>
+          <w:rPr>
+            <w:rStyle w:val="Hyperlink"/>
+          </w:rPr>
+          <w:t xml:space="preserve">Salehyan 2010</w:t>
+        </w:r>
+      </w:hyperlink>
+      <w:r>
+        <w:t xml:space="preserve">;</w:t>
+      </w:r>
+      <w:r>
+        <w:t xml:space="preserve"> </w:t>
+      </w:r>
+      <w:hyperlink w:anchor="ref-BerlinMark2023GamH">
+        <w:r>
+          <w:rPr>
+            <w:rStyle w:val="Hyperlink"/>
+          </w:rPr>
+          <w:t xml:space="preserve">Berlin and Malone 2023</w:t>
+        </w:r>
+      </w:hyperlink>
+      <w:r>
+        <w:t xml:space="preserve">)</w:t>
+      </w:r>
+      <w:r>
+        <w:t xml:space="preserve">. They are therefore among the strongest predictors of external support</w:t>
+      </w:r>
+      <w:r>
+        <w:t xml:space="preserve"> </w:t>
+      </w:r>
+      <w:r>
+        <w:t xml:space="preserve">(</w:t>
+      </w:r>
+      <w:hyperlink w:anchor="ref-SalehyanIdean2011EESf">
+        <w:r>
+          <w:rPr>
+            <w:rStyle w:val="Hyperlink"/>
+          </w:rPr>
+          <w:t xml:space="preserve">Salehyan et al. 2011</w:t>
+        </w:r>
+      </w:hyperlink>
+      <w:r>
+        <w:t xml:space="preserve">;</w:t>
+      </w:r>
+      <w:r>
+        <w:t xml:space="preserve"> </w:t>
+      </w:r>
+      <w:hyperlink w:anchor="ref-SozerBrendan2016Dopr">
+        <w:r>
+          <w:rPr>
+            <w:rStyle w:val="Hyperlink"/>
+          </w:rPr>
+          <w:t xml:space="preserve">Sozer 2016</w:t>
+        </w:r>
+      </w:hyperlink>
+      <w:r>
+        <w:t xml:space="preserve">)</w:t>
+      </w:r>
+      <w:r>
+        <w:t xml:space="preserve">, as they further facilitate communication and enhance trust, improving cooperation</w:t>
+      </w:r>
+      <w:r>
+        <w:t xml:space="preserve"> </w:t>
+      </w:r>
+      <w:r>
+        <w:t xml:space="preserve">(</w:t>
+      </w:r>
+      <w:hyperlink w:anchor="ref-alma992983194640301631">
+        <w:r>
+          <w:rPr>
+            <w:rStyle w:val="Hyperlink"/>
+          </w:rPr>
+          <w:t xml:space="preserve">San-Akca 2016</w:t>
+        </w:r>
+      </w:hyperlink>
+      <w:r>
+        <w:t xml:space="preserve">;</w:t>
+      </w:r>
+      <w:r>
+        <w:t xml:space="preserve"> </w:t>
+      </w:r>
+      <w:hyperlink w:anchor="ref-BaconTricia2018ItEo">
+        <w:r>
+          <w:rPr>
+            <w:rStyle w:val="Hyperlink"/>
+          </w:rPr>
+          <w:t xml:space="preserve">Bacon 2018</w:t>
+        </w:r>
+      </w:hyperlink>
+      <w:r>
+        <w:t xml:space="preserve">)</w:t>
+      </w:r>
+      <w:r>
+        <w:t xml:space="preserve">. However, relying on such ties can oversimplify sponsorship decisions, especially in contexts with multiple potential recipients or competing priorities</w:t>
+      </w:r>
+      <w:r>
+        <w:t xml:space="preserve"> </w:t>
+      </w:r>
+      <w:r>
+        <w:t xml:space="preserve">(</w:t>
+      </w:r>
+      <w:hyperlink w:anchor="ref-BerlinMark2023GamH">
+        <w:r>
+          <w:rPr>
+            <w:rStyle w:val="Hyperlink"/>
+          </w:rPr>
+          <w:t xml:space="preserve">Berlin and Malone 2023</w:t>
+        </w:r>
+      </w:hyperlink>
+      <w:r>
+        <w:t xml:space="preserve">)</w:t>
+      </w:r>
+      <w:r>
+        <w:t xml:space="preserve">. Ultimately, prior research suggests that external support is a calculated foreign policy tool used to influence conflict outcomes while advancing sponsors’ strategic goals.</w:t>
+      </w:r>
+    </w:p>
+    <w:p>
+      <w:pPr>
+        <w:pStyle w:val="BodyText"/>
+      </w:pPr>
+      <w:r>
+        <w:t xml:space="preserve">Yet the literature on external support is hindered by several limitations. Much research focuses predominantly on support for non-state armed groups, particularly rebel organisations, sidelining other actors and minor armed engagements</w:t>
+      </w:r>
+      <w:r>
+        <w:t xml:space="preserve"> </w:t>
+      </w:r>
+      <w:r>
+        <w:t xml:space="preserve">(</w:t>
+      </w:r>
+      <w:hyperlink w:anchor="ref-WalterBarbaraF.2004DCBC">
+        <w:r>
+          <w:rPr>
+            <w:rStyle w:val="Hyperlink"/>
+          </w:rPr>
+          <w:t xml:space="preserve">Walter 2004</w:t>
+        </w:r>
+      </w:hyperlink>
+      <w:r>
+        <w:t xml:space="preserve">;</w:t>
+      </w:r>
+      <w:r>
+        <w:t xml:space="preserve"> </w:t>
+      </w:r>
+      <w:hyperlink w:anchor="ref-QuinnJ.Michael2007StPD">
+        <w:r>
+          <w:rPr>
+            <w:rStyle w:val="Hyperlink"/>
+          </w:rPr>
+          <w:t xml:space="preserve">Quinn et al. 2007</w:t>
+        </w:r>
+      </w:hyperlink>
+      <w:r>
+        <w:t xml:space="preserve">;</w:t>
+      </w:r>
+      <w:r>
+        <w:t xml:space="preserve"> </w:t>
+      </w:r>
+      <w:hyperlink w:anchor="ref-SalehyanIdean2011EESf">
+        <w:r>
+          <w:rPr>
+            <w:rStyle w:val="Hyperlink"/>
+          </w:rPr>
+          <w:t xml:space="preserve">Salehyan et al. 2011</w:t>
+        </w:r>
+      </w:hyperlink>
+      <w:r>
+        <w:t xml:space="preserve">)</w:t>
+      </w:r>
+      <w:r>
+        <w:t xml:space="preserve">. This focus introduces methodological challenges and selection bias, limiting generalisability to other armed organisations</w:t>
+      </w:r>
+      <w:r>
+        <w:t xml:space="preserve"> </w:t>
+      </w:r>
+      <w:r>
+        <w:t xml:space="preserve">(</w:t>
+      </w:r>
+      <w:hyperlink w:anchor="ref-AbrahmsMax2018ECAT">
+        <w:r>
+          <w:rPr>
+            <w:rStyle w:val="Hyperlink"/>
+          </w:rPr>
+          <w:t xml:space="preserve">Abrahms et al. 2018</w:t>
+        </w:r>
+      </w:hyperlink>
+      <w:r>
+        <w:t xml:space="preserve">;</w:t>
+      </w:r>
+      <w:r>
+        <w:t xml:space="preserve"> </w:t>
+      </w:r>
+      <w:hyperlink w:anchor="ref-PhillipsBrianJ.2019TGRa">
+        <w:r>
+          <w:rPr>
+            <w:rStyle w:val="Hyperlink"/>
+          </w:rPr>
+          <w:t xml:space="preserve">Phillips 2019</w:t>
+        </w:r>
+      </w:hyperlink>
+      <w:r>
+        <w:t xml:space="preserve">)</w:t>
+      </w:r>
+      <w:r>
+        <w:t xml:space="preserve"> </w:t>
+      </w:r>
+      <w:r>
+        <w:t xml:space="preserve">and obscuring patterns of external support across diverse settings. Furthermore, the multi-actor dimension of support is frequently overlooked, despite evidence that sponsors selectively support specific groups within fragmented conflicts</w:t>
+      </w:r>
+      <w:r>
+        <w:t xml:space="preserve"> </w:t>
+      </w:r>
+      <w:r>
+        <w:t xml:space="preserve">(</w:t>
+      </w:r>
+      <w:hyperlink w:anchor="ref-BerlinMark2023GamH">
+        <w:r>
+          <w:rPr>
+            <w:rStyle w:val="Hyperlink"/>
+          </w:rPr>
+          <w:t xml:space="preserve">Berlin and Malone 2023</w:t>
+        </w:r>
+      </w:hyperlink>
+      <w:r>
+        <w:t xml:space="preserve">)</w:t>
+      </w:r>
+      <w:r>
+        <w:t xml:space="preserve">. Studies often emphasise the initial decision to delegate support</w:t>
+      </w:r>
+      <w:r>
+        <w:t xml:space="preserve"> </w:t>
+      </w:r>
+      <w:r>
+        <w:t xml:space="preserve">(</w:t>
+      </w:r>
+      <w:hyperlink w:anchor="ref-SalehyanIdean2010TDoW">
+        <w:r>
+          <w:rPr>
+            <w:rStyle w:val="Hyperlink"/>
+          </w:rPr>
+          <w:t xml:space="preserve">Salehyan 2010</w:t>
+        </w:r>
+      </w:hyperlink>
+      <w:r>
+        <w:t xml:space="preserve">;</w:t>
+      </w:r>
+      <w:r>
+        <w:t xml:space="preserve"> </w:t>
+      </w:r>
+      <w:hyperlink w:anchor="ref-alma992983194640301631">
+        <w:r>
+          <w:rPr>
+            <w:rStyle w:val="Hyperlink"/>
+          </w:rPr>
+          <w:t xml:space="preserve">San-Akca 2016</w:t>
+        </w:r>
+      </w:hyperlink>
+      <w:r>
+        <w:t xml:space="preserve">)</w:t>
+      </w:r>
+      <w:r>
+        <w:t xml:space="preserve">, neglecting how support dynamics evolve throughout a conflict’s lifecycle and the strategic factors influencing its continuation or cessation</w:t>
+      </w:r>
+      <w:r>
+        <w:t xml:space="preserve"> </w:t>
+      </w:r>
+      <w:r>
+        <w:t xml:space="preserve">(</w:t>
+      </w:r>
+      <w:hyperlink w:anchor="ref-KarlénNiklas2019TotT">
+        <w:r>
+          <w:rPr>
+            <w:rStyle w:val="Hyperlink"/>
+          </w:rPr>
+          <w:t xml:space="preserve">Karlén 2019</w:t>
+        </w:r>
+      </w:hyperlink>
+      <w:r>
+        <w:t xml:space="preserve">;</w:t>
+      </w:r>
+      <w:r>
+        <w:t xml:space="preserve"> </w:t>
+      </w:r>
+      <w:hyperlink w:anchor="ref-TokdemirEfe2021RRat">
+        <w:r>
+          <w:rPr>
+            <w:rStyle w:val="Hyperlink"/>
+          </w:rPr>
+          <w:t xml:space="preserve">Tokdemir et al. 2021</w:t>
+        </w:r>
+      </w:hyperlink>
+      <w:r>
+        <w:t xml:space="preserve">)</w:t>
+      </w:r>
+      <w:r>
+        <w:t xml:space="preserve">. The content of interventions remains underexplored, despite its impact on conflict trajectories; differentiating between support types—military training, material aid, or safe havens—can highlight distinct effects on outcomes</w:t>
+      </w:r>
+      <w:r>
+        <w:t xml:space="preserve"> </w:t>
+      </w:r>
+      <w:r>
+        <w:t xml:space="preserve">(</w:t>
+      </w:r>
+      <w:hyperlink w:anchor="ref-RobertsJordan2019TaRR">
+        <w:r>
+          <w:rPr>
+            <w:rStyle w:val="Hyperlink"/>
+          </w:rPr>
+          <w:t xml:space="preserve">Roberts 2019</w:t>
+        </w:r>
+      </w:hyperlink>
+      <w:r>
+        <w:t xml:space="preserve">)</w:t>
+      </w:r>
+      <w:r>
+        <w:t xml:space="preserve">. Moreover, while previous studies have established correlations between conflict characteristics and external support</w:t>
+      </w:r>
+      <w:r>
+        <w:t xml:space="preserve"> </w:t>
+      </w:r>
+      <w:r>
+        <w:t xml:space="preserve">(</w:t>
+      </w:r>
+      <w:hyperlink w:anchor="ref-SalehyanIdean2011EESf">
+        <w:r>
+          <w:rPr>
+            <w:rStyle w:val="Hyperlink"/>
+          </w:rPr>
+          <w:t xml:space="preserve">Salehyan et al. 2011</w:t>
+        </w:r>
+      </w:hyperlink>
+      <w:r>
+        <w:t xml:space="preserve">;</w:t>
+      </w:r>
+      <w:r>
+        <w:t xml:space="preserve"> </w:t>
+      </w:r>
+      <w:hyperlink w:anchor="ref-TestermanMatthew2015RtCE">
+        <w:r>
+          <w:rPr>
+            <w:rStyle w:val="Hyperlink"/>
+          </w:rPr>
+          <w:t xml:space="preserve">Testerman 2015</w:t>
+        </w:r>
+      </w:hyperlink>
+      <w:r>
+        <w:t xml:space="preserve">;</w:t>
+      </w:r>
+      <w:r>
+        <w:t xml:space="preserve"> </w:t>
+      </w:r>
+      <w:hyperlink w:anchor="ref-OlsonLounsberyMarie2016FMIP">
+        <w:r>
+          <w:rPr>
+            <w:rStyle w:val="Hyperlink"/>
+          </w:rPr>
+          <w:t xml:space="preserve">Olson Lounsbery 2016</w:t>
+        </w:r>
+      </w:hyperlink>
+      <w:r>
+        <w:t xml:space="preserve">;</w:t>
+      </w:r>
+      <w:r>
+        <w:t xml:space="preserve"> </w:t>
+      </w:r>
       <w:hyperlink w:anchor="ref-KarlénNiklas2017Tlof">
         <w:r>
           <w:rPr>
@@ -948,1349 +2251,17 @@
         </w:r>
       </w:hyperlink>
       <w:r>
-        <w:t xml:space="preserve">)</w:t>
-      </w:r>
-      <w:r>
-        <w:t xml:space="preserve">.</w:t>
-      </w:r>
-    </w:p>
-    <w:bookmarkEnd w:id="24"/>
-    <w:bookmarkStart w:id="25" w:name="criminology-and-armed-conflict"/>
-    <w:p>
-      <w:pPr>
-        <w:pStyle w:val="Heading2"/>
-      </w:pPr>
-      <w:r>
-        <w:t xml:space="preserve">Criminology and armed conflict</w:t>
-      </w:r>
-    </w:p>
-    <w:p>
-      <w:pPr>
-        <w:pStyle w:val="FirstParagraph"/>
-      </w:pPr>
-      <w:r>
-        <w:t xml:space="preserve">Despite its prevalence, war has received limited attention within the social sciences. States, through their</w:t>
-      </w:r>
-      <w:r>
-        <w:t xml:space="preserve"> </w:t>
-      </w:r>
-      <w:r>
-        <w:t xml:space="preserve">‘legitimate monopoly of violence’</w:t>
-      </w:r>
-      <w:r>
-        <w:t xml:space="preserve"> </w:t>
-      </w:r>
-      <w:r>
-        <w:t xml:space="preserve">(Weber 1919, cited in</w:t>
-      </w:r>
-      <w:r>
-        <w:t xml:space="preserve"> </w:t>
-      </w:r>
-      <w:hyperlink w:anchor="ref-McGarryRoss2019ICtb">
-        <w:r>
-          <w:rPr>
-            <w:rStyle w:val="Hyperlink"/>
-          </w:rPr>
-          <w:t xml:space="preserve">McGarry and Walklate 2019</w:t>
-        </w:r>
-      </w:hyperlink>
-      <w:r>
-        <w:t xml:space="preserve">)</w:t>
-      </w:r>
-      <w:r>
-        <w:t xml:space="preserve">, justify violence via bureaucratic rationality, framing war as a noble endeavour to solidify authority and autonomy</w:t>
-      </w:r>
-      <w:r>
-        <w:t xml:space="preserve"> </w:t>
-      </w:r>
-      <w:r>
-        <w:t xml:space="preserve">(Malešević 2010, cited in</w:t>
-      </w:r>
-      <w:r>
-        <w:t xml:space="preserve"> </w:t>
-      </w:r>
-      <w:hyperlink w:anchor="ref-WalklateSandra2019TwS">
-        <w:r>
-          <w:rPr>
-            <w:rStyle w:val="Hyperlink"/>
-          </w:rPr>
-          <w:t xml:space="preserve">Walklate and McGarry 2019</w:t>
-        </w:r>
-      </w:hyperlink>
-      <w:r>
-        <w:t xml:space="preserve">)</w:t>
-      </w:r>
-      <w:r>
-        <w:t xml:space="preserve">. Critical criminologists view war as a form of state crime legitimised by dominant powers who shape international norms to justify past and future conflicts</w:t>
-      </w:r>
-      <w:r>
-        <w:t xml:space="preserve"> </w:t>
-      </w:r>
-      <w:r>
-        <w:t xml:space="preserve">(</w:t>
-      </w:r>
-      <w:hyperlink w:anchor="ref-KramerRonaldC.2005WAAS">
-        <w:r>
-          <w:rPr>
-            <w:rStyle w:val="Hyperlink"/>
-          </w:rPr>
-          <w:t xml:space="preserve">Kramer and Michalowski 2005</w:t>
-        </w:r>
-      </w:hyperlink>
-      <w:r>
-        <w:t xml:space="preserve">)</w:t>
-      </w:r>
-      <w:r>
-        <w:t xml:space="preserve">. Wartime atrocities are reframed as patriotic acts, aligning with state narratives through techniques of neutralisation</w:t>
-      </w:r>
-      <w:r>
-        <w:t xml:space="preserve"> </w:t>
-      </w:r>
-      <w:r>
-        <w:t xml:space="preserve">(</w:t>
-      </w:r>
-      <w:hyperlink w:anchor="ref-SykesGreshamM.1957ToNA">
-        <w:r>
-          <w:rPr>
-            <w:rStyle w:val="Hyperlink"/>
-          </w:rPr>
-          <w:t xml:space="preserve">Sykes and Matza 1957</w:t>
-        </w:r>
-      </w:hyperlink>
-      <w:r>
         <w:t xml:space="preserve">;</w:t>
       </w:r>
       <w:r>
         <w:t xml:space="preserve"> </w:t>
       </w:r>
-      <w:hyperlink w:anchor="ref-RuggieroVincenzo2005CWCa">
-        <w:r>
-          <w:rPr>
-            <w:rStyle w:val="Hyperlink"/>
-          </w:rPr>
-          <w:t xml:space="preserve">Ruggiero 2005</w:t>
-        </w:r>
-      </w:hyperlink>
-      <w:r>
-        <w:t xml:space="preserve">)</w:t>
-      </w:r>
-      <w:r>
-        <w:t xml:space="preserve">. The global capitalist system further blurs lines between legitimate but harmful actions, exacerbating violence</w:t>
-      </w:r>
-      <w:r>
-        <w:t xml:space="preserve"> </w:t>
-      </w:r>
-      <w:r>
-        <w:t xml:space="preserve">(</w:t>
-      </w:r>
-      <w:hyperlink w:anchor="ref-RuggieroVincenzo2005CWCa">
-        <w:r>
-          <w:rPr>
-            <w:rStyle w:val="Hyperlink"/>
-          </w:rPr>
-          <w:t xml:space="preserve">Ruggiero 2005</w:t>
-        </w:r>
-      </w:hyperlink>
-      <w:r>
-        <w:t xml:space="preserve">,</w:t>
-      </w:r>
-      <w:r>
-        <w:t xml:space="preserve"> </w:t>
-      </w:r>
-      <w:hyperlink w:anchor="ref-RuggieroVincenzo2023Caw">
-        <w:r>
-          <w:rPr>
-            <w:rStyle w:val="Hyperlink"/>
-          </w:rPr>
-          <w:t xml:space="preserve">2023</w:t>
-        </w:r>
-      </w:hyperlink>
-      <w:r>
-        <w:t xml:space="preserve">;</w:t>
-      </w:r>
-      <w:r>
-        <w:t xml:space="preserve"> </w:t>
-      </w:r>
-      <w:hyperlink w:anchor="ref-KleinJoshR2011Tacc">
-        <w:r>
-          <w:rPr>
-            <w:rStyle w:val="Hyperlink"/>
-          </w:rPr>
-          <w:t xml:space="preserve">Klein 2011</w:t>
-        </w:r>
-      </w:hyperlink>
-      <w:r>
-        <w:t xml:space="preserve">)</w:t>
-      </w:r>
-      <w:r>
-        <w:t xml:space="preserve">. Criminologists, long defining crime not only over illegality but over harm</w:t>
-      </w:r>
-      <w:r>
-        <w:t xml:space="preserve"> </w:t>
-      </w:r>
-      <w:r>
-        <w:t xml:space="preserve">(</w:t>
-      </w:r>
-      <w:hyperlink w:anchor="ref-hillyardandtombs2007">
-        <w:r>
-          <w:rPr>
-            <w:rStyle w:val="Hyperlink"/>
-          </w:rPr>
-          <w:t xml:space="preserve">Hillyard and Tombs 2007</w:t>
-        </w:r>
-      </w:hyperlink>
-      <w:r>
-        <w:t xml:space="preserve">)</w:t>
-      </w:r>
-      <w:r>
-        <w:t xml:space="preserve">, have a unique opportunity to address the multifaceted impacts of armed conflict and advocate for systemic reforms</w:t>
-      </w:r>
-      <w:r>
-        <w:t xml:space="preserve"> </w:t>
-      </w:r>
-      <w:r>
-        <w:t xml:space="preserve">(</w:t>
-      </w:r>
-      <w:hyperlink w:anchor="ref-RuggieroVincenzo2005CWCa">
-        <w:r>
-          <w:rPr>
-            <w:rStyle w:val="Hyperlink"/>
-          </w:rPr>
-          <w:t xml:space="preserve">Ruggiero 2005</w:t>
-        </w:r>
-      </w:hyperlink>
-      <w:r>
-        <w:t xml:space="preserve">; Jamieson 1998, cited in</w:t>
-      </w:r>
-      <w:r>
-        <w:t xml:space="preserve"> </w:t>
-      </w:r>
-      <w:hyperlink w:anchor="ref-McGarryRoss2016IToW">
-        <w:r>
-          <w:rPr>
-            <w:rStyle w:val="Hyperlink"/>
-          </w:rPr>
-          <w:t xml:space="preserve">McGarry et al. 2016</w:t>
-        </w:r>
-      </w:hyperlink>
-      <w:r>
-        <w:t xml:space="preserve">)</w:t>
-      </w:r>
-      <w:r>
-        <w:t xml:space="preserve">.</w:t>
-      </w:r>
-    </w:p>
-    <w:p>
-      <w:pPr>
-        <w:pStyle w:val="BodyText"/>
-      </w:pPr>
-      <w:r>
-        <w:t xml:space="preserve">External support is central to these concerns. If states make calculated decisions to sustain armed conflicts through military assistance, they may bear responsibility for the violence and crimes that unfold—raising critical questions about complicity and liability for war crimes. To examine the dynamics of external support and the strategies underlying external intervention, this study draws on Collins’s</w:t>
-      </w:r>
-      <w:r>
-        <w:t xml:space="preserve"> </w:t>
-      </w:r>
-      <w:r>
-        <w:t xml:space="preserve">(</w:t>
-      </w:r>
-      <w:hyperlink w:anchor="ref-collins2008">
-        <w:r>
-          <w:rPr>
-            <w:rStyle w:val="Hyperlink"/>
-          </w:rPr>
-          <w:t xml:space="preserve">2008</w:t>
-        </w:r>
-      </w:hyperlink>
-      <w:r>
-        <w:t xml:space="preserve">)</w:t>
-      </w:r>
-      <w:r>
-        <w:t xml:space="preserve"> </w:t>
-      </w:r>
-      <w:r>
-        <w:t xml:space="preserve">distinction between</w:t>
-      </w:r>
-      <w:r>
-        <w:t xml:space="preserve"> </w:t>
-      </w:r>
-      <w:r>
-        <w:t xml:space="preserve">‘hot’</w:t>
-      </w:r>
-      <w:r>
-        <w:t xml:space="preserve"> </w:t>
-      </w:r>
-      <w:r>
-        <w:t xml:space="preserve">and</w:t>
-      </w:r>
-      <w:r>
-        <w:t xml:space="preserve"> </w:t>
-      </w:r>
-      <w:r>
-        <w:t xml:space="preserve">‘cold’</w:t>
-      </w:r>
-      <w:r>
-        <w:t xml:space="preserve"> </w:t>
-      </w:r>
-      <w:r>
-        <w:t xml:space="preserve">violence. Criminological studies on mass violence have distinguished between</w:t>
-      </w:r>
-      <w:r>
-        <w:t xml:space="preserve"> </w:t>
-      </w:r>
-      <w:r>
-        <w:t xml:space="preserve">‘hot’</w:t>
-      </w:r>
-      <w:r>
-        <w:t xml:space="preserve"> </w:t>
-      </w:r>
-      <w:r>
-        <w:t xml:space="preserve">and</w:t>
-      </w:r>
-      <w:r>
-        <w:t xml:space="preserve"> </w:t>
-      </w:r>
-      <w:r>
-        <w:t xml:space="preserve">‘cold’</w:t>
-      </w:r>
-      <w:r>
-        <w:t xml:space="preserve"> </w:t>
-      </w:r>
-      <w:r>
-        <w:t xml:space="preserve">acts</w:t>
-      </w:r>
-      <w:r>
-        <w:t xml:space="preserve"> </w:t>
-      </w:r>
-      <w:r>
-        <w:t xml:space="preserve">(</w:t>
-      </w:r>
-      <w:hyperlink w:anchor="ref-alma992976076122201631">
-        <w:r>
-          <w:rPr>
-            <w:rStyle w:val="Hyperlink"/>
-          </w:rPr>
-          <w:t xml:space="preserve">Rafter 2016</w:t>
-        </w:r>
-      </w:hyperlink>
-      <w:r>
-        <w:t xml:space="preserve">)</w:t>
-      </w:r>
-      <w:r>
-        <w:t xml:space="preserve">, reflecting their underlying emotional dynamics. At the core of</w:t>
-      </w:r>
-      <w:r>
-        <w:t xml:space="preserve"> </w:t>
-      </w:r>
-      <w:r>
-        <w:t xml:space="preserve">‘hot’</w:t>
-      </w:r>
-      <w:r>
-        <w:t xml:space="preserve"> </w:t>
-      </w:r>
-      <w:r>
-        <w:t xml:space="preserve">mass violence is the notion of</w:t>
-      </w:r>
-      <w:r>
-        <w:t xml:space="preserve"> </w:t>
-      </w:r>
-      <w:r>
-        <w:t xml:space="preserve">‘forward panic’</w:t>
-      </w:r>
-      <w:r>
-        <w:t xml:space="preserve">—a form of violence that emerges when prolonged fear and tension build up, then suddenly discharge in a wave of uncontrolled aggression. This pattern is marked by emotional entrainment: participants get caught in a rhythm of escalating violence that feels unstoppable in the moment</w:t>
-      </w:r>
-      <w:r>
-        <w:t xml:space="preserve"> </w:t>
-      </w:r>
-      <w:r>
-        <w:t xml:space="preserve">(</w:t>
-      </w:r>
-      <w:hyperlink w:anchor="ref-collins2008">
-        <w:r>
-          <w:rPr>
-            <w:rStyle w:val="Hyperlink"/>
-          </w:rPr>
-          <w:t xml:space="preserve">Collins 2008</w:t>
-        </w:r>
-      </w:hyperlink>
-      <w:r>
-        <w:t xml:space="preserve">)</w:t>
-      </w:r>
-      <w:r>
-        <w:t xml:space="preserve">. In contrast,</w:t>
-      </w:r>
-      <w:r>
-        <w:t xml:space="preserve"> </w:t>
-      </w:r>
-      <w:r>
-        <w:t xml:space="preserve">‘cold’</w:t>
-      </w:r>
-      <w:r>
-        <w:t xml:space="preserve"> </w:t>
-      </w:r>
-      <w:r>
-        <w:t xml:space="preserve">violence is premeditated, detached, and bureaucratised. It reflects deliberate planning and instrumental logic, often implemented through structures of command or strategy. While it lacks the overt emotional frenzy of forward panics, it is no less violent—merely more strategic, procedural, and distanced from immediate confrontation. These categories are not mutually exclusive: conflicts may shift between</w:t>
-      </w:r>
-      <w:r>
-        <w:t xml:space="preserve"> </w:t>
-      </w:r>
-      <w:r>
-        <w:t xml:space="preserve">‘hot’</w:t>
-      </w:r>
-      <w:r>
-        <w:t xml:space="preserve"> </w:t>
-      </w:r>
-      <w:r>
-        <w:t xml:space="preserve">and</w:t>
-      </w:r>
-      <w:r>
-        <w:t xml:space="preserve"> </w:t>
-      </w:r>
-      <w:r>
-        <w:t xml:space="preserve">‘cold’</w:t>
-      </w:r>
-      <w:r>
-        <w:t xml:space="preserve"> </w:t>
-      </w:r>
-      <w:r>
-        <w:t xml:space="preserve">phases or contain elements of both. Importantly, Collins’s</w:t>
-      </w:r>
-      <w:r>
-        <w:t xml:space="preserve"> </w:t>
-      </w:r>
-      <w:r>
-        <w:t xml:space="preserve">(</w:t>
-      </w:r>
-      <w:hyperlink w:anchor="ref-collins2008">
-        <w:r>
-          <w:rPr>
-            <w:rStyle w:val="Hyperlink"/>
-          </w:rPr>
-          <w:t xml:space="preserve">2008</w:t>
-        </w:r>
-      </w:hyperlink>
-      <w:r>
-        <w:t xml:space="preserve">)</w:t>
-      </w:r>
-      <w:r>
-        <w:t xml:space="preserve"> </w:t>
-      </w:r>
-      <w:r>
-        <w:t xml:space="preserve">theory treats emotional dynamics not as irrational noise but as socially organised processes with identifiable triggers and consequences. Applying this lens to the provision of external support, this study hypothesises that external supporters—distant from the emotional immediacy of the battlefield—act more in line with</w:t>
-      </w:r>
-      <w:r>
-        <w:t xml:space="preserve"> </w:t>
-      </w:r>
-      <w:r>
-        <w:t xml:space="preserve">‘cold’</w:t>
-      </w:r>
-      <w:r>
-        <w:t xml:space="preserve"> </w:t>
-      </w:r>
-      <w:r>
-        <w:t xml:space="preserve">violence logics. Support decisions are hypothesised to reflect calculated responses to conflict characteristics such as intensity, duration, type, or geopolitical timing (e.g., post-9/11). By testing whether certain conflict characteristics are correlated with the overall provision and type of external support, the study examines whether external support is best understood as a strategic, interest-driven act rather than an emotionally reactive one.</w:t>
-      </w:r>
-    </w:p>
-    <w:bookmarkEnd w:id="25"/>
-    <w:bookmarkStart w:id="30" w:name="Xbaba6e40a87fb598f695949a6461b81690df993"/>
-    <w:p>
-      <w:pPr>
-        <w:pStyle w:val="Heading2"/>
-      </w:pPr>
-      <w:r>
-        <w:t xml:space="preserve">Determinants and dynamics of external support</w:t>
-      </w:r>
-    </w:p>
-    <w:p>
-      <w:pPr>
-        <w:pStyle w:val="FirstParagraph"/>
-      </w:pPr>
-      <w:r>
-        <w:t xml:space="preserve">Despite only a slight rise in total conflicts over recent decades, the number of actors providing external support has grown</w:t>
-      </w:r>
-      <w:r>
-        <w:t xml:space="preserve"> </w:t>
-      </w:r>
-      <w:r>
-        <w:t xml:space="preserve">(</w:t>
-      </w:r>
-      <w:hyperlink w:anchor="ref-MeierVanessa2023Esia">
-        <w:r>
-          <w:rPr>
-            <w:rStyle w:val="Hyperlink"/>
-          </w:rPr>
-          <w:t xml:space="preserve">Meier et al. 2023</w:t>
-        </w:r>
-      </w:hyperlink>
-      <w:r>
-        <w:t xml:space="preserve">)</w:t>
-      </w:r>
-      <w:r>
-        <w:t xml:space="preserve">. While troop support has declined, the total number of external interventions continues to grow, reflecting persistent interest in shaping conflict trajectories through both direct and indirect means</w:t>
-      </w:r>
-      <w:r>
-        <w:t xml:space="preserve"> </w:t>
-      </w:r>
-      <w:r>
-        <w:t xml:space="preserve">(</w:t>
-      </w:r>
-      <w:hyperlink w:anchor="ref-ChangYang-Ming2022Atoc">
-        <w:r>
-          <w:rPr>
-            <w:rStyle w:val="Hyperlink"/>
-          </w:rPr>
-          <w:t xml:space="preserve">Chang and Sellak 2022</w:t>
-        </w:r>
-      </w:hyperlink>
-      <w:r>
-        <w:t xml:space="preserve">;</w:t>
-      </w:r>
-      <w:r>
-        <w:t xml:space="preserve"> </w:t>
-      </w:r>
-      <w:hyperlink w:anchor="ref-DaviesShawn2024Ov1a">
-        <w:r>
-          <w:rPr>
-            <w:rStyle w:val="Hyperlink"/>
-          </w:rPr>
-          <w:t xml:space="preserve">Davies et al. 2024</w:t>
-        </w:r>
-      </w:hyperlink>
-      <w:r>
-        <w:t xml:space="preserve">)</w:t>
-      </w:r>
-      <w:r>
-        <w:t xml:space="preserve">. By 2017, 77% of active conflict-dyads featured state support for governments alone, driven in part by the post-9/11 counter-terrorism focus, which stigmatised support for non-state actors</w:t>
-      </w:r>
-      <w:r>
-        <w:t xml:space="preserve"> </w:t>
-      </w:r>
-      <w:r>
-        <w:t xml:space="preserve">(</w:t>
-      </w:r>
-      <w:hyperlink w:anchor="ref-MeierVanessa2023Esia">
-        <w:r>
-          <w:rPr>
-            <w:rStyle w:val="Hyperlink"/>
-          </w:rPr>
-          <w:t xml:space="preserve">Meier et al. 2023</w:t>
-        </w:r>
-      </w:hyperlink>
-      <w:r>
-        <w:t xml:space="preserve">)</w:t>
-      </w:r>
-      <w:r>
-        <w:t xml:space="preserve">. Multilateral counter-extremism efforts, often led by UN Security Council members, have reinforced this trend</w:t>
-      </w:r>
-      <w:r>
-        <w:t xml:space="preserve"> </w:t>
-      </w:r>
-      <w:r>
-        <w:t xml:space="preserve">(</w:t>
-      </w:r>
-      <w:hyperlink w:anchor="ref-MeierVanessa2023Esia">
-        <w:r>
-          <w:rPr>
-            <w:rStyle w:val="Hyperlink"/>
-          </w:rPr>
-          <w:t xml:space="preserve">Meier et al. 2023</w:t>
-        </w:r>
-      </w:hyperlink>
-      <w:r>
-        <w:t xml:space="preserve">)</w:t>
-      </w:r>
-      <w:r>
-        <w:t xml:space="preserve">. Overall, external actors play pivotal roles by shaping conflict processes through diverse forms of assistance, such as military training and direct intervention</w:t>
-      </w:r>
-      <w:r>
-        <w:t xml:space="preserve"> </w:t>
-      </w:r>
-      <w:r>
-        <w:t xml:space="preserve">(</w:t>
-      </w:r>
-      <w:hyperlink w:anchor="ref-GleditschKristianSkrede2007TDoC">
-        <w:r>
-          <w:rPr>
-            <w:rStyle w:val="Hyperlink"/>
-          </w:rPr>
-          <w:t xml:space="preserve">Gleditsch 2007</w:t>
-        </w:r>
-      </w:hyperlink>
-      <w:r>
-        <w:t xml:space="preserve">;</w:t>
-      </w:r>
-      <w:r>
-        <w:t xml:space="preserve"> </w:t>
-      </w:r>
-      <w:hyperlink w:anchor="ref-SalehyanIdean2010TDoW">
-        <w:r>
-          <w:rPr>
-            <w:rStyle w:val="Hyperlink"/>
-          </w:rPr>
-          <w:t xml:space="preserve">Salehyan 2010</w:t>
-        </w:r>
-      </w:hyperlink>
-      <w:r>
-        <w:t xml:space="preserve">;</w:t>
-      </w:r>
-      <w:r>
-        <w:t xml:space="preserve"> </w:t>
-      </w:r>
-      <w:hyperlink w:anchor="ref-645083f0-2904-37de-bfb3-649fda2cd398">
-        <w:r>
-          <w:rPr>
-            <w:rStyle w:val="Hyperlink"/>
-          </w:rPr>
-          <w:t xml:space="preserve">Toukan 2019</w:t>
-        </w:r>
-      </w:hyperlink>
-      <w:r>
-        <w:t xml:space="preserve">)</w:t>
-      </w:r>
-      <w:r>
-        <w:t xml:space="preserve">.</w:t>
-      </w:r>
-    </w:p>
-    <w:p>
-      <w:pPr>
-        <w:pStyle w:val="BodyText"/>
-      </w:pPr>
-      <w:r>
-        <w:t xml:space="preserve">The type and target of external support often align with intervening parties’ strategic interests. While training and expertise remain the most frequent forms of support, material aid dominates assistance to rebel groups</w:t>
-      </w:r>
-      <w:r>
-        <w:t xml:space="preserve"> </w:t>
-      </w:r>
-      <w:r>
-        <w:t xml:space="preserve">(</w:t>
-      </w:r>
-      <w:hyperlink w:anchor="ref-BerlinMark2023GamH">
-        <w:r>
-          <w:rPr>
-            <w:rStyle w:val="Hyperlink"/>
-          </w:rPr>
-          <w:t xml:space="preserve">Berlin and Malone 2023</w:t>
-        </w:r>
-      </w:hyperlink>
-      <w:r>
-        <w:t xml:space="preserve">;</w:t>
-      </w:r>
-      <w:r>
-        <w:t xml:space="preserve"> </w:t>
-      </w:r>
-      <w:hyperlink w:anchor="ref-MeierVanessa2023Esia">
-        <w:r>
-          <w:rPr>
-            <w:rStyle w:val="Hyperlink"/>
-          </w:rPr>
-          <w:t xml:space="preserve">Meier et al. 2023</w:t>
-        </w:r>
-      </w:hyperlink>
-      <w:r>
-        <w:t xml:space="preserve">)</w:t>
-      </w:r>
-      <w:r>
-        <w:t xml:space="preserve">, suggesting that the type of support provided differs based on the recipients. Support dynamics further vary by conflict intensity, geographic proximity, and the relative strength of involved parties</w:t>
-      </w:r>
-      <w:r>
-        <w:t xml:space="preserve"> </w:t>
-      </w:r>
-      <w:r>
-        <w:t xml:space="preserve">(</w:t>
-      </w:r>
-      <w:hyperlink w:anchor="ref-SalehyanIdean2011EESf">
-        <w:r>
-          <w:rPr>
-            <w:rStyle w:val="Hyperlink"/>
-          </w:rPr>
-          <w:t xml:space="preserve">Salehyan et al. 2011</w:t>
-        </w:r>
-      </w:hyperlink>
-      <w:r>
-        <w:t xml:space="preserve">;</w:t>
-      </w:r>
-      <w:r>
-        <w:t xml:space="preserve"> </w:t>
-      </w:r>
-      <w:hyperlink w:anchor="ref-GoldmanOgenS.2016Dftr">
-        <w:r>
-          <w:rPr>
-            <w:rStyle w:val="Hyperlink"/>
-          </w:rPr>
-          <w:t xml:space="preserve">Goldman and Abulof 2016</w:t>
-        </w:r>
-      </w:hyperlink>
-      <w:r>
-        <w:t xml:space="preserve">;</w:t>
-      </w:r>
-      <w:r>
-        <w:t xml:space="preserve"> </w:t>
-      </w:r>
-      <w:hyperlink w:anchor="ref-OlsonLounsberyMarie2016FMIP">
-        <w:r>
-          <w:rPr>
-            <w:rStyle w:val="Hyperlink"/>
-          </w:rPr>
-          <w:t xml:space="preserve">Olson Lounsbery 2016</w:t>
-        </w:r>
-      </w:hyperlink>
-      <w:r>
-        <w:t xml:space="preserve">;</w:t>
-      </w:r>
-      <w:r>
-        <w:t xml:space="preserve"> </w:t>
-      </w:r>
       <w:hyperlink w:anchor="ref-MeulewaeterChloé2021Meat">
         <w:r>
           <w:rPr>
             <w:rStyle w:val="Hyperlink"/>
           </w:rPr>
           <w:t xml:space="preserve">Meulewaeter 2021</w:t>
-        </w:r>
-      </w:hyperlink>
-      <w:r>
-        <w:t xml:space="preserve">)</w:t>
-      </w:r>
-      <w:r>
-        <w:t xml:space="preserve">. The Cold War intensified conflicts through superpower support, but its end shifted patterns, reducing insurgencies and prolongation, while rebel groups lost aid, leading many conflicts to peter out or end in settlements</w:t>
-      </w:r>
-      <w:r>
-        <w:t xml:space="preserve"> </w:t>
-      </w:r>
-      <w:r>
-        <w:t xml:space="preserve">(</w:t>
-      </w:r>
-      <w:hyperlink w:anchor="ref-TestermanMatthew2015RtCE">
-        <w:r>
-          <w:rPr>
-            <w:rStyle w:val="Hyperlink"/>
-          </w:rPr>
-          <w:t xml:space="preserve">Testerman 2015</w:t>
-        </w:r>
-      </w:hyperlink>
-      <w:r>
-        <w:t xml:space="preserve">;</w:t>
-      </w:r>
-      <w:r>
-        <w:t xml:space="preserve"> </w:t>
-      </w:r>
-      <w:hyperlink w:anchor="ref-RobertsJordan2019TaRR">
-        <w:r>
-          <w:rPr>
-            <w:rStyle w:val="Hyperlink"/>
-          </w:rPr>
-          <w:t xml:space="preserve">Roberts 2019</w:t>
-        </w:r>
-      </w:hyperlink>
-      <w:r>
-        <w:t xml:space="preserve">)</w:t>
-      </w:r>
-      <w:r>
-        <w:t xml:space="preserve">.</w:t>
-      </w:r>
-    </w:p>
-    <w:p>
-      <w:pPr>
-        <w:pStyle w:val="BodyText"/>
-      </w:pPr>
-      <w:r>
-        <w:t xml:space="preserve">Previous research shows that external supporters engage in civil conflicts for diverse and strategic reasons, including geopolitical, economic, and ideological motives, as well as specific foreign policy objectives</w:t>
-      </w:r>
-      <w:r>
-        <w:t xml:space="preserve"> </w:t>
-      </w:r>
-      <w:r>
-        <w:t xml:space="preserve">(</w:t>
-      </w:r>
-      <w:hyperlink w:anchor="ref-FindleyMichaelG.2006RTIi">
-        <w:r>
-          <w:rPr>
-            <w:rStyle w:val="Hyperlink"/>
-          </w:rPr>
-          <w:t xml:space="preserve">Findley and Teo 2006</w:t>
-        </w:r>
-      </w:hyperlink>
-      <w:r>
-        <w:t xml:space="preserve">;</w:t>
-      </w:r>
-      <w:r>
-        <w:t xml:space="preserve"> </w:t>
-      </w:r>
-      <w:hyperlink w:anchor="ref-MeierVanessa2023Esia">
-        <w:r>
-          <w:rPr>
-            <w:rStyle w:val="Hyperlink"/>
-          </w:rPr>
-          <w:t xml:space="preserve">Meier et al. 2023</w:t>
-        </w:r>
-      </w:hyperlink>
-      <w:r>
-        <w:t xml:space="preserve">)</w:t>
-      </w:r>
-      <w:r>
-        <w:t xml:space="preserve">. Economic interests often drive involvement, with external powers seeking to protect trade benefits or access resources by backing domestic victors</w:t>
-      </w:r>
-      <w:r>
-        <w:t xml:space="preserve"> </w:t>
-      </w:r>
-      <w:r>
-        <w:t xml:space="preserve">(</w:t>
-      </w:r>
-      <w:hyperlink w:anchor="ref-ReganPatrickM.1998CtIO">
-        <w:r>
-          <w:rPr>
-            <w:rStyle w:val="Hyperlink"/>
-          </w:rPr>
-          <w:t xml:space="preserve">Regan 1998</w:t>
-        </w:r>
-      </w:hyperlink>
-      <w:r>
-        <w:t xml:space="preserve">;</w:t>
-      </w:r>
-      <w:r>
-        <w:t xml:space="preserve"> </w:t>
-      </w:r>
-      <w:hyperlink w:anchor="ref-KathmanJacobD.2011CWDa">
-        <w:r>
-          <w:rPr>
-            <w:rStyle w:val="Hyperlink"/>
-          </w:rPr>
-          <w:t xml:space="preserve">Kathman 2011</w:t>
-        </w:r>
-      </w:hyperlink>
-      <w:r>
-        <w:t xml:space="preserve">)</w:t>
-      </w:r>
-      <w:r>
-        <w:t xml:space="preserve">. In some instances, involvement appears benevolent, such as facilitating peace talks</w:t>
-      </w:r>
-      <w:r>
-        <w:t xml:space="preserve"> </w:t>
-      </w:r>
-      <w:r>
-        <w:t xml:space="preserve">(</w:t>
-      </w:r>
-      <w:hyperlink w:anchor="ref-BhattaraiPrakash2016Tcic">
-        <w:r>
-          <w:rPr>
-            <w:rStyle w:val="Hyperlink"/>
-          </w:rPr>
-          <w:t xml:space="preserve">Bhattarai 2016</w:t>
-        </w:r>
-      </w:hyperlink>
-      <w:r>
-        <w:t xml:space="preserve">)</w:t>
-      </w:r>
-      <w:r>
-        <w:t xml:space="preserve">. However, third-party intervention is rarely altruistic; states often aim to weaken adversaries, prevent conflict spillover, or maintain influence in post-colonial regions</w:t>
-      </w:r>
-      <w:r>
-        <w:t xml:space="preserve"> </w:t>
-      </w:r>
-      <w:r>
-        <w:t xml:space="preserve">(</w:t>
-      </w:r>
-      <w:hyperlink w:anchor="ref-GregoryShaun2000TFMI">
-        <w:r>
-          <w:rPr>
-            <w:rStyle w:val="Hyperlink"/>
-          </w:rPr>
-          <w:t xml:space="preserve">Gregory 2000</w:t>
-        </w:r>
-      </w:hyperlink>
-      <w:r>
-        <w:t xml:space="preserve">;</w:t>
-      </w:r>
-      <w:r>
-        <w:t xml:space="preserve"> </w:t>
-      </w:r>
-      <w:hyperlink w:anchor="ref-CunninghamDavidE.2010BrHe">
-        <w:r>
-          <w:rPr>
-            <w:rStyle w:val="Hyperlink"/>
-          </w:rPr>
-          <w:t xml:space="preserve">Cunningham 2010</w:t>
-        </w:r>
-      </w:hyperlink>
-      <w:r>
-        <w:t xml:space="preserve">)</w:t>
-      </w:r>
-      <w:r>
-        <w:t xml:space="preserve">. Strategically, sponsoring militant groups enables states to destabilise rivals or gain leverage without direct conflict. Delegating violence minimises costs while exploiting the instability inflicted on adversaries</w:t>
-      </w:r>
-      <w:r>
-        <w:t xml:space="preserve"> </w:t>
-      </w:r>
-      <w:r>
-        <w:t xml:space="preserve">(</w:t>
-      </w:r>
-      <w:hyperlink w:anchor="ref-SchultzKennethA.2010TEPi">
-        <w:r>
-          <w:rPr>
-            <w:rStyle w:val="Hyperlink"/>
-          </w:rPr>
-          <w:t xml:space="preserve">Schultz 2010</w:t>
-        </w:r>
-      </w:hyperlink>
-      <w:r>
-        <w:t xml:space="preserve">;</w:t>
-      </w:r>
-      <w:r>
-        <w:t xml:space="preserve"> </w:t>
-      </w:r>
-      <w:hyperlink w:anchor="ref-BapatNavinA.2012USSo">
-        <w:r>
-          <w:rPr>
-            <w:rStyle w:val="Hyperlink"/>
-          </w:rPr>
-          <w:t xml:space="preserve">Bapat 2012</w:t>
-        </w:r>
-      </w:hyperlink>
-      <w:r>
-        <w:t xml:space="preserve">)</w:t>
-      </w:r>
-      <w:r>
-        <w:t xml:space="preserve">. However, this approach carries risks, including retaliation, escalation, and the possibility that armed groups will pursue independent agendas</w:t>
-      </w:r>
-      <w:r>
-        <w:t xml:space="preserve"> </w:t>
-      </w:r>
-      <w:r>
-        <w:t xml:space="preserve">(</w:t>
-      </w:r>
-      <w:hyperlink w:anchor="ref-SchultzKennethA.2010TEPi">
-        <w:r>
-          <w:rPr>
-            <w:rStyle w:val="Hyperlink"/>
-          </w:rPr>
-          <w:t xml:space="preserve">Schultz 2010</w:t>
-        </w:r>
-      </w:hyperlink>
-      <w:r>
-        <w:t xml:space="preserve">;</w:t>
-      </w:r>
-      <w:r>
-        <w:t xml:space="preserve"> </w:t>
-      </w:r>
-      <w:hyperlink w:anchor="ref-MaozZeev2012RaSS">
-        <w:r>
-          <w:rPr>
-            <w:rStyle w:val="Hyperlink"/>
-          </w:rPr>
-          <w:t xml:space="preserve">Maoz and San-Akca 2012</w:t>
-        </w:r>
-      </w:hyperlink>
-      <w:r>
-        <w:t xml:space="preserve">)</w:t>
-      </w:r>
-      <w:r>
-        <w:t xml:space="preserve">. Shared ethnic or ideological ties between sponsors and armed groups signal shared goals and reduce the risk that resources will be misused</w:t>
-      </w:r>
-      <w:r>
-        <w:t xml:space="preserve"> </w:t>
-      </w:r>
-      <w:r>
-        <w:t xml:space="preserve">(</w:t>
-      </w:r>
-      <w:hyperlink w:anchor="ref-SalehyanIdean2010TDoW">
-        <w:r>
-          <w:rPr>
-            <w:rStyle w:val="Hyperlink"/>
-          </w:rPr>
-          <w:t xml:space="preserve">Salehyan 2010</w:t>
-        </w:r>
-      </w:hyperlink>
-      <w:r>
-        <w:t xml:space="preserve">;</w:t>
-      </w:r>
-      <w:r>
-        <w:t xml:space="preserve"> </w:t>
-      </w:r>
-      <w:hyperlink w:anchor="ref-BerlinMark2023GamH">
-        <w:r>
-          <w:rPr>
-            <w:rStyle w:val="Hyperlink"/>
-          </w:rPr>
-          <w:t xml:space="preserve">Berlin and Malone 2023</w:t>
-        </w:r>
-      </w:hyperlink>
-      <w:r>
-        <w:t xml:space="preserve">)</w:t>
-      </w:r>
-      <w:r>
-        <w:t xml:space="preserve">. They are therefore among the strongest predictors of external support</w:t>
-      </w:r>
-      <w:r>
-        <w:t xml:space="preserve"> </w:t>
-      </w:r>
-      <w:r>
-        <w:t xml:space="preserve">(</w:t>
-      </w:r>
-      <w:hyperlink w:anchor="ref-SalehyanIdean2011EESf">
-        <w:r>
-          <w:rPr>
-            <w:rStyle w:val="Hyperlink"/>
-          </w:rPr>
-          <w:t xml:space="preserve">Salehyan et al. 2011</w:t>
-        </w:r>
-      </w:hyperlink>
-      <w:r>
-        <w:t xml:space="preserve">;</w:t>
-      </w:r>
-      <w:r>
-        <w:t xml:space="preserve"> </w:t>
-      </w:r>
-      <w:hyperlink w:anchor="ref-SozerBrendan2016Dopr">
-        <w:r>
-          <w:rPr>
-            <w:rStyle w:val="Hyperlink"/>
-          </w:rPr>
-          <w:t xml:space="preserve">Sozer 2016</w:t>
-        </w:r>
-      </w:hyperlink>
-      <w:r>
-        <w:t xml:space="preserve">)</w:t>
-      </w:r>
-      <w:r>
-        <w:t xml:space="preserve">, as they further facilitate communication and enhance trust, improving cooperation</w:t>
-      </w:r>
-      <w:r>
-        <w:t xml:space="preserve"> </w:t>
-      </w:r>
-      <w:r>
-        <w:t xml:space="preserve">(</w:t>
-      </w:r>
-      <w:hyperlink w:anchor="ref-alma992983194640301631">
-        <w:r>
-          <w:rPr>
-            <w:rStyle w:val="Hyperlink"/>
-          </w:rPr>
-          <w:t xml:space="preserve">San-Akca 2016</w:t>
-        </w:r>
-      </w:hyperlink>
-      <w:r>
-        <w:t xml:space="preserve">;</w:t>
-      </w:r>
-      <w:r>
-        <w:t xml:space="preserve"> </w:t>
-      </w:r>
-      <w:hyperlink w:anchor="ref-BaconTricia2018ItEo">
-        <w:r>
-          <w:rPr>
-            <w:rStyle w:val="Hyperlink"/>
-          </w:rPr>
-          <w:t xml:space="preserve">Bacon 2018</w:t>
-        </w:r>
-      </w:hyperlink>
-      <w:r>
-        <w:t xml:space="preserve">)</w:t>
-      </w:r>
-      <w:r>
-        <w:t xml:space="preserve">. However, relying on such ties can oversimplify sponsorship decisions, especially in contexts with multiple potential recipients or competing priorities</w:t>
-      </w:r>
-      <w:r>
-        <w:t xml:space="preserve"> </w:t>
-      </w:r>
-      <w:r>
-        <w:t xml:space="preserve">(</w:t>
-      </w:r>
-      <w:hyperlink w:anchor="ref-BerlinMark2023GamH">
-        <w:r>
-          <w:rPr>
-            <w:rStyle w:val="Hyperlink"/>
-          </w:rPr>
-          <w:t xml:space="preserve">Berlin and Malone 2023</w:t>
-        </w:r>
-      </w:hyperlink>
-      <w:r>
-        <w:t xml:space="preserve">)</w:t>
-      </w:r>
-      <w:r>
-        <w:t xml:space="preserve">. Ultimately, prior research suggests that external support is a calculated foreign policy tool used to influence conflict outcomes while advancing sponsors’ strategic goals.</w:t>
-      </w:r>
-    </w:p>
-    <w:p>
-      <w:pPr>
-        <w:pStyle w:val="BodyText"/>
-      </w:pPr>
-      <w:r>
-        <w:t xml:space="preserve">Yet the literature on external support is hindered by several limitations. Much research focuses predominantly on support for non-state armed groups, particularly rebel organisations, sidelining other actors and minor armed engagements</w:t>
-      </w:r>
-      <w:r>
-        <w:t xml:space="preserve"> </w:t>
-      </w:r>
-      <w:r>
-        <w:t xml:space="preserve">(</w:t>
-      </w:r>
-      <w:hyperlink w:anchor="ref-WalterBarbaraF.2004DCBC">
-        <w:r>
-          <w:rPr>
-            <w:rStyle w:val="Hyperlink"/>
-          </w:rPr>
-          <w:t xml:space="preserve">Walter 2004</w:t>
-        </w:r>
-      </w:hyperlink>
-      <w:r>
-        <w:t xml:space="preserve">;</w:t>
-      </w:r>
-      <w:r>
-        <w:t xml:space="preserve"> </w:t>
-      </w:r>
-      <w:hyperlink w:anchor="ref-QuinnJ.Michael2007StPD">
-        <w:r>
-          <w:rPr>
-            <w:rStyle w:val="Hyperlink"/>
-          </w:rPr>
-          <w:t xml:space="preserve">Quinn et al. 2007</w:t>
-        </w:r>
-      </w:hyperlink>
-      <w:r>
-        <w:t xml:space="preserve">;</w:t>
-      </w:r>
-      <w:r>
-        <w:t xml:space="preserve"> </w:t>
-      </w:r>
-      <w:hyperlink w:anchor="ref-SalehyanIdean2011EESf">
-        <w:r>
-          <w:rPr>
-            <w:rStyle w:val="Hyperlink"/>
-          </w:rPr>
-          <w:t xml:space="preserve">Salehyan et al. 2011</w:t>
-        </w:r>
-      </w:hyperlink>
-      <w:r>
-        <w:t xml:space="preserve">)</w:t>
-      </w:r>
-      <w:r>
-        <w:t xml:space="preserve">. This focus introduces methodological challenges and selection bias, limiting generalisability to other armed organisations</w:t>
-      </w:r>
-      <w:r>
-        <w:t xml:space="preserve"> </w:t>
-      </w:r>
-      <w:r>
-        <w:t xml:space="preserve">(</w:t>
-      </w:r>
-      <w:hyperlink w:anchor="ref-AbrahmsMax2018ECAT">
-        <w:r>
-          <w:rPr>
-            <w:rStyle w:val="Hyperlink"/>
-          </w:rPr>
-          <w:t xml:space="preserve">Abrahms et al. 2018</w:t>
-        </w:r>
-      </w:hyperlink>
-      <w:r>
-        <w:t xml:space="preserve">;</w:t>
-      </w:r>
-      <w:r>
-        <w:t xml:space="preserve"> </w:t>
-      </w:r>
-      <w:hyperlink w:anchor="ref-PhillipsBrianJ.2019TGRa">
-        <w:r>
-          <w:rPr>
-            <w:rStyle w:val="Hyperlink"/>
-          </w:rPr>
-          <w:t xml:space="preserve">Phillips 2019</w:t>
-        </w:r>
-      </w:hyperlink>
-      <w:r>
-        <w:t xml:space="preserve">)</w:t>
-      </w:r>
-      <w:r>
-        <w:t xml:space="preserve"> </w:t>
-      </w:r>
-      <w:r>
-        <w:t xml:space="preserve">and obscuring patterns of external support across diverse settings. Furthermore, the multi-actor dimension of support is frequently overlooked, despite evidence that sponsors selectively support specific groups within fragmented conflicts</w:t>
-      </w:r>
-      <w:r>
-        <w:t xml:space="preserve"> </w:t>
-      </w:r>
-      <w:r>
-        <w:t xml:space="preserve">(</w:t>
-      </w:r>
-      <w:hyperlink w:anchor="ref-BerlinMark2023GamH">
-        <w:r>
-          <w:rPr>
-            <w:rStyle w:val="Hyperlink"/>
-          </w:rPr>
-          <w:t xml:space="preserve">Berlin and Malone 2023</w:t>
-        </w:r>
-      </w:hyperlink>
-      <w:r>
-        <w:t xml:space="preserve">)</w:t>
-      </w:r>
-      <w:r>
-        <w:t xml:space="preserve">. Studies often emphasise the initial decision to delegate support</w:t>
-      </w:r>
-      <w:r>
-        <w:t xml:space="preserve"> </w:t>
-      </w:r>
-      <w:r>
-        <w:t xml:space="preserve">(</w:t>
-      </w:r>
-      <w:hyperlink w:anchor="ref-SalehyanIdean2010TDoW">
-        <w:r>
-          <w:rPr>
-            <w:rStyle w:val="Hyperlink"/>
-          </w:rPr>
-          <w:t xml:space="preserve">Salehyan 2010</w:t>
-        </w:r>
-      </w:hyperlink>
-      <w:r>
-        <w:t xml:space="preserve">;</w:t>
-      </w:r>
-      <w:r>
-        <w:t xml:space="preserve"> </w:t>
-      </w:r>
-      <w:hyperlink w:anchor="ref-alma992983194640301631">
-        <w:r>
-          <w:rPr>
-            <w:rStyle w:val="Hyperlink"/>
-          </w:rPr>
-          <w:t xml:space="preserve">San-Akca 2016</w:t>
-        </w:r>
-      </w:hyperlink>
-      <w:r>
-        <w:t xml:space="preserve">)</w:t>
-      </w:r>
-      <w:r>
-        <w:t xml:space="preserve">, neglecting how support dynamics evolve throughout a conflict’s lifecycle and the strategic factors influencing its continuation or cessation</w:t>
-      </w:r>
-      <w:r>
-        <w:t xml:space="preserve"> </w:t>
-      </w:r>
-      <w:r>
-        <w:t xml:space="preserve">(</w:t>
-      </w:r>
-      <w:hyperlink w:anchor="ref-KarlénNiklas2019TotT">
-        <w:r>
-          <w:rPr>
-            <w:rStyle w:val="Hyperlink"/>
-          </w:rPr>
-          <w:t xml:space="preserve">Karlén 2019</w:t>
-        </w:r>
-      </w:hyperlink>
-      <w:r>
-        <w:t xml:space="preserve">;</w:t>
-      </w:r>
-      <w:r>
-        <w:t xml:space="preserve"> </w:t>
-      </w:r>
-      <w:hyperlink w:anchor="ref-TokdemirEfe2021RRat">
-        <w:r>
-          <w:rPr>
-            <w:rStyle w:val="Hyperlink"/>
-          </w:rPr>
-          <w:t xml:space="preserve">Tokdemir et al. 2021</w:t>
-        </w:r>
-      </w:hyperlink>
-      <w:r>
-        <w:t xml:space="preserve">)</w:t>
-      </w:r>
-      <w:r>
-        <w:t xml:space="preserve">. The content of interventions remains underexplored, despite its impact on conflict trajectories; differentiating between support types—military training, material aid, or safe havens—can highlight distinct effects on outcomes</w:t>
-      </w:r>
-      <w:r>
-        <w:t xml:space="preserve"> </w:t>
-      </w:r>
-      <w:r>
-        <w:t xml:space="preserve">(</w:t>
-      </w:r>
-      <w:hyperlink w:anchor="ref-RobertsJordan2019TaRR">
-        <w:r>
-          <w:rPr>
-            <w:rStyle w:val="Hyperlink"/>
-          </w:rPr>
-          <w:t xml:space="preserve">Roberts 2019</w:t>
-        </w:r>
-      </w:hyperlink>
-      <w:r>
-        <w:t xml:space="preserve">)</w:t>
-      </w:r>
-      <w:r>
-        <w:t xml:space="preserve">. Moreover, while previous studies have established correlations between conflict characteristics and external support, many using UCDP data</w:t>
-      </w:r>
-      <w:r>
-        <w:t xml:space="preserve"> </w:t>
-      </w:r>
-      <w:r>
-        <w:t xml:space="preserve">(</w:t>
-      </w:r>
-      <w:hyperlink w:anchor="ref-SalehyanIdean2011EESf">
-        <w:r>
-          <w:rPr>
-            <w:rStyle w:val="Hyperlink"/>
-          </w:rPr>
-          <w:t xml:space="preserve">Salehyan et al. 2011</w:t>
-        </w:r>
-      </w:hyperlink>
-      <w:r>
-        <w:t xml:space="preserve">;</w:t>
-      </w:r>
-      <w:r>
-        <w:t xml:space="preserve"> </w:t>
-      </w:r>
-      <w:hyperlink w:anchor="ref-TestermanMatthew2015RtCE">
-        <w:r>
-          <w:rPr>
-            <w:rStyle w:val="Hyperlink"/>
-          </w:rPr>
-          <w:t xml:space="preserve">Testerman 2015</w:t>
-        </w:r>
-      </w:hyperlink>
-      <w:r>
-        <w:t xml:space="preserve">;</w:t>
-      </w:r>
-      <w:r>
-        <w:t xml:space="preserve"> </w:t>
-      </w:r>
-      <w:hyperlink w:anchor="ref-OlsonLounsberyMarie2016FMIP">
-        <w:r>
-          <w:rPr>
-            <w:rStyle w:val="Hyperlink"/>
-          </w:rPr>
-          <w:t xml:space="preserve">Olson Lounsbery 2016</w:t>
-        </w:r>
-      </w:hyperlink>
-      <w:r>
-        <w:t xml:space="preserve">;</w:t>
-      </w:r>
-      <w:r>
-        <w:t xml:space="preserve"> </w:t>
-      </w:r>
-      <w:hyperlink w:anchor="ref-KarlénNiklas2017Tlof">
-        <w:r>
-          <w:rPr>
-            <w:rStyle w:val="Hyperlink"/>
-          </w:rPr>
-          <w:t xml:space="preserve">Karlén 2017</w:t>
-        </w:r>
-      </w:hyperlink>
-      <w:r>
-        <w:t xml:space="preserve">;</w:t>
-      </w:r>
-      <w:r>
-        <w:t xml:space="preserve"> </w:t>
-      </w:r>
-      <w:hyperlink w:anchor="ref-MeulewaeterChloé2021Meat">
-        <w:r>
-          <w:rPr>
-            <w:rStyle w:val="Hyperlink"/>
-          </w:rPr>
-          <w:t xml:space="preserve">Meulewaeter 2021</w:t>
-        </w:r>
-      </w:hyperlink>
-      <w:r>
-        <w:t xml:space="preserve">;</w:t>
-      </w:r>
-      <w:r>
-        <w:t xml:space="preserve"> </w:t>
-      </w:r>
-      <w:hyperlink w:anchor="ref-LeThai-Ha2022Easi">
-        <w:r>
-          <w:rPr>
-            <w:rStyle w:val="Hyperlink"/>
-          </w:rPr>
-          <w:t xml:space="preserve">Le et al. 2022</w:t>
         </w:r>
       </w:hyperlink>
       <w:r>
@@ -2397,20 +2368,20 @@
       <w:r>
         <w:drawing>
           <wp:inline>
-            <wp:extent cx="5943600" cy="5391509"/>
+            <wp:extent cx="5943600" cy="5525161"/>
             <wp:effectExtent b="0" l="0" r="0" t="0"/>
-            <wp:docPr descr="Figure 1: Conceptual diagram of conflict characteristics and external support. Green = Conflict characteristics (included in analysis); Purple = Coalition support (included in analysis); Blue = Outcomes (included in analysis); Grey = Not included in the analysis. See text for details." title="" id="27" name="Picture"/>
+            <wp:docPr descr="Figure 1: Conceptual diagram of conflict characteristics and external support. Green = Conflict characteristics (included in analysis); Purple = Coalition support (included in analysis); Blue = Outcomes (included in analysis); Grey = Not included in the analysis. See text for details." title="" id="28" name="Picture"/>
             <a:graphic>
               <a:graphicData uri="http://schemas.openxmlformats.org/drawingml/2006/picture">
                 <pic:pic>
                   <pic:nvPicPr>
-                    <pic:cNvPr descr="../../../../../../../../../../private/var/folders/64/0c7frxdn2s92m6mmc3w3kl0h0000gp/T/RtmpKzoc9k/fileac571dd153ca.png" id="28" name="Picture"/>
+                    <pic:cNvPr descr="../../../../../AppData/Local/Temp/RtmpaacYte/file19a85001bd9.png" id="29" name="Picture"/>
                     <pic:cNvPicPr>
                       <a:picLocks noChangeArrowheads="1" noChangeAspect="1"/>
                     </pic:cNvPicPr>
                   </pic:nvPicPr>
                   <pic:blipFill>
-                    <a:blip r:embed="rId26"/>
+                    <a:blip r:embed="rId27"/>
                     <a:stretch>
                       <a:fillRect/>
                     </a:stretch>
@@ -2418,7 +2389,7 @@
                   <pic:spPr bwMode="auto">
                     <a:xfrm>
                       <a:off x="0" y="0"/>
-                      <a:ext cx="5943600" cy="5391509"/>
+                      <a:ext cx="5943600" cy="5525161"/>
                     </a:xfrm>
                     <a:prstGeom prst="rect">
                       <a:avLst/>
@@ -2441,8 +2412,8 @@
       <w:pPr>
         <w:pStyle w:val="ImageCaption"/>
       </w:pPr>
-      <w:bookmarkStart w:id="29" w:name="fig:dag-figure"/>
-      <w:bookmarkEnd w:id="29"/>
+      <w:bookmarkStart w:id="30" w:name="fig:dag-figure"/>
+      <w:bookmarkEnd w:id="30"/>
       <w:r>
         <w:t xml:space="preserve">Figure 1: Conceptual diagram of conflict characteristics and external support. Green = Conflict characteristics (included in analysis); Purple = Coalition support (included in analysis); Blue = Outcomes (included in analysis); Grey = Not included in the analysis. See text for details.</w:t>
       </w:r>
@@ -2508,12 +2479,12 @@
         <w:pStyle w:val="BodyText"/>
       </w:pPr>
       <w:r>
-        <w:t xml:space="preserve">The blue nodes on the right represent the outcome variables. The provision of external support captures whether any form of militarily relevant assistance is provided. The form of support distinguishes between direct support (troop deployment, foreign troop presence) and indirect support (access to infrastructure, weapons, material and logistics, training and expertise, funding, intelligence, and access to territory). Coalition support, shown in purple, captures whether support is provided bilaterally or through a multilateral coalition, and is hypothesised to influence the form of support provided.</w:t>
-      </w:r>
-    </w:p>
-    <w:bookmarkEnd w:id="30"/>
+        <w:t xml:space="preserve">The blue nodes on the right represent the outcome variables. The provision of external support captures whether any form of militarily relevant assistance is provided. The form of support distinguishes between direct support (troop deployment, foreign troop presence) and indirect support (access to infrastructure, weapons, materiel and logistics, training and expertise, funding, intelligence, and access to territory). Coalition support, shown in purple, captures whether support is provided bilaterally or through a multilateral coalition, and is hypothesised to influence the form of support provided.</w:t>
+      </w:r>
+    </w:p>
     <w:bookmarkEnd w:id="31"/>
-    <w:bookmarkStart w:id="32" w:name="research-design"/>
+    <w:bookmarkEnd w:id="32"/>
+    <w:bookmarkStart w:id="33" w:name="research-design"/>
     <w:p>
       <w:pPr>
         <w:pStyle w:val="Heading1"/>
@@ -2792,8 +2763,8 @@
         <w:t xml:space="preserve">, the analysis does not account for all potential confounding factors—such as the identity and relationship between external supporters and recipients, geographic proximity, or trade connections—which are represented in grey. The provision of external support may also influence conflict characteristics, for example by intensifying or prolonging violence, creating feedback loops that the present design cannot fully address. The analysis therefore examines associations between conflict characteristics and external support without making causal claims.</w:t>
       </w:r>
     </w:p>
-    <w:bookmarkEnd w:id="32"/>
-    <w:bookmarkStart w:id="36" w:name="data-and-methods"/>
+    <w:bookmarkEnd w:id="33"/>
+    <w:bookmarkStart w:id="37" w:name="data-and-methods"/>
     <w:p>
       <w:pPr>
         <w:pStyle w:val="Heading1"/>
@@ -2802,7 +2773,7 @@
         <w:t xml:space="preserve">Data and methods</w:t>
       </w:r>
     </w:p>
-    <w:bookmarkStart w:id="34" w:name="data"/>
+    <w:bookmarkStart w:id="35" w:name="data"/>
     <w:p>
       <w:pPr>
         <w:pStyle w:val="Heading2"/>
@@ -2873,7 +2844,7 @@
         <w:t xml:space="preserve">)</w:t>
       </w:r>
       <w:r>
-        <w:t xml:space="preserve">. The Dyadic dataset provides data on armed conflicts, focusing on dyads—pairs of primary warring parties—and spans from 1946 to 2018, with the unit of analysis being the dyad-year. The ESD, covering the period from 1975 to 2017, records ten types of external support provided to conflict parties, coded from open-source material and subjected to intercoder reliability checks.</w:t>
+        <w:t xml:space="preserve">. The Dyadic dataset provides data on armed conflicts, focusing on dyads—pairs of primary warring parties—and spans from 1946 to 2018, with the unit of analysis being the dyad-year. The ESD, covering the period from 1975 to 2017, records nine types of external support provided to conflict parties, coded from open-source material and subjected to intercoder reliability checks.</w:t>
       </w:r>
     </w:p>
     <w:p>
@@ -3097,15 +3068,15 @@
         <w:t xml:space="preserve"> </w:t>
       </w:r>
       <w:r>
-        <w:t xml:space="preserve">presents descriptive statistics for all variables included in the analysis. The dataset comprises 2,234 dyad-years across 472 dyads in 212 conflicts. External support is provided in approximately 81% of dyad-years. Among the specific forms of support, training and expertise, weapons, and material and logistics are the most prevalent, while troop presence and intelligence are relatively rare. Around 20% of dyad-years involve wars (as opposed to minor armed conflicts), and the sample is roughly evenly split between territorial and governmental incompatibilities. The majority of observations fall in the post-Cold War and post-9/11 periods.</w:t>
+        <w:t xml:space="preserve">presents descriptive statistics for all variables included in the analysis. The dataset comprises 2,234 dyad-years across 472 dyads in 212 conflicts. External support is provided in approximately 81% of dyad-years. Among the specific forms of support, training and expertise, weapons, and materiel and logistics are the most prevalent, while troop presence and intelligence are relatively rare. Around 20% of dyad-years involve wars (as opposed to minor armed conflicts), and the sample is roughly evenly split between territorial and governmental incompatibilities. The majority of observations fall in the post-Cold War and post-9/11 periods.</w:t>
       </w:r>
     </w:p>
     <w:p>
       <w:pPr>
         <w:pStyle w:val="TableCaption"/>
       </w:pPr>
-      <w:bookmarkStart w:id="33" w:name="tab:descriptives-table"/>
-      <w:bookmarkEnd w:id="33"/>
+      <w:bookmarkStart w:id="34" w:name="tab:descriptives-table"/>
+      <w:bookmarkEnd w:id="34"/>
       <w:r>
         <w:t xml:space="preserve">Table 1:</w:t>
       </w:r>
@@ -3123,18 +3094,17 @@
         <w:tblLook w:firstRow="1" w:lastRow="0" w:firstColumn="0" w:lastColumn="0" w:noHBand="0" w:noVBand="1"/>
       </w:tblPr>
       <w:tblGrid>
-        <w:gridCol w:w="2675"/>
-        <w:gridCol w:w="957"/>
-        <w:gridCol w:w="819"/>
-        <w:gridCol w:w="819"/>
-        <w:gridCol w:w="936"/>
+        <w:gridCol w:w="2501"/>
+        <w:gridCol w:w="918"/>
+        <w:gridCol w:w="752"/>
+        <w:gridCol w:w="778"/>
+        <w:gridCol w:w="850"/>
       </w:tblGrid>
       <w:tr>
         <w:trPr>
-          <w:trHeight w:val="573" w:hRule="auto"/>
+          <w:trHeight w:val="548" w:hRule="auto"/>
           <w:tblHeader/>
         </w:trPr>
-        header 1
         <w:tc>
           <w:tcPr>
             <w:tcBorders>
@@ -3168,6 +3138,7 @@
                 <w:i w:val="false"/>
                 <w:b w:val="true"/>
                 <w:u w:val="none"/>
+                <w:strike w:val="false"/>
                 <w:sz w:val="20"/>
                 <w:szCs w:val="20"/>
                 <w:color w:val="000000"/>
@@ -3179,6 +3150,7 @@
                 <w:i w:val="false"/>
                 <w:b w:val="true"/>
                 <w:u w:val="none"/>
+                <w:strike w:val="false"/>
                 <w:sz w:val="20"/>
                 <w:szCs w:val="20"/>
                 <w:color w:val="000000"/>
@@ -3220,6 +3192,7 @@
                 <w:i w:val="false"/>
                 <w:b w:val="true"/>
                 <w:u w:val="none"/>
+                <w:strike w:val="false"/>
                 <w:sz w:val="20"/>
                 <w:szCs w:val="20"/>
                 <w:color w:val="000000"/>
@@ -3231,6 +3204,7 @@
                 <w:i w:val="false"/>
                 <w:b w:val="true"/>
                 <w:u w:val="none"/>
+                <w:strike w:val="false"/>
                 <w:sz w:val="20"/>
                 <w:szCs w:val="20"/>
                 <w:color w:val="000000"/>
@@ -3272,6 +3246,7 @@
                 <w:i w:val="false"/>
                 <w:b w:val="true"/>
                 <w:u w:val="none"/>
+                <w:strike w:val="false"/>
                 <w:sz w:val="20"/>
                 <w:szCs w:val="20"/>
                 <w:color w:val="000000"/>
@@ -3283,6 +3258,7 @@
                 <w:i w:val="false"/>
                 <w:b w:val="true"/>
                 <w:u w:val="none"/>
+                <w:strike w:val="false"/>
                 <w:sz w:val="20"/>
                 <w:szCs w:val="20"/>
                 <w:color w:val="000000"/>
@@ -3324,6 +3300,7 @@
                 <w:i w:val="false"/>
                 <w:b w:val="true"/>
                 <w:u w:val="none"/>
+                <w:strike w:val="false"/>
                 <w:sz w:val="20"/>
                 <w:szCs w:val="20"/>
                 <w:color w:val="000000"/>
@@ -3335,6 +3312,7 @@
                 <w:i w:val="false"/>
                 <w:b w:val="true"/>
                 <w:u w:val="none"/>
+                <w:strike w:val="false"/>
                 <w:sz w:val="20"/>
                 <w:szCs w:val="20"/>
                 <w:color w:val="000000"/>
@@ -3376,6 +3354,7 @@
                 <w:i w:val="false"/>
                 <w:b w:val="true"/>
                 <w:u w:val="none"/>
+                <w:strike w:val="false"/>
                 <w:sz w:val="20"/>
                 <w:szCs w:val="20"/>
                 <w:color w:val="000000"/>
@@ -3387,6 +3366,7 @@
                 <w:i w:val="false"/>
                 <w:b w:val="true"/>
                 <w:u w:val="none"/>
+                <w:strike w:val="false"/>
                 <w:sz w:val="20"/>
                 <w:szCs w:val="20"/>
                 <w:color w:val="000000"/>
@@ -3398,9 +3378,8 @@
       </w:tr>
       <w:tr>
         <w:trPr>
-          <w:trHeight w:val="605" w:hRule="auto"/>
+          <w:trHeight w:val="601" w:hRule="auto"/>
         </w:trPr>
-        body 1
         <w:tc>
           <w:tcPr>
             <w:tcBorders>
@@ -3434,6 +3413,7 @@
                 <w:i w:val="false"/>
                 <w:b w:val="false"/>
                 <w:u w:val="none"/>
+                <w:strike w:val="false"/>
                 <w:sz w:val="20"/>
                 <w:szCs w:val="20"/>
                 <w:color w:val="000000"/>
@@ -3445,6 +3425,7 @@
                 <w:i w:val="false"/>
                 <w:b w:val="false"/>
                 <w:u w:val="none"/>
+                <w:strike w:val="false"/>
                 <w:sz w:val="20"/>
                 <w:szCs w:val="20"/>
                 <w:color w:val="000000"/>
@@ -3486,6 +3467,7 @@
                 <w:i w:val="false"/>
                 <w:b w:val="false"/>
                 <w:u w:val="none"/>
+                <w:strike w:val="false"/>
                 <w:sz w:val="20"/>
                 <w:szCs w:val="20"/>
                 <w:color w:val="000000"/>
@@ -3497,6 +3479,7 @@
                 <w:i w:val="false"/>
                 <w:b w:val="false"/>
                 <w:u w:val="none"/>
+                <w:strike w:val="false"/>
                 <w:sz w:val="20"/>
                 <w:szCs w:val="20"/>
                 <w:color w:val="000000"/>
@@ -3538,6 +3521,7 @@
                 <w:i w:val="false"/>
                 <w:b w:val="false"/>
                 <w:u w:val="none"/>
+                <w:strike w:val="false"/>
                 <w:sz w:val="20"/>
                 <w:szCs w:val="20"/>
                 <w:color w:val="000000"/>
@@ -3549,6 +3533,7 @@
                 <w:i w:val="false"/>
                 <w:b w:val="false"/>
                 <w:u w:val="none"/>
+                <w:strike w:val="false"/>
                 <w:sz w:val="20"/>
                 <w:szCs w:val="20"/>
                 <w:color w:val="000000"/>
@@ -3590,6 +3575,7 @@
                 <w:i w:val="false"/>
                 <w:b w:val="false"/>
                 <w:u w:val="none"/>
+                <w:strike w:val="false"/>
                 <w:sz w:val="20"/>
                 <w:szCs w:val="20"/>
                 <w:color w:val="000000"/>
@@ -3601,6 +3587,7 @@
                 <w:i w:val="false"/>
                 <w:b w:val="false"/>
                 <w:u w:val="none"/>
+                <w:strike w:val="false"/>
                 <w:sz w:val="20"/>
                 <w:szCs w:val="20"/>
                 <w:color w:val="000000"/>
@@ -3642,6 +3629,7 @@
                 <w:i w:val="false"/>
                 <w:b w:val="false"/>
                 <w:u w:val="none"/>
+                <w:strike w:val="false"/>
                 <w:sz w:val="20"/>
                 <w:szCs w:val="20"/>
                 <w:color w:val="000000"/>
@@ -3653,6 +3641,7 @@
                 <w:i w:val="false"/>
                 <w:b w:val="false"/>
                 <w:u w:val="none"/>
+                <w:strike w:val="false"/>
                 <w:sz w:val="20"/>
                 <w:szCs w:val="20"/>
                 <w:color w:val="000000"/>
@@ -3664,9 +3653,8 @@
       </w:tr>
       <w:tr>
         <w:trPr>
-          <w:trHeight w:val="605" w:hRule="auto"/>
+          <w:trHeight w:val="601" w:hRule="auto"/>
         </w:trPr>
-        body 2
         <w:tc>
           <w:tcPr>
             <w:tcBorders>
@@ -3700,6 +3688,7 @@
                 <w:i w:val="false"/>
                 <w:b w:val="false"/>
                 <w:u w:val="none"/>
+                <w:strike w:val="false"/>
                 <w:sz w:val="20"/>
                 <w:szCs w:val="20"/>
                 <w:color w:val="000000"/>
@@ -3711,6 +3700,7 @@
                 <w:i w:val="false"/>
                 <w:b w:val="false"/>
                 <w:u w:val="none"/>
+                <w:strike w:val="false"/>
                 <w:sz w:val="20"/>
                 <w:szCs w:val="20"/>
                 <w:color w:val="000000"/>
@@ -3752,6 +3742,7 @@
                 <w:i w:val="false"/>
                 <w:b w:val="false"/>
                 <w:u w:val="none"/>
+                <w:strike w:val="false"/>
                 <w:sz w:val="20"/>
                 <w:szCs w:val="20"/>
                 <w:color w:val="000000"/>
@@ -3763,6 +3754,7 @@
                 <w:i w:val="false"/>
                 <w:b w:val="false"/>
                 <w:u w:val="none"/>
+                <w:strike w:val="false"/>
                 <w:sz w:val="20"/>
                 <w:szCs w:val="20"/>
                 <w:color w:val="000000"/>
@@ -3804,6 +3796,7 @@
                 <w:i w:val="false"/>
                 <w:b w:val="false"/>
                 <w:u w:val="none"/>
+                <w:strike w:val="false"/>
                 <w:sz w:val="20"/>
                 <w:szCs w:val="20"/>
                 <w:color w:val="000000"/>
@@ -3815,6 +3808,7 @@
                 <w:i w:val="false"/>
                 <w:b w:val="false"/>
                 <w:u w:val="none"/>
+                <w:strike w:val="false"/>
                 <w:sz w:val="20"/>
                 <w:szCs w:val="20"/>
                 <w:color w:val="000000"/>
@@ -3856,6 +3850,7 @@
                 <w:i w:val="false"/>
                 <w:b w:val="false"/>
                 <w:u w:val="none"/>
+                <w:strike w:val="false"/>
                 <w:sz w:val="20"/>
                 <w:szCs w:val="20"/>
                 <w:color w:val="000000"/>
@@ -3867,6 +3862,7 @@
                 <w:i w:val="false"/>
                 <w:b w:val="false"/>
                 <w:u w:val="none"/>
+                <w:strike w:val="false"/>
                 <w:sz w:val="20"/>
                 <w:szCs w:val="20"/>
                 <w:color w:val="000000"/>
@@ -3908,6 +3904,7 @@
                 <w:i w:val="false"/>
                 <w:b w:val="false"/>
                 <w:u w:val="none"/>
+                <w:strike w:val="false"/>
                 <w:sz w:val="20"/>
                 <w:szCs w:val="20"/>
                 <w:color w:val="000000"/>
@@ -3919,6 +3916,7 @@
                 <w:i w:val="false"/>
                 <w:b w:val="false"/>
                 <w:u w:val="none"/>
+                <w:strike w:val="false"/>
                 <w:sz w:val="20"/>
                 <w:szCs w:val="20"/>
                 <w:color w:val="000000"/>
@@ -3930,9 +3928,8 @@
       </w:tr>
       <w:tr>
         <w:trPr>
-          <w:trHeight w:val="605" w:hRule="auto"/>
+          <w:trHeight w:val="601" w:hRule="auto"/>
         </w:trPr>
-        body 3
         <w:tc>
           <w:tcPr>
             <w:tcBorders>
@@ -3966,6 +3963,7 @@
                 <w:i w:val="false"/>
                 <w:b w:val="false"/>
                 <w:u w:val="none"/>
+                <w:strike w:val="false"/>
                 <w:sz w:val="20"/>
                 <w:szCs w:val="20"/>
                 <w:color w:val="000000"/>
@@ -3977,6 +3975,7 @@
                 <w:i w:val="false"/>
                 <w:b w:val="false"/>
                 <w:u w:val="none"/>
+                <w:strike w:val="false"/>
                 <w:sz w:val="20"/>
                 <w:szCs w:val="20"/>
                 <w:color w:val="000000"/>
@@ -4018,6 +4017,7 @@
                 <w:i w:val="false"/>
                 <w:b w:val="false"/>
                 <w:u w:val="none"/>
+                <w:strike w:val="false"/>
                 <w:sz w:val="20"/>
                 <w:szCs w:val="20"/>
                 <w:color w:val="000000"/>
@@ -4029,6 +4029,7 @@
                 <w:i w:val="false"/>
                 <w:b w:val="false"/>
                 <w:u w:val="none"/>
+                <w:strike w:val="false"/>
                 <w:sz w:val="20"/>
                 <w:szCs w:val="20"/>
                 <w:color w:val="000000"/>
@@ -4070,6 +4071,7 @@
                 <w:i w:val="false"/>
                 <w:b w:val="false"/>
                 <w:u w:val="none"/>
+                <w:strike w:val="false"/>
                 <w:sz w:val="20"/>
                 <w:szCs w:val="20"/>
                 <w:color w:val="000000"/>
@@ -4081,6 +4083,7 @@
                 <w:i w:val="false"/>
                 <w:b w:val="false"/>
                 <w:u w:val="none"/>
+                <w:strike w:val="false"/>
                 <w:sz w:val="20"/>
                 <w:szCs w:val="20"/>
                 <w:color w:val="000000"/>
@@ -4122,6 +4125,7 @@
                 <w:i w:val="false"/>
                 <w:b w:val="false"/>
                 <w:u w:val="none"/>
+                <w:strike w:val="false"/>
                 <w:sz w:val="20"/>
                 <w:szCs w:val="20"/>
                 <w:color w:val="000000"/>
@@ -4133,6 +4137,7 @@
                 <w:i w:val="false"/>
                 <w:b w:val="false"/>
                 <w:u w:val="none"/>
+                <w:strike w:val="false"/>
                 <w:sz w:val="20"/>
                 <w:szCs w:val="20"/>
                 <w:color w:val="000000"/>
@@ -4174,6 +4179,7 @@
                 <w:i w:val="false"/>
                 <w:b w:val="false"/>
                 <w:u w:val="none"/>
+                <w:strike w:val="false"/>
                 <w:sz w:val="20"/>
                 <w:szCs w:val="20"/>
                 <w:color w:val="000000"/>
@@ -4185,6 +4191,7 @@
                 <w:i w:val="false"/>
                 <w:b w:val="false"/>
                 <w:u w:val="none"/>
+                <w:strike w:val="false"/>
                 <w:sz w:val="20"/>
                 <w:szCs w:val="20"/>
                 <w:color w:val="000000"/>
@@ -4196,9 +4203,8 @@
       </w:tr>
       <w:tr>
         <w:trPr>
-          <w:trHeight w:val="568" w:hRule="auto"/>
+          <w:trHeight w:val="552" w:hRule="auto"/>
         </w:trPr>
-        body 4
         <w:tc>
           <w:tcPr>
             <w:tcBorders>
@@ -4232,6 +4238,7 @@
                 <w:i w:val="false"/>
                 <w:b w:val="false"/>
                 <w:u w:val="none"/>
+                <w:strike w:val="false"/>
                 <w:sz w:val="20"/>
                 <w:szCs w:val="20"/>
                 <w:color w:val="000000"/>
@@ -4243,6 +4250,7 @@
                 <w:i w:val="false"/>
                 <w:b w:val="false"/>
                 <w:u w:val="none"/>
+                <w:strike w:val="false"/>
                 <w:sz w:val="20"/>
                 <w:szCs w:val="20"/>
                 <w:color w:val="000000"/>
@@ -4284,6 +4292,7 @@
                 <w:i w:val="false"/>
                 <w:b w:val="false"/>
                 <w:u w:val="none"/>
+                <w:strike w:val="false"/>
                 <w:sz w:val="20"/>
                 <w:szCs w:val="20"/>
                 <w:color w:val="000000"/>
@@ -4295,6 +4304,7 @@
                 <w:i w:val="false"/>
                 <w:b w:val="false"/>
                 <w:u w:val="none"/>
+                <w:strike w:val="false"/>
                 <w:sz w:val="20"/>
                 <w:szCs w:val="20"/>
                 <w:color w:val="000000"/>
@@ -4336,6 +4346,7 @@
                 <w:i w:val="false"/>
                 <w:b w:val="false"/>
                 <w:u w:val="none"/>
+                <w:strike w:val="false"/>
                 <w:sz w:val="20"/>
                 <w:szCs w:val="20"/>
                 <w:color w:val="000000"/>
@@ -4347,6 +4358,7 @@
                 <w:i w:val="false"/>
                 <w:b w:val="false"/>
                 <w:u w:val="none"/>
+                <w:strike w:val="false"/>
                 <w:sz w:val="20"/>
                 <w:szCs w:val="20"/>
                 <w:color w:val="000000"/>
@@ -4388,6 +4400,7 @@
                 <w:i w:val="false"/>
                 <w:b w:val="false"/>
                 <w:u w:val="none"/>
+                <w:strike w:val="false"/>
                 <w:sz w:val="20"/>
                 <w:szCs w:val="20"/>
                 <w:color w:val="000000"/>
@@ -4399,6 +4412,7 @@
                 <w:i w:val="false"/>
                 <w:b w:val="false"/>
                 <w:u w:val="none"/>
+                <w:strike w:val="false"/>
                 <w:sz w:val="20"/>
                 <w:szCs w:val="20"/>
                 <w:color w:val="000000"/>
@@ -4440,6 +4454,7 @@
                 <w:i w:val="false"/>
                 <w:b w:val="false"/>
                 <w:u w:val="none"/>
+                <w:strike w:val="false"/>
                 <w:sz w:val="20"/>
                 <w:szCs w:val="20"/>
                 <w:color w:val="000000"/>
@@ -4451,6 +4466,7 @@
                 <w:i w:val="false"/>
                 <w:b w:val="false"/>
                 <w:u w:val="none"/>
+                <w:strike w:val="false"/>
                 <w:sz w:val="20"/>
                 <w:szCs w:val="20"/>
                 <w:color w:val="000000"/>
@@ -4462,9 +4478,8 @@
       </w:tr>
       <w:tr>
         <w:trPr>
-          <w:trHeight w:val="605" w:hRule="auto"/>
+          <w:trHeight w:val="596" w:hRule="auto"/>
         </w:trPr>
-        body 5
         <w:tc>
           <w:tcPr>
             <w:tcBorders>
@@ -4498,6 +4513,7 @@
                 <w:i w:val="false"/>
                 <w:b w:val="false"/>
                 <w:u w:val="none"/>
+                <w:strike w:val="false"/>
                 <w:sz w:val="20"/>
                 <w:szCs w:val="20"/>
                 <w:color w:val="000000"/>
@@ -4509,6 +4525,7 @@
                 <w:i w:val="false"/>
                 <w:b w:val="false"/>
                 <w:u w:val="none"/>
+                <w:strike w:val="false"/>
                 <w:sz w:val="20"/>
                 <w:szCs w:val="20"/>
                 <w:color w:val="000000"/>
@@ -4550,6 +4567,7 @@
                 <w:i w:val="false"/>
                 <w:b w:val="false"/>
                 <w:u w:val="none"/>
+                <w:strike w:val="false"/>
                 <w:sz w:val="20"/>
                 <w:szCs w:val="20"/>
                 <w:color w:val="000000"/>
@@ -4561,6 +4579,7 @@
                 <w:i w:val="false"/>
                 <w:b w:val="false"/>
                 <w:u w:val="none"/>
+                <w:strike w:val="false"/>
                 <w:sz w:val="20"/>
                 <w:szCs w:val="20"/>
                 <w:color w:val="000000"/>
@@ -4602,6 +4621,7 @@
                 <w:i w:val="false"/>
                 <w:b w:val="false"/>
                 <w:u w:val="none"/>
+                <w:strike w:val="false"/>
                 <w:sz w:val="20"/>
                 <w:szCs w:val="20"/>
                 <w:color w:val="000000"/>
@@ -4613,6 +4633,7 @@
                 <w:i w:val="false"/>
                 <w:b w:val="false"/>
                 <w:u w:val="none"/>
+                <w:strike w:val="false"/>
                 <w:sz w:val="20"/>
                 <w:szCs w:val="20"/>
                 <w:color w:val="000000"/>
@@ -4654,6 +4675,7 @@
                 <w:i w:val="false"/>
                 <w:b w:val="false"/>
                 <w:u w:val="none"/>
+                <w:strike w:val="false"/>
                 <w:sz w:val="20"/>
                 <w:szCs w:val="20"/>
                 <w:color w:val="000000"/>
@@ -4665,6 +4687,7 @@
                 <w:i w:val="false"/>
                 <w:b w:val="false"/>
                 <w:u w:val="none"/>
+                <w:strike w:val="false"/>
                 <w:sz w:val="20"/>
                 <w:szCs w:val="20"/>
                 <w:color w:val="000000"/>
@@ -4706,6 +4729,7 @@
                 <w:i w:val="false"/>
                 <w:b w:val="false"/>
                 <w:u w:val="none"/>
+                <w:strike w:val="false"/>
                 <w:sz w:val="20"/>
                 <w:szCs w:val="20"/>
                 <w:color w:val="000000"/>
@@ -4717,6 +4741,7 @@
                 <w:i w:val="false"/>
                 <w:b w:val="false"/>
                 <w:u w:val="none"/>
+                <w:strike w:val="false"/>
                 <w:sz w:val="20"/>
                 <w:szCs w:val="20"/>
                 <w:color w:val="000000"/>
@@ -4728,9 +4753,8 @@
       </w:tr>
       <w:tr>
         <w:trPr>
-          <w:trHeight w:val="608" w:hRule="auto"/>
+          <w:trHeight w:val="603" w:hRule="auto"/>
         </w:trPr>
-        body 6
         <w:tc>
           <w:tcPr>
             <w:tcBorders>
@@ -4764,6 +4788,7 @@
                 <w:i w:val="false"/>
                 <w:b w:val="false"/>
                 <w:u w:val="none"/>
+                <w:strike w:val="false"/>
                 <w:sz w:val="20"/>
                 <w:szCs w:val="20"/>
                 <w:color w:val="000000"/>
@@ -4775,11 +4800,12 @@
                 <w:i w:val="false"/>
                 <w:b w:val="false"/>
                 <w:u w:val="none"/>
-                <w:sz w:val="20"/>
-                <w:szCs w:val="20"/>
-                <w:color w:val="000000"/>
-              </w:rPr>
-              <w:t xml:space="preserve">Material and logistics</w:t>
+                <w:strike w:val="false"/>
+                <w:sz w:val="20"/>
+                <w:szCs w:val="20"/>
+                <w:color w:val="000000"/>
+              </w:rPr>
+              <w:t xml:space="preserve">Materiel and logistics</w:t>
             </w:r>
           </w:p>
         </w:tc>
@@ -4816,6 +4842,7 @@
                 <w:i w:val="false"/>
                 <w:b w:val="false"/>
                 <w:u w:val="none"/>
+                <w:strike w:val="false"/>
                 <w:sz w:val="20"/>
                 <w:szCs w:val="20"/>
                 <w:color w:val="000000"/>
@@ -4827,6 +4854,7 @@
                 <w:i w:val="false"/>
                 <w:b w:val="false"/>
                 <w:u w:val="none"/>
+                <w:strike w:val="false"/>
                 <w:sz w:val="20"/>
                 <w:szCs w:val="20"/>
                 <w:color w:val="000000"/>
@@ -4868,6 +4896,7 @@
                 <w:i w:val="false"/>
                 <w:b w:val="false"/>
                 <w:u w:val="none"/>
+                <w:strike w:val="false"/>
                 <w:sz w:val="20"/>
                 <w:szCs w:val="20"/>
                 <w:color w:val="000000"/>
@@ -4879,6 +4908,7 @@
                 <w:i w:val="false"/>
                 <w:b w:val="false"/>
                 <w:u w:val="none"/>
+                <w:strike w:val="false"/>
                 <w:sz w:val="20"/>
                 <w:szCs w:val="20"/>
                 <w:color w:val="000000"/>
@@ -4920,6 +4950,7 @@
                 <w:i w:val="false"/>
                 <w:b w:val="false"/>
                 <w:u w:val="none"/>
+                <w:strike w:val="false"/>
                 <w:sz w:val="20"/>
                 <w:szCs w:val="20"/>
                 <w:color w:val="000000"/>
@@ -4931,6 +4962,7 @@
                 <w:i w:val="false"/>
                 <w:b w:val="false"/>
                 <w:u w:val="none"/>
+                <w:strike w:val="false"/>
                 <w:sz w:val="20"/>
                 <w:szCs w:val="20"/>
                 <w:color w:val="000000"/>
@@ -4972,6 +5004,7 @@
                 <w:i w:val="false"/>
                 <w:b w:val="false"/>
                 <w:u w:val="none"/>
+                <w:strike w:val="false"/>
                 <w:sz w:val="20"/>
                 <w:szCs w:val="20"/>
                 <w:color w:val="000000"/>
@@ -4983,6 +5016,7 @@
                 <w:i w:val="false"/>
                 <w:b w:val="false"/>
                 <w:u w:val="none"/>
+                <w:strike w:val="false"/>
                 <w:sz w:val="20"/>
                 <w:szCs w:val="20"/>
                 <w:color w:val="000000"/>
@@ -4994,9 +5028,8 @@
       </w:tr>
       <w:tr>
         <w:trPr>
-          <w:trHeight w:val="608" w:hRule="auto"/>
+          <w:trHeight w:val="603" w:hRule="auto"/>
         </w:trPr>
-        body 7
         <w:tc>
           <w:tcPr>
             <w:tcBorders>
@@ -5030,6 +5063,7 @@
                 <w:i w:val="false"/>
                 <w:b w:val="false"/>
                 <w:u w:val="none"/>
+                <w:strike w:val="false"/>
                 <w:sz w:val="20"/>
                 <w:szCs w:val="20"/>
                 <w:color w:val="000000"/>
@@ -5041,6 +5075,7 @@
                 <w:i w:val="false"/>
                 <w:b w:val="false"/>
                 <w:u w:val="none"/>
+                <w:strike w:val="false"/>
                 <w:sz w:val="20"/>
                 <w:szCs w:val="20"/>
                 <w:color w:val="000000"/>
@@ -5082,6 +5117,7 @@
                 <w:i w:val="false"/>
                 <w:b w:val="false"/>
                 <w:u w:val="none"/>
+                <w:strike w:val="false"/>
                 <w:sz w:val="20"/>
                 <w:szCs w:val="20"/>
                 <w:color w:val="000000"/>
@@ -5093,6 +5129,7 @@
                 <w:i w:val="false"/>
                 <w:b w:val="false"/>
                 <w:u w:val="none"/>
+                <w:strike w:val="false"/>
                 <w:sz w:val="20"/>
                 <w:szCs w:val="20"/>
                 <w:color w:val="000000"/>
@@ -5134,6 +5171,7 @@
                 <w:i w:val="false"/>
                 <w:b w:val="false"/>
                 <w:u w:val="none"/>
+                <w:strike w:val="false"/>
                 <w:sz w:val="20"/>
                 <w:szCs w:val="20"/>
                 <w:color w:val="000000"/>
@@ -5145,6 +5183,7 @@
                 <w:i w:val="false"/>
                 <w:b w:val="false"/>
                 <w:u w:val="none"/>
+                <w:strike w:val="false"/>
                 <w:sz w:val="20"/>
                 <w:szCs w:val="20"/>
                 <w:color w:val="000000"/>
@@ -5186,6 +5225,7 @@
                 <w:i w:val="false"/>
                 <w:b w:val="false"/>
                 <w:u w:val="none"/>
+                <w:strike w:val="false"/>
                 <w:sz w:val="20"/>
                 <w:szCs w:val="20"/>
                 <w:color w:val="000000"/>
@@ -5197,6 +5237,7 @@
                 <w:i w:val="false"/>
                 <w:b w:val="false"/>
                 <w:u w:val="none"/>
+                <w:strike w:val="false"/>
                 <w:sz w:val="20"/>
                 <w:szCs w:val="20"/>
                 <w:color w:val="000000"/>
@@ -5238,6 +5279,7 @@
                 <w:i w:val="false"/>
                 <w:b w:val="false"/>
                 <w:u w:val="none"/>
+                <w:strike w:val="false"/>
                 <w:sz w:val="20"/>
                 <w:szCs w:val="20"/>
                 <w:color w:val="000000"/>
@@ -5249,6 +5291,7 @@
                 <w:i w:val="false"/>
                 <w:b w:val="false"/>
                 <w:u w:val="none"/>
+                <w:strike w:val="false"/>
                 <w:sz w:val="20"/>
                 <w:szCs w:val="20"/>
                 <w:color w:val="000000"/>
@@ -5260,9 +5303,8 @@
       </w:tr>
       <w:tr>
         <w:trPr>
-          <w:trHeight w:val="608" w:hRule="auto"/>
+          <w:trHeight w:val="603" w:hRule="auto"/>
         </w:trPr>
-        body 8
         <w:tc>
           <w:tcPr>
             <w:tcBorders>
@@ -5296,6 +5338,7 @@
                 <w:i w:val="false"/>
                 <w:b w:val="false"/>
                 <w:u w:val="none"/>
+                <w:strike w:val="false"/>
                 <w:sz w:val="20"/>
                 <w:szCs w:val="20"/>
                 <w:color w:val="000000"/>
@@ -5307,6 +5350,7 @@
                 <w:i w:val="false"/>
                 <w:b w:val="false"/>
                 <w:u w:val="none"/>
+                <w:strike w:val="false"/>
                 <w:sz w:val="20"/>
                 <w:szCs w:val="20"/>
                 <w:color w:val="000000"/>
@@ -5348,6 +5392,7 @@
                 <w:i w:val="false"/>
                 <w:b w:val="false"/>
                 <w:u w:val="none"/>
+                <w:strike w:val="false"/>
                 <w:sz w:val="20"/>
                 <w:szCs w:val="20"/>
                 <w:color w:val="000000"/>
@@ -5359,6 +5404,7 @@
                 <w:i w:val="false"/>
                 <w:b w:val="false"/>
                 <w:u w:val="none"/>
+                <w:strike w:val="false"/>
                 <w:sz w:val="20"/>
                 <w:szCs w:val="20"/>
                 <w:color w:val="000000"/>
@@ -5400,6 +5446,7 @@
                 <w:i w:val="false"/>
                 <w:b w:val="false"/>
                 <w:u w:val="none"/>
+                <w:strike w:val="false"/>
                 <w:sz w:val="20"/>
                 <w:szCs w:val="20"/>
                 <w:color w:val="000000"/>
@@ -5411,6 +5458,7 @@
                 <w:i w:val="false"/>
                 <w:b w:val="false"/>
                 <w:u w:val="none"/>
+                <w:strike w:val="false"/>
                 <w:sz w:val="20"/>
                 <w:szCs w:val="20"/>
                 <w:color w:val="000000"/>
@@ -5452,6 +5500,7 @@
                 <w:i w:val="false"/>
                 <w:b w:val="false"/>
                 <w:u w:val="none"/>
+                <w:strike w:val="false"/>
                 <w:sz w:val="20"/>
                 <w:szCs w:val="20"/>
                 <w:color w:val="000000"/>
@@ -5463,6 +5512,7 @@
                 <w:i w:val="false"/>
                 <w:b w:val="false"/>
                 <w:u w:val="none"/>
+                <w:strike w:val="false"/>
                 <w:sz w:val="20"/>
                 <w:szCs w:val="20"/>
                 <w:color w:val="000000"/>
@@ -5504,6 +5554,7 @@
                 <w:i w:val="false"/>
                 <w:b w:val="false"/>
                 <w:u w:val="none"/>
+                <w:strike w:val="false"/>
                 <w:sz w:val="20"/>
                 <w:szCs w:val="20"/>
                 <w:color w:val="000000"/>
@@ -5515,6 +5566,7 @@
                 <w:i w:val="false"/>
                 <w:b w:val="false"/>
                 <w:u w:val="none"/>
+                <w:strike w:val="false"/>
                 <w:sz w:val="20"/>
                 <w:szCs w:val="20"/>
                 <w:color w:val="000000"/>
@@ -5526,9 +5578,8 @@
       </w:tr>
       <w:tr>
         <w:trPr>
-          <w:trHeight w:val="608" w:hRule="auto"/>
+          <w:trHeight w:val="601" w:hRule="auto"/>
         </w:trPr>
-        body 9
         <w:tc>
           <w:tcPr>
             <w:tcBorders>
@@ -5562,6 +5613,7 @@
                 <w:i w:val="false"/>
                 <w:b w:val="false"/>
                 <w:u w:val="none"/>
+                <w:strike w:val="false"/>
                 <w:sz w:val="20"/>
                 <w:szCs w:val="20"/>
                 <w:color w:val="000000"/>
@@ -5573,6 +5625,7 @@
                 <w:i w:val="false"/>
                 <w:b w:val="false"/>
                 <w:u w:val="none"/>
+                <w:strike w:val="false"/>
                 <w:sz w:val="20"/>
                 <w:szCs w:val="20"/>
                 <w:color w:val="000000"/>
@@ -5614,6 +5667,7 @@
                 <w:i w:val="false"/>
                 <w:b w:val="false"/>
                 <w:u w:val="none"/>
+                <w:strike w:val="false"/>
                 <w:sz w:val="20"/>
                 <w:szCs w:val="20"/>
                 <w:color w:val="000000"/>
@@ -5625,6 +5679,7 @@
                 <w:i w:val="false"/>
                 <w:b w:val="false"/>
                 <w:u w:val="none"/>
+                <w:strike w:val="false"/>
                 <w:sz w:val="20"/>
                 <w:szCs w:val="20"/>
                 <w:color w:val="000000"/>
@@ -5666,6 +5721,7 @@
                 <w:i w:val="false"/>
                 <w:b w:val="false"/>
                 <w:u w:val="none"/>
+                <w:strike w:val="false"/>
                 <w:sz w:val="20"/>
                 <w:szCs w:val="20"/>
                 <w:color w:val="000000"/>
@@ -5677,6 +5733,7 @@
                 <w:i w:val="false"/>
                 <w:b w:val="false"/>
                 <w:u w:val="none"/>
+                <w:strike w:val="false"/>
                 <w:sz w:val="20"/>
                 <w:szCs w:val="20"/>
                 <w:color w:val="000000"/>
@@ -5718,6 +5775,7 @@
                 <w:i w:val="false"/>
                 <w:b w:val="false"/>
                 <w:u w:val="none"/>
+                <w:strike w:val="false"/>
                 <w:sz w:val="20"/>
                 <w:szCs w:val="20"/>
                 <w:color w:val="000000"/>
@@ -5729,6 +5787,7 @@
                 <w:i w:val="false"/>
                 <w:b w:val="false"/>
                 <w:u w:val="none"/>
+                <w:strike w:val="false"/>
                 <w:sz w:val="20"/>
                 <w:szCs w:val="20"/>
                 <w:color w:val="000000"/>
@@ -5770,6 +5829,7 @@
                 <w:i w:val="false"/>
                 <w:b w:val="false"/>
                 <w:u w:val="none"/>
+                <w:strike w:val="false"/>
                 <w:sz w:val="20"/>
                 <w:szCs w:val="20"/>
                 <w:color w:val="000000"/>
@@ -5781,6 +5841,7 @@
                 <w:i w:val="false"/>
                 <w:b w:val="false"/>
                 <w:u w:val="none"/>
+                <w:strike w:val="false"/>
                 <w:sz w:val="20"/>
                 <w:szCs w:val="20"/>
                 <w:color w:val="000000"/>
@@ -5792,9 +5853,8 @@
       </w:tr>
       <w:tr>
         <w:trPr>
-          <w:trHeight w:val="606" w:hRule="auto"/>
+          <w:trHeight w:val="600" w:hRule="auto"/>
         </w:trPr>
-        body10
         <w:tc>
           <w:tcPr>
             <w:tcBorders>
@@ -5828,6 +5888,7 @@
                 <w:i w:val="false"/>
                 <w:b w:val="false"/>
                 <w:u w:val="none"/>
+                <w:strike w:val="false"/>
                 <w:sz w:val="20"/>
                 <w:szCs w:val="20"/>
                 <w:color w:val="000000"/>
@@ -5839,6 +5900,7 @@
                 <w:i w:val="false"/>
                 <w:b w:val="false"/>
                 <w:u w:val="none"/>
+                <w:strike w:val="false"/>
                 <w:sz w:val="20"/>
                 <w:szCs w:val="20"/>
                 <w:color w:val="000000"/>
@@ -5880,6 +5942,7 @@
                 <w:i w:val="false"/>
                 <w:b w:val="false"/>
                 <w:u w:val="none"/>
+                <w:strike w:val="false"/>
                 <w:sz w:val="20"/>
                 <w:szCs w:val="20"/>
                 <w:color w:val="000000"/>
@@ -5891,6 +5954,7 @@
                 <w:i w:val="false"/>
                 <w:b w:val="false"/>
                 <w:u w:val="none"/>
+                <w:strike w:val="false"/>
                 <w:sz w:val="20"/>
                 <w:szCs w:val="20"/>
                 <w:color w:val="000000"/>
@@ -5932,6 +5996,7 @@
                 <w:i w:val="false"/>
                 <w:b w:val="false"/>
                 <w:u w:val="none"/>
+                <w:strike w:val="false"/>
                 <w:sz w:val="20"/>
                 <w:szCs w:val="20"/>
                 <w:color w:val="000000"/>
@@ -5943,6 +6008,7 @@
                 <w:i w:val="false"/>
                 <w:b w:val="false"/>
                 <w:u w:val="none"/>
+                <w:strike w:val="false"/>
                 <w:sz w:val="20"/>
                 <w:szCs w:val="20"/>
                 <w:color w:val="000000"/>
@@ -5984,6 +6050,7 @@
                 <w:i w:val="false"/>
                 <w:b w:val="false"/>
                 <w:u w:val="none"/>
+                <w:strike w:val="false"/>
                 <w:sz w:val="20"/>
                 <w:szCs w:val="20"/>
                 <w:color w:val="000000"/>
@@ -5995,6 +6062,7 @@
                 <w:i w:val="false"/>
                 <w:b w:val="false"/>
                 <w:u w:val="none"/>
+                <w:strike w:val="false"/>
                 <w:sz w:val="20"/>
                 <w:szCs w:val="20"/>
                 <w:color w:val="000000"/>
@@ -6036,6 +6104,7 @@
                 <w:i w:val="false"/>
                 <w:b w:val="false"/>
                 <w:u w:val="none"/>
+                <w:strike w:val="false"/>
                 <w:sz w:val="20"/>
                 <w:szCs w:val="20"/>
                 <w:color w:val="000000"/>
@@ -6047,6 +6116,7 @@
                 <w:i w:val="false"/>
                 <w:b w:val="false"/>
                 <w:u w:val="none"/>
+                <w:strike w:val="false"/>
                 <w:sz w:val="20"/>
                 <w:szCs w:val="20"/>
                 <w:color w:val="000000"/>
@@ -6058,9 +6128,8 @@
       </w:tr>
       <w:tr>
         <w:trPr>
-          <w:trHeight w:val="609" w:hRule="auto"/>
+          <w:trHeight w:val="601" w:hRule="auto"/>
         </w:trPr>
-        body11
         <w:tc>
           <w:tcPr>
             <w:tcBorders>
@@ -6094,6 +6163,7 @@
                 <w:i w:val="false"/>
                 <w:b w:val="false"/>
                 <w:u w:val="none"/>
+                <w:strike w:val="false"/>
                 <w:sz w:val="20"/>
                 <w:szCs w:val="20"/>
                 <w:color w:val="000000"/>
@@ -6105,6 +6175,7 @@
                 <w:i w:val="false"/>
                 <w:b w:val="false"/>
                 <w:u w:val="none"/>
+                <w:strike w:val="false"/>
                 <w:sz w:val="20"/>
                 <w:szCs w:val="20"/>
                 <w:color w:val="000000"/>
@@ -6146,6 +6217,7 @@
                 <w:i w:val="false"/>
                 <w:b w:val="false"/>
                 <w:u w:val="none"/>
+                <w:strike w:val="false"/>
                 <w:sz w:val="20"/>
                 <w:szCs w:val="20"/>
                 <w:color w:val="000000"/>
@@ -6157,6 +6229,7 @@
                 <w:i w:val="false"/>
                 <w:b w:val="false"/>
                 <w:u w:val="none"/>
+                <w:strike w:val="false"/>
                 <w:sz w:val="20"/>
                 <w:szCs w:val="20"/>
                 <w:color w:val="000000"/>
@@ -6198,6 +6271,7 @@
                 <w:i w:val="false"/>
                 <w:b w:val="false"/>
                 <w:u w:val="none"/>
+                <w:strike w:val="false"/>
                 <w:sz w:val="20"/>
                 <w:szCs w:val="20"/>
                 <w:color w:val="000000"/>
@@ -6209,6 +6283,7 @@
                 <w:i w:val="false"/>
                 <w:b w:val="false"/>
                 <w:u w:val="none"/>
+                <w:strike w:val="false"/>
                 <w:sz w:val="20"/>
                 <w:szCs w:val="20"/>
                 <w:color w:val="000000"/>
@@ -6250,6 +6325,7 @@
                 <w:i w:val="false"/>
                 <w:b w:val="false"/>
                 <w:u w:val="none"/>
+                <w:strike w:val="false"/>
                 <w:sz w:val="20"/>
                 <w:szCs w:val="20"/>
                 <w:color w:val="000000"/>
@@ -6261,6 +6337,7 @@
                 <w:i w:val="false"/>
                 <w:b w:val="false"/>
                 <w:u w:val="none"/>
+                <w:strike w:val="false"/>
                 <w:sz w:val="20"/>
                 <w:szCs w:val="20"/>
                 <w:color w:val="000000"/>
@@ -6302,6 +6379,7 @@
                 <w:i w:val="false"/>
                 <w:b w:val="false"/>
                 <w:u w:val="none"/>
+                <w:strike w:val="false"/>
                 <w:sz w:val="20"/>
                 <w:szCs w:val="20"/>
                 <w:color w:val="000000"/>
@@ -6313,6 +6391,7 @@
                 <w:i w:val="false"/>
                 <w:b w:val="false"/>
                 <w:u w:val="none"/>
+                <w:strike w:val="false"/>
                 <w:sz w:val="20"/>
                 <w:szCs w:val="20"/>
                 <w:color w:val="000000"/>
@@ -6324,9 +6403,8 @@
       </w:tr>
       <w:tr>
         <w:trPr>
-          <w:trHeight w:val="609" w:hRule="auto"/>
+          <w:trHeight w:val="601" w:hRule="auto"/>
         </w:trPr>
-        body12
         <w:tc>
           <w:tcPr>
             <w:tcBorders>
@@ -6360,6 +6438,7 @@
                 <w:i w:val="false"/>
                 <w:b w:val="false"/>
                 <w:u w:val="none"/>
+                <w:strike w:val="false"/>
                 <w:sz w:val="20"/>
                 <w:szCs w:val="20"/>
                 <w:color w:val="000000"/>
@@ -6371,6 +6450,7 @@
                 <w:i w:val="false"/>
                 <w:b w:val="false"/>
                 <w:u w:val="none"/>
+                <w:strike w:val="false"/>
                 <w:sz w:val="20"/>
                 <w:szCs w:val="20"/>
                 <w:color w:val="000000"/>
@@ -6412,6 +6492,7 @@
                 <w:i w:val="false"/>
                 <w:b w:val="false"/>
                 <w:u w:val="none"/>
+                <w:strike w:val="false"/>
                 <w:sz w:val="20"/>
                 <w:szCs w:val="20"/>
                 <w:color w:val="000000"/>
@@ -6423,6 +6504,7 @@
                 <w:i w:val="false"/>
                 <w:b w:val="false"/>
                 <w:u w:val="none"/>
+                <w:strike w:val="false"/>
                 <w:sz w:val="20"/>
                 <w:szCs w:val="20"/>
                 <w:color w:val="000000"/>
@@ -6464,6 +6546,7 @@
                 <w:i w:val="false"/>
                 <w:b w:val="false"/>
                 <w:u w:val="none"/>
+                <w:strike w:val="false"/>
                 <w:sz w:val="20"/>
                 <w:szCs w:val="20"/>
                 <w:color w:val="000000"/>
@@ -6475,6 +6558,7 @@
                 <w:i w:val="false"/>
                 <w:b w:val="false"/>
                 <w:u w:val="none"/>
+                <w:strike w:val="false"/>
                 <w:sz w:val="20"/>
                 <w:szCs w:val="20"/>
                 <w:color w:val="000000"/>
@@ -6516,6 +6600,7 @@
                 <w:i w:val="false"/>
                 <w:b w:val="false"/>
                 <w:u w:val="none"/>
+                <w:strike w:val="false"/>
                 <w:sz w:val="20"/>
                 <w:szCs w:val="20"/>
                 <w:color w:val="000000"/>
@@ -6527,6 +6612,7 @@
                 <w:i w:val="false"/>
                 <w:b w:val="false"/>
                 <w:u w:val="none"/>
+                <w:strike w:val="false"/>
                 <w:sz w:val="20"/>
                 <w:szCs w:val="20"/>
                 <w:color w:val="000000"/>
@@ -6568,6 +6654,7 @@
                 <w:i w:val="false"/>
                 <w:b w:val="false"/>
                 <w:u w:val="none"/>
+                <w:strike w:val="false"/>
                 <w:sz w:val="20"/>
                 <w:szCs w:val="20"/>
                 <w:color w:val="000000"/>
@@ -6579,6 +6666,7 @@
                 <w:i w:val="false"/>
                 <w:b w:val="false"/>
                 <w:u w:val="none"/>
+                <w:strike w:val="false"/>
                 <w:sz w:val="20"/>
                 <w:szCs w:val="20"/>
                 <w:color w:val="000000"/>
@@ -6590,9 +6678,8 @@
       </w:tr>
       <w:tr>
         <w:trPr>
-          <w:trHeight w:val="609" w:hRule="auto"/>
+          <w:trHeight w:val="597" w:hRule="auto"/>
         </w:trPr>
-        body13
         <w:tc>
           <w:tcPr>
             <w:tcBorders>
@@ -6626,6 +6713,7 @@
                 <w:i w:val="false"/>
                 <w:b w:val="false"/>
                 <w:u w:val="none"/>
+                <w:strike w:val="false"/>
                 <w:sz w:val="20"/>
                 <w:szCs w:val="20"/>
                 <w:color w:val="000000"/>
@@ -6637,6 +6725,7 @@
                 <w:i w:val="false"/>
                 <w:b w:val="false"/>
                 <w:u w:val="none"/>
+                <w:strike w:val="false"/>
                 <w:sz w:val="20"/>
                 <w:szCs w:val="20"/>
                 <w:color w:val="000000"/>
@@ -6678,6 +6767,7 @@
                 <w:i w:val="false"/>
                 <w:b w:val="false"/>
                 <w:u w:val="none"/>
+                <w:strike w:val="false"/>
                 <w:sz w:val="20"/>
                 <w:szCs w:val="20"/>
                 <w:color w:val="000000"/>
@@ -6689,6 +6779,7 @@
                 <w:i w:val="false"/>
                 <w:b w:val="false"/>
                 <w:u w:val="none"/>
+                <w:strike w:val="false"/>
                 <w:sz w:val="20"/>
                 <w:szCs w:val="20"/>
                 <w:color w:val="000000"/>
@@ -6730,6 +6821,7 @@
                 <w:i w:val="false"/>
                 <w:b w:val="false"/>
                 <w:u w:val="none"/>
+                <w:strike w:val="false"/>
                 <w:sz w:val="20"/>
                 <w:szCs w:val="20"/>
                 <w:color w:val="000000"/>
@@ -6741,6 +6833,7 @@
                 <w:i w:val="false"/>
                 <w:b w:val="false"/>
                 <w:u w:val="none"/>
+                <w:strike w:val="false"/>
                 <w:sz w:val="20"/>
                 <w:szCs w:val="20"/>
                 <w:color w:val="000000"/>
@@ -6782,6 +6875,7 @@
                 <w:i w:val="false"/>
                 <w:b w:val="false"/>
                 <w:u w:val="none"/>
+                <w:strike w:val="false"/>
                 <w:sz w:val="20"/>
                 <w:szCs w:val="20"/>
                 <w:color w:val="000000"/>
@@ -6793,6 +6887,7 @@
                 <w:i w:val="false"/>
                 <w:b w:val="false"/>
                 <w:u w:val="none"/>
+                <w:strike w:val="false"/>
                 <w:sz w:val="20"/>
                 <w:szCs w:val="20"/>
                 <w:color w:val="000000"/>
@@ -6834,6 +6929,7 @@
                 <w:i w:val="false"/>
                 <w:b w:val="false"/>
                 <w:u w:val="none"/>
+                <w:strike w:val="false"/>
                 <w:sz w:val="20"/>
                 <w:szCs w:val="20"/>
                 <w:color w:val="000000"/>
@@ -6845,6 +6941,7 @@
                 <w:i w:val="false"/>
                 <w:b w:val="false"/>
                 <w:u w:val="none"/>
+                <w:strike w:val="false"/>
                 <w:sz w:val="20"/>
                 <w:szCs w:val="20"/>
                 <w:color w:val="000000"/>
@@ -6856,9 +6953,8 @@
       </w:tr>
       <w:tr>
         <w:trPr>
-          <w:trHeight w:val="607" w:hRule="auto"/>
+          <w:trHeight w:val="603" w:hRule="auto"/>
         </w:trPr>
-        body14
         <w:tc>
           <w:tcPr>
             <w:tcBorders>
@@ -6892,6 +6988,7 @@
                 <w:i w:val="false"/>
                 <w:b w:val="false"/>
                 <w:u w:val="none"/>
+                <w:strike w:val="false"/>
                 <w:sz w:val="20"/>
                 <w:szCs w:val="20"/>
                 <w:color w:val="000000"/>
@@ -6903,6 +7000,7 @@
                 <w:i w:val="false"/>
                 <w:b w:val="false"/>
                 <w:u w:val="none"/>
+                <w:strike w:val="false"/>
                 <w:sz w:val="20"/>
                 <w:szCs w:val="20"/>
                 <w:color w:val="000000"/>
@@ -6944,6 +7042,7 @@
                 <w:i w:val="false"/>
                 <w:b w:val="false"/>
                 <w:u w:val="none"/>
+                <w:strike w:val="false"/>
                 <w:sz w:val="20"/>
                 <w:szCs w:val="20"/>
                 <w:color w:val="000000"/>
@@ -6955,6 +7054,7 @@
                 <w:i w:val="false"/>
                 <w:b w:val="false"/>
                 <w:u w:val="none"/>
+                <w:strike w:val="false"/>
                 <w:sz w:val="20"/>
                 <w:szCs w:val="20"/>
                 <w:color w:val="000000"/>
@@ -6996,6 +7096,7 @@
                 <w:i w:val="false"/>
                 <w:b w:val="false"/>
                 <w:u w:val="none"/>
+                <w:strike w:val="false"/>
                 <w:sz w:val="20"/>
                 <w:szCs w:val="20"/>
                 <w:color w:val="000000"/>
@@ -7007,6 +7108,7 @@
                 <w:i w:val="false"/>
                 <w:b w:val="false"/>
                 <w:u w:val="none"/>
+                <w:strike w:val="false"/>
                 <w:sz w:val="20"/>
                 <w:szCs w:val="20"/>
                 <w:color w:val="000000"/>
@@ -7048,6 +7150,7 @@
                 <w:i w:val="false"/>
                 <w:b w:val="false"/>
                 <w:u w:val="none"/>
+                <w:strike w:val="false"/>
                 <w:sz w:val="20"/>
                 <w:szCs w:val="20"/>
                 <w:color w:val="000000"/>
@@ -7059,6 +7162,7 @@
                 <w:i w:val="false"/>
                 <w:b w:val="false"/>
                 <w:u w:val="none"/>
+                <w:strike w:val="false"/>
                 <w:sz w:val="20"/>
                 <w:szCs w:val="20"/>
                 <w:color w:val="000000"/>
@@ -7100,6 +7204,7 @@
                 <w:i w:val="false"/>
                 <w:b w:val="false"/>
                 <w:u w:val="none"/>
+                <w:strike w:val="false"/>
                 <w:sz w:val="20"/>
                 <w:szCs w:val="20"/>
                 <w:color w:val="000000"/>
@@ -7111,6 +7216,7 @@
                 <w:i w:val="false"/>
                 <w:b w:val="false"/>
                 <w:u w:val="none"/>
+                <w:strike w:val="false"/>
                 <w:sz w:val="20"/>
                 <w:szCs w:val="20"/>
                 <w:color w:val="000000"/>
@@ -7122,9 +7228,8 @@
       </w:tr>
       <w:tr>
         <w:trPr>
-          <w:trHeight w:val="569" w:hRule="auto"/>
+          <w:trHeight w:val="553" w:hRule="auto"/>
         </w:trPr>
-        body15
         <w:tc>
           <w:tcPr>
             <w:tcBorders>
@@ -7158,6 +7263,7 @@
                 <w:i w:val="false"/>
                 <w:b w:val="false"/>
                 <w:u w:val="none"/>
+                <w:strike w:val="false"/>
                 <w:sz w:val="20"/>
                 <w:szCs w:val="20"/>
                 <w:color w:val="000000"/>
@@ -7169,6 +7275,7 @@
                 <w:i w:val="false"/>
                 <w:b w:val="false"/>
                 <w:u w:val="none"/>
+                <w:strike w:val="false"/>
                 <w:sz w:val="20"/>
                 <w:szCs w:val="20"/>
                 <w:color w:val="000000"/>
@@ -7210,6 +7317,7 @@
                 <w:i w:val="false"/>
                 <w:b w:val="false"/>
                 <w:u w:val="none"/>
+                <w:strike w:val="false"/>
                 <w:sz w:val="20"/>
                 <w:szCs w:val="20"/>
                 <w:color w:val="000000"/>
@@ -7221,6 +7329,7 @@
                 <w:i w:val="false"/>
                 <w:b w:val="false"/>
                 <w:u w:val="none"/>
+                <w:strike w:val="false"/>
                 <w:sz w:val="20"/>
                 <w:szCs w:val="20"/>
                 <w:color w:val="000000"/>
@@ -7262,6 +7371,7 @@
                 <w:i w:val="false"/>
                 <w:b w:val="false"/>
                 <w:u w:val="none"/>
+                <w:strike w:val="false"/>
                 <w:sz w:val="20"/>
                 <w:szCs w:val="20"/>
                 <w:color w:val="000000"/>
@@ -7273,6 +7383,7 @@
                 <w:i w:val="false"/>
                 <w:b w:val="false"/>
                 <w:u w:val="none"/>
+                <w:strike w:val="false"/>
                 <w:sz w:val="20"/>
                 <w:szCs w:val="20"/>
                 <w:color w:val="000000"/>
@@ -7314,6 +7425,7 @@
                 <w:i w:val="false"/>
                 <w:b w:val="false"/>
                 <w:u w:val="none"/>
+                <w:strike w:val="false"/>
                 <w:sz w:val="20"/>
                 <w:szCs w:val="20"/>
                 <w:color w:val="000000"/>
@@ -7325,6 +7437,7 @@
                 <w:i w:val="false"/>
                 <w:b w:val="false"/>
                 <w:u w:val="none"/>
+                <w:strike w:val="false"/>
                 <w:sz w:val="20"/>
                 <w:szCs w:val="20"/>
                 <w:color w:val="000000"/>
@@ -7366,6 +7479,7 @@
                 <w:i w:val="false"/>
                 <w:b w:val="false"/>
                 <w:u w:val="none"/>
+                <w:strike w:val="false"/>
                 <w:sz w:val="20"/>
                 <w:szCs w:val="20"/>
                 <w:color w:val="000000"/>
@@ -7377,6 +7491,7 @@
                 <w:i w:val="false"/>
                 <w:b w:val="false"/>
                 <w:u w:val="none"/>
+                <w:strike w:val="false"/>
                 <w:sz w:val="20"/>
                 <w:szCs w:val="20"/>
                 <w:color w:val="000000"/>
@@ -7388,9 +7503,8 @@
       </w:tr>
       <w:tr>
         <w:trPr>
-          <w:trHeight w:val="570" w:hRule="auto"/>
+          <w:trHeight w:val="555" w:hRule="auto"/>
         </w:trPr>
-        body16
         <w:tc>
           <w:tcPr>
             <w:tcBorders>
@@ -7424,6 +7538,7 @@
                 <w:i w:val="false"/>
                 <w:b w:val="false"/>
                 <w:u w:val="none"/>
+                <w:strike w:val="false"/>
                 <w:sz w:val="20"/>
                 <w:szCs w:val="20"/>
                 <w:color w:val="000000"/>
@@ -7435,6 +7550,7 @@
                 <w:i w:val="false"/>
                 <w:b w:val="false"/>
                 <w:u w:val="none"/>
+                <w:strike w:val="false"/>
                 <w:sz w:val="20"/>
                 <w:szCs w:val="20"/>
                 <w:color w:val="000000"/>
@@ -7476,6 +7592,7 @@
                 <w:i w:val="false"/>
                 <w:b w:val="false"/>
                 <w:u w:val="none"/>
+                <w:strike w:val="false"/>
                 <w:sz w:val="20"/>
                 <w:szCs w:val="20"/>
                 <w:color w:val="000000"/>
@@ -7487,6 +7604,7 @@
                 <w:i w:val="false"/>
                 <w:b w:val="false"/>
                 <w:u w:val="none"/>
+                <w:strike w:val="false"/>
                 <w:sz w:val="20"/>
                 <w:szCs w:val="20"/>
                 <w:color w:val="000000"/>
@@ -7528,6 +7646,7 @@
                 <w:i w:val="false"/>
                 <w:b w:val="false"/>
                 <w:u w:val="none"/>
+                <w:strike w:val="false"/>
                 <w:sz w:val="20"/>
                 <w:szCs w:val="20"/>
                 <w:color w:val="000000"/>
@@ -7539,6 +7658,7 @@
                 <w:i w:val="false"/>
                 <w:b w:val="false"/>
                 <w:u w:val="none"/>
+                <w:strike w:val="false"/>
                 <w:sz w:val="20"/>
                 <w:szCs w:val="20"/>
                 <w:color w:val="000000"/>
@@ -7580,6 +7700,7 @@
                 <w:i w:val="false"/>
                 <w:b w:val="false"/>
                 <w:u w:val="none"/>
+                <w:strike w:val="false"/>
                 <w:sz w:val="20"/>
                 <w:szCs w:val="20"/>
                 <w:color w:val="000000"/>
@@ -7591,6 +7712,7 @@
                 <w:i w:val="false"/>
                 <w:b w:val="false"/>
                 <w:u w:val="none"/>
+                <w:strike w:val="false"/>
                 <w:sz w:val="20"/>
                 <w:szCs w:val="20"/>
                 <w:color w:val="000000"/>
@@ -7632,6 +7754,7 @@
                 <w:i w:val="false"/>
                 <w:b w:val="false"/>
                 <w:u w:val="none"/>
+                <w:strike w:val="false"/>
                 <w:sz w:val="20"/>
                 <w:szCs w:val="20"/>
                 <w:color w:val="000000"/>
@@ -7643,6 +7766,7 @@
                 <w:i w:val="false"/>
                 <w:b w:val="false"/>
                 <w:u w:val="none"/>
+                <w:strike w:val="false"/>
                 <w:sz w:val="20"/>
                 <w:szCs w:val="20"/>
                 <w:color w:val="000000"/>
@@ -7654,9 +7778,8 @@
       </w:tr>
       <w:tr>
         <w:trPr>
-          <w:trHeight w:val="566" w:hRule="auto"/>
+          <w:trHeight w:val="585" w:hRule="auto"/>
         </w:trPr>
-        body17
         <w:tc>
           <w:tcPr>
             <w:tcBorders>
@@ -7690,6 +7813,7 @@
                 <w:i w:val="false"/>
                 <w:b w:val="false"/>
                 <w:u w:val="none"/>
+                <w:strike w:val="false"/>
                 <w:sz w:val="20"/>
                 <w:szCs w:val="20"/>
                 <w:color w:val="000000"/>
@@ -7701,6 +7825,7 @@
                 <w:i w:val="false"/>
                 <w:b w:val="false"/>
                 <w:u w:val="none"/>
+                <w:strike w:val="false"/>
                 <w:sz w:val="20"/>
                 <w:szCs w:val="20"/>
                 <w:color w:val="000000"/>
@@ -7742,6 +7867,7 @@
                 <w:i w:val="false"/>
                 <w:b w:val="false"/>
                 <w:u w:val="none"/>
+                <w:strike w:val="false"/>
                 <w:sz w:val="20"/>
                 <w:szCs w:val="20"/>
                 <w:color w:val="000000"/>
@@ -7753,6 +7879,7 @@
                 <w:i w:val="false"/>
                 <w:b w:val="false"/>
                 <w:u w:val="none"/>
+                <w:strike w:val="false"/>
                 <w:sz w:val="20"/>
                 <w:szCs w:val="20"/>
                 <w:color w:val="000000"/>
@@ -7794,6 +7921,7 @@
                 <w:i w:val="false"/>
                 <w:b w:val="false"/>
                 <w:u w:val="none"/>
+                <w:strike w:val="false"/>
                 <w:sz w:val="20"/>
                 <w:szCs w:val="20"/>
                 <w:color w:val="000000"/>
@@ -7805,6 +7933,7 @@
                 <w:i w:val="false"/>
                 <w:b w:val="false"/>
                 <w:u w:val="none"/>
+                <w:strike w:val="false"/>
                 <w:sz w:val="20"/>
                 <w:szCs w:val="20"/>
                 <w:color w:val="000000"/>
@@ -7846,6 +7975,7 @@
                 <w:i w:val="false"/>
                 <w:b w:val="false"/>
                 <w:u w:val="none"/>
+                <w:strike w:val="false"/>
                 <w:sz w:val="20"/>
                 <w:szCs w:val="20"/>
                 <w:color w:val="000000"/>
@@ -7857,6 +7987,7 @@
                 <w:i w:val="false"/>
                 <w:b w:val="false"/>
                 <w:u w:val="none"/>
+                <w:strike w:val="false"/>
                 <w:sz w:val="20"/>
                 <w:szCs w:val="20"/>
                 <w:color w:val="000000"/>
@@ -7898,6 +8029,7 @@
                 <w:i w:val="false"/>
                 <w:b w:val="false"/>
                 <w:u w:val="none"/>
+                <w:strike w:val="false"/>
                 <w:sz w:val="20"/>
                 <w:szCs w:val="20"/>
                 <w:color w:val="000000"/>
@@ -7909,6 +8041,7 @@
                 <w:i w:val="false"/>
                 <w:b w:val="false"/>
                 <w:u w:val="none"/>
+                <w:strike w:val="false"/>
                 <w:sz w:val="20"/>
                 <w:szCs w:val="20"/>
                 <w:color w:val="000000"/>
@@ -7920,9 +8053,8 @@
       </w:tr>
       <w:tr>
         <w:trPr>
-          <w:trHeight w:val="609" w:hRule="auto"/>
+          <w:trHeight w:val="601" w:hRule="auto"/>
         </w:trPr>
-        body18
         <w:tc>
           <w:tcPr>
             <w:tcBorders>
@@ -7956,6 +8088,7 @@
                 <w:i w:val="false"/>
                 <w:b w:val="false"/>
                 <w:u w:val="none"/>
+                <w:strike w:val="false"/>
                 <w:sz w:val="20"/>
                 <w:szCs w:val="20"/>
                 <w:color w:val="000000"/>
@@ -7967,6 +8100,7 @@
                 <w:i w:val="false"/>
                 <w:b w:val="false"/>
                 <w:u w:val="none"/>
+                <w:strike w:val="false"/>
                 <w:sz w:val="20"/>
                 <w:szCs w:val="20"/>
                 <w:color w:val="000000"/>
@@ -8008,6 +8142,7 @@
                 <w:i w:val="false"/>
                 <w:b w:val="false"/>
                 <w:u w:val="none"/>
+                <w:strike w:val="false"/>
                 <w:sz w:val="20"/>
                 <w:szCs w:val="20"/>
                 <w:color w:val="000000"/>
@@ -8019,6 +8154,7 @@
                 <w:i w:val="false"/>
                 <w:b w:val="false"/>
                 <w:u w:val="none"/>
+                <w:strike w:val="false"/>
                 <w:sz w:val="20"/>
                 <w:szCs w:val="20"/>
                 <w:color w:val="000000"/>
@@ -8060,6 +8196,7 @@
                 <w:i w:val="false"/>
                 <w:b w:val="false"/>
                 <w:u w:val="none"/>
+                <w:strike w:val="false"/>
                 <w:sz w:val="20"/>
                 <w:szCs w:val="20"/>
                 <w:color w:val="000000"/>
@@ -8071,6 +8208,7 @@
                 <w:i w:val="false"/>
                 <w:b w:val="false"/>
                 <w:u w:val="none"/>
+                <w:strike w:val="false"/>
                 <w:sz w:val="20"/>
                 <w:szCs w:val="20"/>
                 <w:color w:val="000000"/>
@@ -8112,6 +8250,7 @@
                 <w:i w:val="false"/>
                 <w:b w:val="false"/>
                 <w:u w:val="none"/>
+                <w:strike w:val="false"/>
                 <w:sz w:val="20"/>
                 <w:szCs w:val="20"/>
                 <w:color w:val="000000"/>
@@ -8123,6 +8262,7 @@
                 <w:i w:val="false"/>
                 <w:b w:val="false"/>
                 <w:u w:val="none"/>
+                <w:strike w:val="false"/>
                 <w:sz w:val="20"/>
                 <w:szCs w:val="20"/>
                 <w:color w:val="000000"/>
@@ -8164,6 +8304,7 @@
                 <w:i w:val="false"/>
                 <w:b w:val="false"/>
                 <w:u w:val="none"/>
+                <w:strike w:val="false"/>
                 <w:sz w:val="20"/>
                 <w:szCs w:val="20"/>
                 <w:color w:val="000000"/>
@@ -8175,6 +8316,7 @@
                 <w:i w:val="false"/>
                 <w:b w:val="false"/>
                 <w:u w:val="none"/>
+                <w:strike w:val="false"/>
                 <w:sz w:val="20"/>
                 <w:szCs w:val="20"/>
                 <w:color w:val="000000"/>
@@ -8185,8 +8327,8 @@
         </w:tc>
       </w:tr>
     </w:tbl>
-    <w:bookmarkEnd w:id="34"/>
-    <w:bookmarkStart w:id="35" w:name="analytic-strategy"/>
+    <w:bookmarkEnd w:id="35"/>
+    <w:bookmarkStart w:id="36" w:name="analytic-strategy"/>
     <w:p>
       <w:pPr>
         <w:pStyle w:val="Heading2"/>
@@ -9424,9 +9566,9 @@
         <w:t xml:space="preserve">level throughout.</w:t>
       </w:r>
     </w:p>
-    <w:bookmarkEnd w:id="35"/>
     <w:bookmarkEnd w:id="36"/>
-    <w:bookmarkStart w:id="62" w:name="results"/>
+    <w:bookmarkEnd w:id="37"/>
+    <w:bookmarkStart w:id="63" w:name="results"/>
     <w:p>
       <w:pPr>
         <w:pStyle w:val="Heading1"/>
@@ -9435,7 +9577,7 @@
         <w:t xml:space="preserve">Results</w:t>
       </w:r>
     </w:p>
-    <w:bookmarkStart w:id="45" w:name="X87a934dcb7cfb37b15a6554f3ae7357a57e7a0e"/>
+    <w:bookmarkStart w:id="46" w:name="X87a934dcb7cfb37b15a6554f3ae7357a57e7a0e"/>
     <w:p>
       <w:pPr>
         <w:pStyle w:val="Heading2"/>
@@ -9483,20 +9625,20 @@
       <w:r>
         <w:drawing>
           <wp:inline>
-            <wp:extent cx="5943600" cy="3962400"/>
+            <wp:extent cx="5544151" cy="3696101"/>
             <wp:effectExtent b="0" l="0" r="0" t="0"/>
-            <wp:docPr descr="Figure 2: World armed conflicts by intensity level, 1975–2017. Source: UCDP 18.1." title="" id="38" name="Picture"/>
+            <wp:docPr descr="Figure 2: World armed conflicts by intensity level, 1975–2017. Source: UCDP 18.1." title="" id="39" name="Picture"/>
             <a:graphic>
               <a:graphicData uri="http://schemas.openxmlformats.org/drawingml/2006/picture">
                 <pic:pic>
                   <pic:nvPicPr>
-                    <pic:cNvPr descr="manuscript_bjc_files/figure-docx/intensity-plot-1.png" id="39" name="Picture"/>
+                    <pic:cNvPr descr="manuscript_bjc_files/figure-docx/intensity-plot-1.png" id="40" name="Picture"/>
                     <pic:cNvPicPr>
                       <a:picLocks noChangeArrowheads="1" noChangeAspect="1"/>
                     </pic:cNvPicPr>
                   </pic:nvPicPr>
                   <pic:blipFill>
-                    <a:blip r:embed="rId37"/>
+                    <a:blip r:embed="rId38"/>
                     <a:stretch>
                       <a:fillRect/>
                     </a:stretch>
@@ -9504,7 +9646,7 @@
                   <pic:spPr bwMode="auto">
                     <a:xfrm>
                       <a:off x="0" y="0"/>
-                      <a:ext cx="5943600" cy="3962400"/>
+                      <a:ext cx="5544151" cy="3696101"/>
                     </a:xfrm>
                     <a:prstGeom prst="rect">
                       <a:avLst/>
@@ -9527,8 +9669,8 @@
       <w:pPr>
         <w:pStyle w:val="ImageCaption"/>
       </w:pPr>
-      <w:bookmarkStart w:id="40" w:name="fig:intensity-plot"/>
-      <w:bookmarkEnd w:id="40"/>
+      <w:bookmarkStart w:id="41" w:name="fig:intensity-plot"/>
+      <w:bookmarkEnd w:id="41"/>
       <w:r>
         <w:t xml:space="preserve">Figure 2: World armed conflicts by intensity level, 1975–2017. Source: UCDP 18.1.</w:t>
       </w:r>
@@ -9540,20 +9682,20 @@
       <w:r>
         <w:drawing>
           <wp:inline>
-            <wp:extent cx="5943600" cy="3962400"/>
+            <wp:extent cx="5544151" cy="3696101"/>
             <wp:effectExtent b="0" l="0" r="0" t="0"/>
-            <wp:docPr descr="Figure 3: Mean and median conflict duration by region. Source: UCDP 18.1." title="" id="42" name="Picture"/>
+            <wp:docPr descr="Figure 3: Mean and median conflict duration by region. Source: UCDP 18.1." title="" id="43" name="Picture"/>
             <a:graphic>
               <a:graphicData uri="http://schemas.openxmlformats.org/drawingml/2006/picture">
                 <pic:pic>
                   <pic:nvPicPr>
-                    <pic:cNvPr descr="manuscript_bjc_files/figure-docx/duration-plot-1.png" id="43" name="Picture"/>
+                    <pic:cNvPr descr="manuscript_bjc_files/figure-docx/duration-plot-1.png" id="44" name="Picture"/>
                     <pic:cNvPicPr>
                       <a:picLocks noChangeArrowheads="1" noChangeAspect="1"/>
                     </pic:cNvPicPr>
                   </pic:nvPicPr>
                   <pic:blipFill>
-                    <a:blip r:embed="rId41"/>
+                    <a:blip r:embed="rId42"/>
                     <a:stretch>
                       <a:fillRect/>
                     </a:stretch>
@@ -9561,7 +9703,7 @@
                   <pic:spPr bwMode="auto">
                     <a:xfrm>
                       <a:off x="0" y="0"/>
-                      <a:ext cx="5943600" cy="3962400"/>
+                      <a:ext cx="5544151" cy="3696101"/>
                     </a:xfrm>
                     <a:prstGeom prst="rect">
                       <a:avLst/>
@@ -9584,14 +9726,14 @@
       <w:pPr>
         <w:pStyle w:val="ImageCaption"/>
       </w:pPr>
-      <w:bookmarkStart w:id="44" w:name="fig:duration-plot"/>
-      <w:bookmarkEnd w:id="44"/>
+      <w:bookmarkStart w:id="45" w:name="fig:duration-plot"/>
+      <w:bookmarkEnd w:id="45"/>
       <w:r>
         <w:t xml:space="preserve">Figure 3: Mean and median conflict duration by region. Source: UCDP 18.1.</w:t>
       </w:r>
     </w:p>
-    <w:bookmarkEnd w:id="45"/>
-    <w:bookmarkStart w:id="50" w:name="the-provision-of-external-support"/>
+    <w:bookmarkEnd w:id="46"/>
+    <w:bookmarkStart w:id="51" w:name="the-provision-of-external-support"/>
     <w:p>
       <w:pPr>
         <w:pStyle w:val="Heading2"/>
@@ -9627,20 +9769,20 @@
       <w:r>
         <w:drawing>
           <wp:inline>
-            <wp:extent cx="5943600" cy="3962400"/>
+            <wp:extent cx="5544151" cy="3696101"/>
             <wp:effectExtent b="0" l="0" r="0" t="0"/>
-            <wp:docPr descr="Figure 4: Direct and indirect support, 1975–2017. Source: UCDP ESD 18.1." title="" id="47" name="Picture"/>
+            <wp:docPr descr="Figure 4: Direct and indirect support, 1975–2017. Source: UCDP ESD 18.1." title="" id="48" name="Picture"/>
             <a:graphic>
               <a:graphicData uri="http://schemas.openxmlformats.org/drawingml/2006/picture">
                 <pic:pic>
                   <pic:nvPicPr>
-                    <pic:cNvPr descr="manuscript_bjc_files/figure-docx/support-type-plot-1.png" id="48" name="Picture"/>
+                    <pic:cNvPr descr="manuscript_bjc_files/figure-docx/support-type-plot-1.png" id="49" name="Picture"/>
                     <pic:cNvPicPr>
                       <a:picLocks noChangeArrowheads="1" noChangeAspect="1"/>
                     </pic:cNvPicPr>
                   </pic:nvPicPr>
                   <pic:blipFill>
-                    <a:blip r:embed="rId46"/>
+                    <a:blip r:embed="rId47"/>
                     <a:stretch>
                       <a:fillRect/>
                     </a:stretch>
@@ -9648,7 +9790,7 @@
                   <pic:spPr bwMode="auto">
                     <a:xfrm>
                       <a:off x="0" y="0"/>
-                      <a:ext cx="5943600" cy="3962400"/>
+                      <a:ext cx="5544151" cy="3696101"/>
                     </a:xfrm>
                     <a:prstGeom prst="rect">
                       <a:avLst/>
@@ -9671,14 +9813,14 @@
       <w:pPr>
         <w:pStyle w:val="ImageCaption"/>
       </w:pPr>
-      <w:bookmarkStart w:id="49" w:name="fig:support-type-plot"/>
-      <w:bookmarkEnd w:id="49"/>
+      <w:bookmarkStart w:id="50" w:name="fig:support-type-plot"/>
+      <w:bookmarkEnd w:id="50"/>
       <w:r>
         <w:t xml:space="preserve">Figure 4: Direct and indirect support, 1975–2017. Source: UCDP ESD 18.1.</w:t>
       </w:r>
     </w:p>
-    <w:bookmarkEnd w:id="50"/>
-    <w:bookmarkStart w:id="61" w:name="regression-results"/>
+    <w:bookmarkEnd w:id="51"/>
+    <w:bookmarkStart w:id="62" w:name="regression-results"/>
     <w:p>
       <w:pPr>
         <w:pStyle w:val="Heading2"/>
@@ -9687,7 +9829,7 @@
         <w:t xml:space="preserve">Regression results</w:t>
       </w:r>
     </w:p>
-    <w:bookmarkStart w:id="55" w:name="overall-provision-of-external-support"/>
+    <w:bookmarkStart w:id="56" w:name="overall-provision-of-external-support"/>
     <w:p>
       <w:pPr>
         <w:pStyle w:val="Heading3"/>
@@ -9725,18 +9867,18 @@
           <wp:inline>
             <wp:extent cx="5943600" cy="3396342"/>
             <wp:effectExtent b="0" l="0" r="0" t="0"/>
-            <wp:docPr descr="Figure 5: Hybrid model results for the overall provision of external support (PPML). Points represent exponentiated coefficients (incidence rate ratios) with 95% confidence intervals. Within effects capture changes over time within dyads; between effects capture differences across dyads. The dashed vertical line marks the null value of 1." title="" id="52" name="Picture"/>
+            <wp:docPr descr="Figure 5: Hybrid model results for the overall provision of external support (PPML). Points represent exponentiated coefficients (incidence rate ratios) with 95% confidence intervals. Within effects capture changes over time within dyads; between effects capture differences across dyads. The dashed vertical line marks the null value of 1." title="" id="53" name="Picture"/>
             <a:graphic>
               <a:graphicData uri="http://schemas.openxmlformats.org/drawingml/2006/picture">
                 <pic:pic>
                   <pic:nvPicPr>
-                    <pic:cNvPr descr="manuscript_bjc_files/figure-docx/coefplot-overall-1.png" id="53" name="Picture"/>
+                    <pic:cNvPr descr="manuscript_bjc_files/figure-docx/coefplot-overall-1.png" id="54" name="Picture"/>
                     <pic:cNvPicPr>
                       <a:picLocks noChangeArrowheads="1" noChangeAspect="1"/>
                     </pic:cNvPicPr>
                   </pic:nvPicPr>
                   <pic:blipFill>
-                    <a:blip r:embed="rId51"/>
+                    <a:blip r:embed="rId52"/>
                     <a:stretch>
                       <a:fillRect/>
                     </a:stretch>
@@ -9767,14 +9909,14 @@
       <w:pPr>
         <w:pStyle w:val="ImageCaption"/>
       </w:pPr>
-      <w:bookmarkStart w:id="54" w:name="fig:coefplot-overall"/>
-      <w:bookmarkEnd w:id="54"/>
+      <w:bookmarkStart w:id="55" w:name="fig:coefplot-overall"/>
+      <w:bookmarkEnd w:id="55"/>
       <w:r>
         <w:t xml:space="preserve">Figure 5: Hybrid model results for the overall provision of external support (PPML). Points represent exponentiated coefficients (incidence rate ratios) with 95% confidence intervals. Within effects capture changes over time within dyads; between effects capture differences across dyads. The dashed vertical line marks the null value of 1.</w:t>
       </w:r>
     </w:p>
-    <w:bookmarkEnd w:id="55"/>
-    <w:bookmarkStart w:id="60" w:name="disaggregated-models-by-form-of-support"/>
+    <w:bookmarkEnd w:id="56"/>
+    <w:bookmarkStart w:id="61" w:name="disaggregated-models-by-form-of-support"/>
     <w:p>
       <w:pPr>
         <w:pStyle w:val="Heading3"/>
@@ -9800,7 +9942,7 @@
         <w:t xml:space="preserve"> </w:t>
       </w:r>
       <w:r>
-        <w:t xml:space="preserve">presents exponentiated coefficients from the nine hybrid models predicting each specific form of external support. Odds ratios are shown for logistic models (infrastructure, weapons, material and logistics, funding, intelligence, access to territory) and incidence rate ratios for PPML models (troop support, troop presence, training and expertise). Within effects (red circles) capture changes over time within the same dyad; between effects (blue triangles) capture differences across dyads. Time-constant predictors (conflict type, territorial incompatibility) appear only in the between component.</w:t>
+        <w:t xml:space="preserve">presents exponentiated coefficients from the nine hybrid models predicting each specific form of external support. Odds ratios are shown for logistic models (infrastructure, weapons, materiel and logistics, funding, intelligence, access to territory) and incidence rate ratios for PPML models (troop support, troop presence, training and expertise). Within effects (red circles) capture changes over time within the same dyad; between effects (blue triangles) capture differences across dyads. Time-constant predictors (conflict type, territorial incompatibility) appear only in the between component.</w:t>
       </w:r>
     </w:p>
     <w:p>
@@ -9812,18 +9954,18 @@
           <wp:inline>
             <wp:extent cx="5943600" cy="7132320"/>
             <wp:effectExtent b="0" l="0" r="0" t="0"/>
-            <wp:docPr descr="Figure 6: Hybrid model results for nine forms of external support. Points represent exponentiated coefficients with 95% confidence intervals on a log scale. Within effects (red circles) capture within-dyad variation; between effects (blue triangles) capture between-dyad variation. Time-constant predictors appear only in the between component. The dashed vertical line marks the null value of 1." title="" id="57" name="Picture"/>
+            <wp:docPr descr="Figure 6: Hybrid model results for nine forms of external support. Points represent exponentiated coefficients with 95% confidence intervals on a log scale. Within effects (red circles) capture within-dyad variation; between effects (blue triangles) capture between-dyad variation. Time-constant predictors appear only in the between component. The dashed vertical line marks the null value of 1." title="" id="58" name="Picture"/>
             <a:graphic>
               <a:graphicData uri="http://schemas.openxmlformats.org/drawingml/2006/picture">
                 <pic:pic>
                   <pic:nvPicPr>
-                    <pic:cNvPr descr="manuscript_bjc_files/figure-docx/coefplot-panel-1.png" id="58" name="Picture"/>
+                    <pic:cNvPr descr="manuscript_bjc_files/figure-docx/coefplot-panel-1.png" id="59" name="Picture"/>
                     <pic:cNvPicPr>
                       <a:picLocks noChangeArrowheads="1" noChangeAspect="1"/>
                     </pic:cNvPicPr>
                   </pic:nvPicPr>
                   <pic:blipFill>
-                    <a:blip r:embed="rId56"/>
+                    <a:blip r:embed="rId57"/>
                     <a:stretch>
                       <a:fillRect/>
                     </a:stretch>
@@ -9854,8 +9996,8 @@
       <w:pPr>
         <w:pStyle w:val="ImageCaption"/>
       </w:pPr>
-      <w:bookmarkStart w:id="59" w:name="fig:coefplot-panel"/>
-      <w:bookmarkEnd w:id="59"/>
+      <w:bookmarkStart w:id="60" w:name="fig:coefplot-panel"/>
+      <w:bookmarkEnd w:id="60"/>
       <w:r>
         <w:t xml:space="preserve">Figure 6: Hybrid model results for nine forms of external support. Points represent exponentiated coefficients with 95% confidence intervals on a log scale. Within effects (red circles) capture within-dyad variation; between effects (blue triangles) capture between-dyad variation. Time-constant predictors appear only in the between component. The dashed vertical line marks the null value of 1.</w:t>
       </w:r>
@@ -9881,7 +10023,7 @@
         <w:pStyle w:val="BodyText"/>
       </w:pPr>
       <w:r>
-        <w:t xml:space="preserve">Third, conflict type—particularly internationalised intrastate conflict—emerges as a powerful between-dyad predictor. In the between-dyad models, internationalised intrastate conflicts are associated with significantly higher odds of receiving troop support, troop presence, access to infrastructure, weapons, material and logistics, training and expertise, and funding relative to intrastate conflicts. The magnitude of these associations is particularly striking for troop support, where the incidence rate for internationalised intrastate conflicts is approximately 88 times that of intrastate conflicts. This likely reflects the greater complexity and multi-actor nature of these conflicts, which creates opportunities for external actors to intervene.</w:t>
+        <w:t xml:space="preserve">Third, conflict type—particularly internationalised intrastate conflict—emerges as a powerful between-dyad predictor. In the between-dyad models, internationalised intrastate conflicts are associated with significantly higher odds of receiving troop support, troop presence, access to infrastructure, weapons, materiel and logistics, training and expertise, and funding relative to intrastate conflicts. The magnitude of these associations is particularly striking for troop support, where the incidence rate for internationalised intrastate conflicts is approximately 88 times that of intrastate conflicts. This likely reflects the greater complexity and multi-actor nature of these conflicts, which creates opportunities for external actors to intervene.</w:t>
       </w:r>
     </w:p>
     <w:p>
@@ -10010,13 +10152,13 @@
         <w:pStyle w:val="BodyText"/>
       </w:pPr>
       <w:r>
-        <w:t xml:space="preserve">Finally, coalition support is significantly associated with access to infrastructure, material and logistics, and funding within dyads, but shows no significant associations between dyads. This suggests that coalitional dynamics shape tactical decisions within specific conflicts—affecting which forms of support are channelled—more than they shape broader patterns of intervention across conflicts.</w:t>
-      </w:r>
-    </w:p>
-    <w:bookmarkEnd w:id="60"/>
+        <w:t xml:space="preserve">Finally, coalition support is significantly associated with access to infrastructure, materiel and logistics, and funding within dyads, but shows no significant associations between dyads. This suggests that coalitional dynamics shape tactical decisions within specific conflicts—affecting which forms of support are channelled—more than they shape broader patterns of intervention across conflicts.</w:t>
+      </w:r>
+    </w:p>
     <w:bookmarkEnd w:id="61"/>
     <w:bookmarkEnd w:id="62"/>
-    <w:bookmarkStart w:id="63" w:name="discussion"/>
+    <w:bookmarkEnd w:id="63"/>
+    <w:bookmarkStart w:id="64" w:name="discussion"/>
     <w:p>
       <w:pPr>
         <w:pStyle w:val="Heading1"/>
@@ -10333,8 +10475,8 @@
         <w:t xml:space="preserve">. The use of PPML models for outcomes where logistic models failed to converge, while methodologically justified, limits direct comparability across models. Future research should address these limitations by incorporating qualitative data and case studies, and by leveraging datasets that capture supporter characteristics and relational dynamics.</w:t>
       </w:r>
     </w:p>
-    <w:bookmarkEnd w:id="63"/>
-    <w:bookmarkStart w:id="64" w:name="conclusion"/>
+    <w:bookmarkEnd w:id="64"/>
+    <w:bookmarkStart w:id="65" w:name="conclusion"/>
     <w:p>
       <w:pPr>
         <w:pStyle w:val="Heading1"/>
@@ -10419,8 +10561,8 @@
         <w:t xml:space="preserve">These results have important implications for criminology. If states make informed, strategic decisions to intervene in armed conflicts, they may bear greater responsibility for the violence and crimes that unfold in these contexts. Yet this dimension of liability and complicity remains underexplored in criminological research. By demonstrating that external support provision is patterned and predictable—shaped by identifiable conflict characteristics and geopolitical conditions—this study offers a starting point for engaging with external support as a site of criminological concern, where questions of accountability, harm, and power intersect. By broadening its focus to include the role of external supporters in sustaining armed violence, criminology can contribute to a deeper understanding of the global production and regulation of violence.</w:t>
       </w:r>
     </w:p>
-    <w:bookmarkEnd w:id="64"/>
-    <w:bookmarkStart w:id="210" w:name="references"/>
+    <w:bookmarkEnd w:id="65"/>
+    <w:bookmarkStart w:id="211" w:name="references"/>
     <w:p>
       <w:pPr>
         <w:pStyle w:val="Heading1"/>
@@ -10429,8 +10571,8 @@
         <w:t xml:space="preserve">References</w:t>
       </w:r>
     </w:p>
-    <w:bookmarkStart w:id="209" w:name="refs"/>
-    <w:bookmarkStart w:id="66" w:name="ref-AbrahmsMax2018ECAT"/>
+    <w:bookmarkStart w:id="210" w:name="refs"/>
+    <w:bookmarkStart w:id="67" w:name="ref-AbrahmsMax2018ECAT"/>
     <w:p>
       <w:pPr>
         <w:pStyle w:val="Bibliography"/>
@@ -10444,7 +10586,7 @@
       <w:r>
         <w:t xml:space="preserve">“</w:t>
       </w:r>
-      <w:hyperlink r:id="rId65">
+      <w:hyperlink r:id="rId66">
         <w:r>
           <w:rPr>
             <w:rStyle w:val="Hyperlink"/>
@@ -10469,8 +10611,8 @@
         <w:t xml:space="preserve"> 12 (1): 23–45.</w:t>
       </w:r>
     </w:p>
-    <w:bookmarkEnd w:id="66"/>
-    <w:bookmarkStart w:id="68" w:name="ref-AndersonNoel2019CIPC"/>
+    <w:bookmarkEnd w:id="67"/>
+    <w:bookmarkStart w:id="69" w:name="ref-AndersonNoel2019CIPC"/>
     <w:p>
       <w:pPr>
         <w:pStyle w:val="Bibliography"/>
@@ -10500,7 +10642,7 @@
       <w:r>
         <w:t xml:space="preserve"> </w:t>
       </w:r>
-      <w:hyperlink r:id="rId67">
+      <w:hyperlink r:id="rId68">
         <w:r>
           <w:rPr>
             <w:rStyle w:val="Hyperlink"/>
@@ -10512,8 +10654,8 @@
         <w:t xml:space="preserve">.</w:t>
       </w:r>
     </w:p>
-    <w:bookmarkEnd w:id="68"/>
-    <w:bookmarkStart w:id="70" w:name="ref-AydinAysegul2012Noti"/>
+    <w:bookmarkEnd w:id="69"/>
+    <w:bookmarkStart w:id="71" w:name="ref-AydinAysegul2012Noti"/>
     <w:p>
       <w:pPr>
         <w:pStyle w:val="Bibliography"/>
@@ -10543,7 +10685,7 @@
       <w:r>
         <w:t xml:space="preserve"> </w:t>
       </w:r>
-      <w:hyperlink r:id="rId69">
+      <w:hyperlink r:id="rId70">
         <w:r>
           <w:rPr>
             <w:rStyle w:val="Hyperlink"/>
@@ -10555,8 +10697,8 @@
         <w:t xml:space="preserve">.</w:t>
       </w:r>
     </w:p>
-    <w:bookmarkEnd w:id="70"/>
-    <w:bookmarkStart w:id="72" w:name="ref-BaconTricia2018ItEo"/>
+    <w:bookmarkEnd w:id="71"/>
+    <w:bookmarkStart w:id="73" w:name="ref-BaconTricia2018ItEo"/>
     <w:p>
       <w:pPr>
         <w:pStyle w:val="Bibliography"/>
@@ -10586,7 +10728,7 @@
       <w:r>
         <w:t xml:space="preserve"> </w:t>
       </w:r>
-      <w:hyperlink r:id="rId71">
+      <w:hyperlink r:id="rId72">
         <w:r>
           <w:rPr>
             <w:rStyle w:val="Hyperlink"/>
@@ -10598,8 +10740,8 @@
         <w:t xml:space="preserve">.</w:t>
       </w:r>
     </w:p>
-    <w:bookmarkEnd w:id="72"/>
-    <w:bookmarkStart w:id="74" w:name="ref-Balch-LindsayDylan2008TIat"/>
+    <w:bookmarkEnd w:id="73"/>
+    <w:bookmarkStart w:id="75" w:name="ref-Balch-LindsayDylan2008TIat"/>
     <w:p>
       <w:pPr>
         <w:pStyle w:val="Bibliography"/>
@@ -10629,7 +10771,7 @@
       <w:r>
         <w:t xml:space="preserve"> </w:t>
       </w:r>
-      <w:hyperlink r:id="rId73">
+      <w:hyperlink r:id="rId74">
         <w:r>
           <w:rPr>
             <w:rStyle w:val="Hyperlink"/>
@@ -10641,8 +10783,8 @@
         <w:t xml:space="preserve">.</w:t>
       </w:r>
     </w:p>
-    <w:bookmarkEnd w:id="74"/>
-    <w:bookmarkStart w:id="76" w:name="ref-BapatNavinA.2012USSo"/>
+    <w:bookmarkEnd w:id="75"/>
+    <w:bookmarkStart w:id="77" w:name="ref-BapatNavinA.2012USSo"/>
     <w:p>
       <w:pPr>
         <w:pStyle w:val="Bibliography"/>
@@ -10672,7 +10814,7 @@
       <w:r>
         <w:t xml:space="preserve"> </w:t>
       </w:r>
-      <w:hyperlink r:id="rId75">
+      <w:hyperlink r:id="rId76">
         <w:r>
           <w:rPr>
             <w:rStyle w:val="Hyperlink"/>
@@ -10684,8 +10826,8 @@
         <w:t xml:space="preserve">.</w:t>
       </w:r>
     </w:p>
-    <w:bookmarkEnd w:id="76"/>
-    <w:bookmarkStart w:id="78" w:name="ref-BerlinMark2023GamH"/>
+    <w:bookmarkEnd w:id="77"/>
+    <w:bookmarkStart w:id="79" w:name="ref-BerlinMark2023GamH"/>
     <w:p>
       <w:pPr>
         <w:pStyle w:val="Bibliography"/>
@@ -10715,7 +10857,7 @@
       <w:r>
         <w:t xml:space="preserve"> </w:t>
       </w:r>
-      <w:hyperlink r:id="rId77">
+      <w:hyperlink r:id="rId78">
         <w:r>
           <w:rPr>
             <w:rStyle w:val="Hyperlink"/>
@@ -10727,8 +10869,8 @@
         <w:t xml:space="preserve">.</w:t>
       </w:r>
     </w:p>
-    <w:bookmarkEnd w:id="78"/>
-    <w:bookmarkStart w:id="80" w:name="ref-BhattaraiPrakash2016Tcic"/>
+    <w:bookmarkEnd w:id="79"/>
+    <w:bookmarkStart w:id="81" w:name="ref-BhattaraiPrakash2016Tcic"/>
     <w:p>
       <w:pPr>
         <w:pStyle w:val="Bibliography"/>
@@ -10758,7 +10900,7 @@
       <w:r>
         <w:t xml:space="preserve"> </w:t>
       </w:r>
-      <w:hyperlink r:id="rId79">
+      <w:hyperlink r:id="rId80">
         <w:r>
           <w:rPr>
             <w:rStyle w:val="Hyperlink"/>
@@ -10770,8 +10912,8 @@
         <w:t xml:space="preserve">.</w:t>
       </w:r>
     </w:p>
-    <w:bookmarkEnd w:id="80"/>
-    <w:bookmarkStart w:id="82" w:name="ref-ChangYang-Ming2022Atoc"/>
+    <w:bookmarkEnd w:id="81"/>
+    <w:bookmarkStart w:id="83" w:name="ref-ChangYang-Ming2022Atoc"/>
     <w:p>
       <w:pPr>
         <w:pStyle w:val="Bibliography"/>
@@ -10801,7 +10943,7 @@
       <w:r>
         <w:t xml:space="preserve"> </w:t>
       </w:r>
-      <w:hyperlink r:id="rId81">
+      <w:hyperlink r:id="rId82">
         <w:r>
           <w:rPr>
             <w:rStyle w:val="Hyperlink"/>
@@ -10813,8 +10955,8 @@
         <w:t xml:space="preserve">.</w:t>
       </w:r>
     </w:p>
-    <w:bookmarkEnd w:id="82"/>
-    <w:bookmarkStart w:id="83" w:name="ref-collins2008"/>
+    <w:bookmarkEnd w:id="83"/>
+    <w:bookmarkStart w:id="84" w:name="ref-collins2008"/>
     <w:p>
       <w:pPr>
         <w:pStyle w:val="Bibliography"/>
@@ -10836,8 +10978,8 @@
         <w:t xml:space="preserve"> Princeton, N.J. ; Princeton University Press.</w:t>
       </w:r>
     </w:p>
-    <w:bookmarkEnd w:id="83"/>
-    <w:bookmarkStart w:id="85" w:name="ref-correia2020ppmlhdfe"/>
+    <w:bookmarkEnd w:id="84"/>
+    <w:bookmarkStart w:id="86" w:name="ref-correia2020ppmlhdfe"/>
     <w:p>
       <w:pPr>
         <w:pStyle w:val="Bibliography"/>
@@ -10867,7 +11009,7 @@
       <w:r>
         <w:t xml:space="preserve"> </w:t>
       </w:r>
-      <w:hyperlink r:id="rId84">
+      <w:hyperlink r:id="rId85">
         <w:r>
           <w:rPr>
             <w:rStyle w:val="Hyperlink"/>
@@ -10879,8 +11021,8 @@
         <w:t xml:space="preserve">.</w:t>
       </w:r>
     </w:p>
-    <w:bookmarkEnd w:id="85"/>
-    <w:bookmarkStart w:id="87" w:name="ref-CunninghamDavidE.2010BrHe"/>
+    <w:bookmarkEnd w:id="86"/>
+    <w:bookmarkStart w:id="88" w:name="ref-CunninghamDavidE.2010BrHe"/>
     <w:p>
       <w:pPr>
         <w:pStyle w:val="Bibliography"/>
@@ -10910,7 +11052,7 @@
       <w:r>
         <w:t xml:space="preserve"> </w:t>
       </w:r>
-      <w:hyperlink r:id="rId86">
+      <w:hyperlink r:id="rId87">
         <w:r>
           <w:rPr>
             <w:rStyle w:val="Hyperlink"/>
@@ -10922,8 +11064,8 @@
         <w:t xml:space="preserve">.</w:t>
       </w:r>
     </w:p>
-    <w:bookmarkEnd w:id="87"/>
-    <w:bookmarkStart w:id="89" w:name="ref-CUNNINGHAMDAVIDE.2016PCWH"/>
+    <w:bookmarkEnd w:id="88"/>
+    <w:bookmarkStart w:id="90" w:name="ref-CUNNINGHAMDAVIDE.2016PCWH"/>
     <w:p>
       <w:pPr>
         <w:pStyle w:val="Bibliography"/>
@@ -10953,7 +11095,7 @@
       <w:r>
         <w:t xml:space="preserve"> </w:t>
       </w:r>
-      <w:hyperlink r:id="rId88">
+      <w:hyperlink r:id="rId89">
         <w:r>
           <w:rPr>
             <w:rStyle w:val="Hyperlink"/>
@@ -10965,8 +11107,8 @@
         <w:t xml:space="preserve">.</w:t>
       </w:r>
     </w:p>
-    <w:bookmarkEnd w:id="89"/>
-    <w:bookmarkStart w:id="91" w:name="ref-DaviesShawn2024Ov1a"/>
+    <w:bookmarkEnd w:id="90"/>
+    <w:bookmarkStart w:id="92" w:name="ref-DaviesShawn2024Ov1a"/>
     <w:p>
       <w:pPr>
         <w:pStyle w:val="Bibliography"/>
@@ -10996,7 +11138,7 @@
       <w:r>
         <w:t xml:space="preserve"> </w:t>
       </w:r>
-      <w:hyperlink r:id="rId90">
+      <w:hyperlink r:id="rId91">
         <w:r>
           <w:rPr>
             <w:rStyle w:val="Hyperlink"/>
@@ -11008,8 +11150,8 @@
         <w:t xml:space="preserve">.</w:t>
       </w:r>
     </w:p>
-    <w:bookmarkEnd w:id="91"/>
-    <w:bookmarkStart w:id="93" w:name="ref-federle2024price"/>
+    <w:bookmarkEnd w:id="92"/>
+    <w:bookmarkStart w:id="94" w:name="ref-federle2024price"/>
     <w:p>
       <w:pPr>
         <w:pStyle w:val="Bibliography"/>
@@ -11020,7 +11162,7 @@
       <w:r>
         <w:t xml:space="preserve"> </w:t>
       </w:r>
-      <w:hyperlink r:id="rId92">
+      <w:hyperlink r:id="rId93">
         <w:r>
           <w:rPr>
             <w:rStyle w:val="Hyperlink"/>
@@ -11034,8 +11176,8 @@
         <w:t xml:space="preserve">. Discussion Paper. Centre for Economic Policy Research.</w:t>
       </w:r>
     </w:p>
-    <w:bookmarkEnd w:id="93"/>
-    <w:bookmarkStart w:id="95" w:name="ref-FindleyMichaelG.2006RTIi"/>
+    <w:bookmarkEnd w:id="94"/>
+    <w:bookmarkStart w:id="96" w:name="ref-FindleyMichaelG.2006RTIi"/>
     <w:p>
       <w:pPr>
         <w:pStyle w:val="Bibliography"/>
@@ -11065,7 +11207,7 @@
       <w:r>
         <w:t xml:space="preserve"> </w:t>
       </w:r>
-      <w:hyperlink r:id="rId94">
+      <w:hyperlink r:id="rId95">
         <w:r>
           <w:rPr>
             <w:rStyle w:val="Hyperlink"/>
@@ -11077,8 +11219,8 @@
         <w:t xml:space="preserve">.</w:t>
       </w:r>
     </w:p>
-    <w:bookmarkEnd w:id="95"/>
-    <w:bookmarkStart w:id="97" w:name="ref-FleischerNL2008Udag"/>
+    <w:bookmarkEnd w:id="96"/>
+    <w:bookmarkStart w:id="98" w:name="ref-FleischerNL2008Udag"/>
     <w:p>
       <w:pPr>
         <w:pStyle w:val="Bibliography"/>
@@ -11108,7 +11250,7 @@
       <w:r>
         <w:t xml:space="preserve"> </w:t>
       </w:r>
-      <w:hyperlink r:id="rId96">
+      <w:hyperlink r:id="rId97">
         <w:r>
           <w:rPr>
             <w:rStyle w:val="Hyperlink"/>
@@ -11120,8 +11262,8 @@
         <w:t xml:space="preserve">.</w:t>
       </w:r>
     </w:p>
-    <w:bookmarkEnd w:id="97"/>
-    <w:bookmarkStart w:id="98" w:name="ref-Gelman_Hill_2006"/>
+    <w:bookmarkEnd w:id="98"/>
+    <w:bookmarkStart w:id="99" w:name="ref-Gelman_Hill_2006"/>
     <w:p>
       <w:pPr>
         <w:pStyle w:val="Bibliography"/>
@@ -11143,8 +11285,8 @@
         <w:t xml:space="preserve">. Cambridge University Press.</w:t>
       </w:r>
     </w:p>
-    <w:bookmarkEnd w:id="98"/>
-    <w:bookmarkStart w:id="100" w:name="ref-GleditschKristianSkrede2007TDoC"/>
+    <w:bookmarkEnd w:id="99"/>
+    <w:bookmarkStart w:id="101" w:name="ref-GleditschKristianSkrede2007TDoC"/>
     <w:p>
       <w:pPr>
         <w:pStyle w:val="Bibliography"/>
@@ -11174,7 +11316,7 @@
       <w:r>
         <w:t xml:space="preserve"> </w:t>
       </w:r>
-      <w:hyperlink r:id="rId99">
+      <w:hyperlink r:id="rId100">
         <w:r>
           <w:rPr>
             <w:rStyle w:val="Hyperlink"/>
@@ -11186,8 +11328,8 @@
         <w:t xml:space="preserve">.</w:t>
       </w:r>
     </w:p>
-    <w:bookmarkEnd w:id="100"/>
-    <w:bookmarkStart w:id="102" w:name="ref-GoldmanOgenS.2016Dftr"/>
+    <w:bookmarkEnd w:id="101"/>
+    <w:bookmarkStart w:id="103" w:name="ref-GoldmanOgenS.2016Dftr"/>
     <w:p>
       <w:pPr>
         <w:pStyle w:val="Bibliography"/>
@@ -11217,7 +11359,7 @@
       <w:r>
         <w:t xml:space="preserve"> </w:t>
       </w:r>
-      <w:hyperlink r:id="rId101">
+      <w:hyperlink r:id="rId102">
         <w:r>
           <w:rPr>
             <w:rStyle w:val="Hyperlink"/>
@@ -11229,8 +11371,8 @@
         <w:t xml:space="preserve">.</w:t>
       </w:r>
     </w:p>
-    <w:bookmarkEnd w:id="102"/>
-    <w:bookmarkStart w:id="104" w:name="ref-GregoryShaun2000TFMI"/>
+    <w:bookmarkEnd w:id="103"/>
+    <w:bookmarkStart w:id="105" w:name="ref-GregoryShaun2000TFMI"/>
     <w:p>
       <w:pPr>
         <w:pStyle w:val="Bibliography"/>
@@ -11260,7 +11402,7 @@
       <w:r>
         <w:t xml:space="preserve"> </w:t>
       </w:r>
-      <w:hyperlink r:id="rId103">
+      <w:hyperlink r:id="rId104">
         <w:r>
           <w:rPr>
             <w:rStyle w:val="Hyperlink"/>
@@ -11272,8 +11414,8 @@
         <w:t xml:space="preserve">.</w:t>
       </w:r>
     </w:p>
-    <w:bookmarkEnd w:id="104"/>
-    <w:bookmarkStart w:id="106" w:name="ref-hagan2015criminology"/>
+    <w:bookmarkEnd w:id="105"/>
+    <w:bookmarkStart w:id="107" w:name="ref-hagan2015criminology"/>
     <w:p>
       <w:pPr>
         <w:pStyle w:val="Bibliography"/>
@@ -11287,7 +11429,7 @@
       <w:r>
         <w:t xml:space="preserve">“</w:t>
       </w:r>
-      <w:hyperlink r:id="rId105">
+      <w:hyperlink r:id="rId106">
         <w:r>
           <w:rPr>
             <w:rStyle w:val="Hyperlink"/>
@@ -11312,8 +11454,8 @@
         <w:t xml:space="preserve"> 40 (6): 2–4.</w:t>
       </w:r>
     </w:p>
-    <w:bookmarkEnd w:id="106"/>
-    <w:bookmarkStart w:id="108" w:name="ref-HarbomLotta2008DDoA"/>
+    <w:bookmarkEnd w:id="107"/>
+    <w:bookmarkStart w:id="109" w:name="ref-HarbomLotta2008DDoA"/>
     <w:p>
       <w:pPr>
         <w:pStyle w:val="Bibliography"/>
@@ -11343,7 +11485,7 @@
       <w:r>
         <w:t xml:space="preserve"> </w:t>
       </w:r>
-      <w:hyperlink r:id="rId107">
+      <w:hyperlink r:id="rId108">
         <w:r>
           <w:rPr>
             <w:rStyle w:val="Hyperlink"/>
@@ -11355,8 +11497,8 @@
         <w:t xml:space="preserve">.</w:t>
       </w:r>
     </w:p>
-    <w:bookmarkEnd w:id="108"/>
-    <w:bookmarkStart w:id="110" w:name="ref-hillyardandtombs2007"/>
+    <w:bookmarkEnd w:id="109"/>
+    <w:bookmarkStart w:id="111" w:name="ref-hillyardandtombs2007"/>
     <w:p>
       <w:pPr>
         <w:pStyle w:val="Bibliography"/>
@@ -11398,7 +11540,7 @@
       <w:r>
         <w:t xml:space="preserve"> </w:t>
       </w:r>
-      <w:hyperlink r:id="rId109">
+      <w:hyperlink r:id="rId110">
         <w:r>
           <w:rPr>
             <w:rStyle w:val="Hyperlink"/>
@@ -11410,8 +11552,8 @@
         <w:t xml:space="preserve">.</w:t>
       </w:r>
     </w:p>
-    <w:bookmarkEnd w:id="110"/>
-    <w:bookmarkStart w:id="112" w:name="ref-hoeffler2003measuring"/>
+    <w:bookmarkEnd w:id="111"/>
+    <w:bookmarkStart w:id="113" w:name="ref-hoeffler2003measuring"/>
     <w:p>
       <w:pPr>
         <w:pStyle w:val="Bibliography"/>
@@ -11422,7 +11564,7 @@
       <w:r>
         <w:t xml:space="preserve"> </w:t>
       </w:r>
-      <w:hyperlink r:id="rId111">
+      <w:hyperlink r:id="rId112">
         <w:r>
           <w:rPr>
             <w:rStyle w:val="Hyperlink"/>
@@ -11436,8 +11578,8 @@
         <w:t xml:space="preserve">. Centre for the Study of African Economies, University of Oxford; The World Bank.</w:t>
       </w:r>
     </w:p>
-    <w:bookmarkEnd w:id="112"/>
-    <w:bookmarkStart w:id="114" w:name="ref-huntingtonklein2023fixed"/>
+    <w:bookmarkEnd w:id="113"/>
+    <w:bookmarkStart w:id="115" w:name="ref-huntingtonklein2023fixed"/>
     <w:p>
       <w:pPr>
         <w:pStyle w:val="Bibliography"/>
@@ -11451,7 +11593,7 @@
       <w:r>
         <w:t xml:space="preserve">“</w:t>
       </w:r>
-      <w:hyperlink r:id="rId113">
+      <w:hyperlink r:id="rId114">
         <w:r>
           <w:rPr>
             <w:rStyle w:val="Hyperlink"/>
@@ -11482,8 +11624,8 @@
         <w:t xml:space="preserve">. CRC Press, A Chapman &amp; Hall Book.</w:t>
       </w:r>
     </w:p>
-    <w:bookmarkEnd w:id="114"/>
-    <w:bookmarkStart w:id="116" w:name="ref-jamieson2003introduction"/>
+    <w:bookmarkEnd w:id="115"/>
+    <w:bookmarkStart w:id="117" w:name="ref-jamieson2003introduction"/>
     <w:p>
       <w:pPr>
         <w:pStyle w:val="Bibliography"/>
@@ -11513,7 +11655,7 @@
       <w:r>
         <w:t xml:space="preserve"> </w:t>
       </w:r>
-      <w:hyperlink r:id="rId115">
+      <w:hyperlink r:id="rId116">
         <w:r>
           <w:rPr>
             <w:rStyle w:val="Hyperlink"/>
@@ -11525,8 +11667,8 @@
         <w:t xml:space="preserve">.</w:t>
       </w:r>
     </w:p>
-    <w:bookmarkEnd w:id="116"/>
-    <w:bookmarkStart w:id="118" w:name="ref-KarlénNiklas2017Tlof"/>
+    <w:bookmarkEnd w:id="117"/>
+    <w:bookmarkStart w:id="119" w:name="ref-KarlénNiklas2017Tlof"/>
     <w:p>
       <w:pPr>
         <w:pStyle w:val="Bibliography"/>
@@ -11556,7 +11698,7 @@
       <w:r>
         <w:t xml:space="preserve"> </w:t>
       </w:r>
-      <w:hyperlink r:id="rId117">
+      <w:hyperlink r:id="rId118">
         <w:r>
           <w:rPr>
             <w:rStyle w:val="Hyperlink"/>
@@ -11568,8 +11710,8 @@
         <w:t xml:space="preserve">.</w:t>
       </w:r>
     </w:p>
-    <w:bookmarkEnd w:id="118"/>
-    <w:bookmarkStart w:id="120" w:name="ref-KarlénNiklas2019TotT"/>
+    <w:bookmarkEnd w:id="119"/>
+    <w:bookmarkStart w:id="121" w:name="ref-KarlénNiklas2019TotT"/>
     <w:p>
       <w:pPr>
         <w:pStyle w:val="Bibliography"/>
@@ -11599,7 +11741,7 @@
       <w:r>
         <w:t xml:space="preserve"> </w:t>
       </w:r>
-      <w:hyperlink r:id="rId119">
+      <w:hyperlink r:id="rId120">
         <w:r>
           <w:rPr>
             <w:rStyle w:val="Hyperlink"/>
@@ -11611,8 +11753,8 @@
         <w:t xml:space="preserve">.</w:t>
       </w:r>
     </w:p>
-    <w:bookmarkEnd w:id="120"/>
-    <w:bookmarkStart w:id="122" w:name="ref-KarlénNiklas2023EtDE"/>
+    <w:bookmarkEnd w:id="121"/>
+    <w:bookmarkStart w:id="123" w:name="ref-KarlénNiklas2023EtDE"/>
     <w:p>
       <w:pPr>
         <w:pStyle w:val="Bibliography"/>
@@ -11642,7 +11784,7 @@
       <w:r>
         <w:t xml:space="preserve"> </w:t>
       </w:r>
-      <w:hyperlink r:id="rId121">
+      <w:hyperlink r:id="rId122">
         <w:r>
           <w:rPr>
             <w:rStyle w:val="Hyperlink"/>
@@ -11654,8 +11796,8 @@
         <w:t xml:space="preserve">.</w:t>
       </w:r>
     </w:p>
-    <w:bookmarkEnd w:id="122"/>
-    <w:bookmarkStart w:id="124" w:name="ref-KathmanJacobD.2011CWDa"/>
+    <w:bookmarkEnd w:id="123"/>
+    <w:bookmarkStart w:id="125" w:name="ref-KathmanJacobD.2011CWDa"/>
     <w:p>
       <w:pPr>
         <w:pStyle w:val="Bibliography"/>
@@ -11685,7 +11827,7 @@
       <w:r>
         <w:t xml:space="preserve"> </w:t>
       </w:r>
-      <w:hyperlink r:id="rId123">
+      <w:hyperlink r:id="rId124">
         <w:r>
           <w:rPr>
             <w:rStyle w:val="Hyperlink"/>
@@ -11697,8 +11839,8 @@
         <w:t xml:space="preserve">.</w:t>
       </w:r>
     </w:p>
-    <w:bookmarkEnd w:id="124"/>
-    <w:bookmarkStart w:id="126" w:name="ref-KleinJoshR2011Tacc"/>
+    <w:bookmarkEnd w:id="125"/>
+    <w:bookmarkStart w:id="127" w:name="ref-KleinJoshR2011Tacc"/>
     <w:p>
       <w:pPr>
         <w:pStyle w:val="Bibliography"/>
@@ -11712,7 +11854,7 @@
       <w:r>
         <w:t xml:space="preserve">“</w:t>
       </w:r>
-      <w:hyperlink r:id="rId125">
+      <w:hyperlink r:id="rId126">
         <w:r>
           <w:rPr>
             <w:rStyle w:val="Hyperlink"/>
@@ -11737,8 +11879,8 @@
         <w:t xml:space="preserve"> 38 (3): 86–103.</w:t>
       </w:r>
     </w:p>
-    <w:bookmarkEnd w:id="126"/>
-    <w:bookmarkStart w:id="128" w:name="ref-KramerRonaldC.2005WAAS"/>
+    <w:bookmarkEnd w:id="127"/>
+    <w:bookmarkStart w:id="129" w:name="ref-KramerRonaldC.2005WAAS"/>
     <w:p>
       <w:pPr>
         <w:pStyle w:val="Bibliography"/>
@@ -11768,7 +11910,7 @@
       <w:r>
         <w:t xml:space="preserve"> </w:t>
       </w:r>
-      <w:hyperlink r:id="rId127">
+      <w:hyperlink r:id="rId128">
         <w:r>
           <w:rPr>
             <w:rStyle w:val="Hyperlink"/>
@@ -11780,8 +11922,8 @@
         <w:t xml:space="preserve">.</w:t>
       </w:r>
     </w:p>
-    <w:bookmarkEnd w:id="128"/>
-    <w:bookmarkStart w:id="130" w:name="ref-LacinaBethany2006EtSo"/>
+    <w:bookmarkEnd w:id="129"/>
+    <w:bookmarkStart w:id="131" w:name="ref-LacinaBethany2006EtSo"/>
     <w:p>
       <w:pPr>
         <w:pStyle w:val="Bibliography"/>
@@ -11811,7 +11953,7 @@
       <w:r>
         <w:t xml:space="preserve"> </w:t>
       </w:r>
-      <w:hyperlink r:id="rId129">
+      <w:hyperlink r:id="rId130">
         <w:r>
           <w:rPr>
             <w:rStyle w:val="Hyperlink"/>
@@ -11823,8 +11965,8 @@
         <w:t xml:space="preserve">.</w:t>
       </w:r>
     </w:p>
-    <w:bookmarkEnd w:id="130"/>
-    <w:bookmarkStart w:id="132" w:name="ref-LeThai-Ha2022Easi"/>
+    <w:bookmarkEnd w:id="131"/>
+    <w:bookmarkStart w:id="133" w:name="ref-LeThai-Ha2022Easi"/>
     <w:p>
       <w:pPr>
         <w:pStyle w:val="Bibliography"/>
@@ -11854,7 +11996,7 @@
       <w:r>
         <w:t xml:space="preserve"> </w:t>
       </w:r>
-      <w:hyperlink r:id="rId131">
+      <w:hyperlink r:id="rId132">
         <w:r>
           <w:rPr>
             <w:rStyle w:val="Hyperlink"/>
@@ -11866,8 +12008,8 @@
         <w:t xml:space="preserve">.</w:t>
       </w:r>
     </w:p>
-    <w:bookmarkEnd w:id="132"/>
-    <w:bookmarkStart w:id="134" w:name="ref-MaozZeev2012RaSS"/>
+    <w:bookmarkEnd w:id="133"/>
+    <w:bookmarkStart w:id="135" w:name="ref-MaozZeev2012RaSS"/>
     <w:p>
       <w:pPr>
         <w:pStyle w:val="Bibliography"/>
@@ -11897,7 +12039,7 @@
       <w:r>
         <w:t xml:space="preserve"> </w:t>
       </w:r>
-      <w:hyperlink r:id="rId133">
+      <w:hyperlink r:id="rId134">
         <w:r>
           <w:rPr>
             <w:rStyle w:val="Hyperlink"/>
@@ -11909,8 +12051,8 @@
         <w:t xml:space="preserve">.</w:t>
       </w:r>
     </w:p>
-    <w:bookmarkEnd w:id="134"/>
-    <w:bookmarkStart w:id="136" w:name="ref-mcgarry2015introduction"/>
+    <w:bookmarkEnd w:id="135"/>
+    <w:bookmarkStart w:id="137" w:name="ref-mcgarry2015introduction"/>
     <w:p>
       <w:pPr>
         <w:pStyle w:val="Bibliography"/>
@@ -11924,7 +12066,7 @@
       <w:r>
         <w:t xml:space="preserve">“</w:t>
       </w:r>
-      <w:hyperlink r:id="rId135">
+      <w:hyperlink r:id="rId136">
         <w:r>
           <w:rPr>
             <w:rStyle w:val="Hyperlink"/>
@@ -11955,8 +12097,8 @@
         <w:t xml:space="preserve">, edited by S. Walklate and R. McGarry. Abingdon: Routledge.</w:t>
       </w:r>
     </w:p>
-    <w:bookmarkEnd w:id="136"/>
-    <w:bookmarkStart w:id="138" w:name="ref-McGarryRoss2019ICtb"/>
+    <w:bookmarkEnd w:id="137"/>
+    <w:bookmarkStart w:id="139" w:name="ref-McGarryRoss2019ICtb"/>
     <w:p>
       <w:pPr>
         <w:pStyle w:val="Bibliography"/>
@@ -11970,7 +12112,7 @@
       <w:r>
         <w:t xml:space="preserve">“</w:t>
       </w:r>
-      <w:hyperlink r:id="rId137">
+      <w:hyperlink r:id="rId138">
         <w:r>
           <w:rPr>
             <w:rStyle w:val="Hyperlink"/>
@@ -11998,8 +12140,8 @@
         <w:t xml:space="preserve"> First edition. First edition. Bristol, UK: Bristol University Press.</w:t>
       </w:r>
     </w:p>
-    <w:bookmarkEnd w:id="138"/>
-    <w:bookmarkStart w:id="140" w:name="ref-McGarryRoss2016IToW"/>
+    <w:bookmarkEnd w:id="139"/>
+    <w:bookmarkStart w:id="141" w:name="ref-McGarryRoss2016IToW"/>
     <w:p>
       <w:pPr>
         <w:pStyle w:val="Bibliography"/>
@@ -12013,7 +12155,7 @@
       <w:r>
         <w:t xml:space="preserve">“</w:t>
       </w:r>
-      <w:hyperlink r:id="rId139">
+      <w:hyperlink r:id="rId140">
         <w:r>
           <w:rPr>
             <w:rStyle w:val="Hyperlink"/>
@@ -12041,8 +12183,8 @@
         <w:t xml:space="preserve">. United Kingdom: Palgrave Macmillan UK.</w:t>
       </w:r>
     </w:p>
-    <w:bookmarkEnd w:id="140"/>
-    <w:bookmarkStart w:id="142" w:name="ref-Meier2022"/>
+    <w:bookmarkEnd w:id="141"/>
+    <w:bookmarkStart w:id="143" w:name="ref-Meier2022"/>
     <w:p>
       <w:pPr>
         <w:pStyle w:val="Bibliography"/>
@@ -12065,7 +12207,7 @@
       <w:r>
         <w:t xml:space="preserve"> </w:t>
       </w:r>
-      <w:hyperlink r:id="rId141">
+      <w:hyperlink r:id="rId142">
         <w:r>
           <w:rPr>
             <w:rStyle w:val="Hyperlink"/>
@@ -12077,8 +12219,8 @@
         <w:t xml:space="preserve">.</w:t>
       </w:r>
     </w:p>
-    <w:bookmarkEnd w:id="142"/>
-    <w:bookmarkStart w:id="144" w:name="ref-MeierVanessa2023Esia"/>
+    <w:bookmarkEnd w:id="143"/>
+    <w:bookmarkStart w:id="145" w:name="ref-MeierVanessa2023Esia"/>
     <w:p>
       <w:pPr>
         <w:pStyle w:val="Bibliography"/>
@@ -12108,7 +12250,7 @@
       <w:r>
         <w:t xml:space="preserve"> </w:t>
       </w:r>
-      <w:hyperlink r:id="rId143">
+      <w:hyperlink r:id="rId144">
         <w:r>
           <w:rPr>
             <w:rStyle w:val="Hyperlink"/>
@@ -12120,8 +12262,8 @@
         <w:t xml:space="preserve">.</w:t>
       </w:r>
     </w:p>
-    <w:bookmarkEnd w:id="144"/>
-    <w:bookmarkStart w:id="146" w:name="ref-MeulewaeterChloé2021Meat"/>
+    <w:bookmarkEnd w:id="145"/>
+    <w:bookmarkStart w:id="147" w:name="ref-MeulewaeterChloé2021Meat"/>
     <w:p>
       <w:pPr>
         <w:pStyle w:val="Bibliography"/>
@@ -12135,7 +12277,7 @@
       <w:r>
         <w:t xml:space="preserve">“</w:t>
       </w:r>
-      <w:hyperlink r:id="rId145">
+      <w:hyperlink r:id="rId146">
         <w:r>
           <w:rPr>
             <w:rStyle w:val="Hyperlink"/>
@@ -12166,8 +12308,8 @@
         <w:t xml:space="preserve">, edited by J. C. Rufanges. First edition. First edition. United Kingdom: Routledge.</w:t>
       </w:r>
     </w:p>
-    <w:bookmarkEnd w:id="146"/>
-    <w:bookmarkStart w:id="148" w:name="ref-MundlakYair1978Otpo"/>
+    <w:bookmarkEnd w:id="147"/>
+    <w:bookmarkStart w:id="149" w:name="ref-MundlakYair1978Otpo"/>
     <w:p>
       <w:pPr>
         <w:pStyle w:val="Bibliography"/>
@@ -12197,7 +12339,7 @@
       <w:r>
         <w:t xml:space="preserve"> </w:t>
       </w:r>
-      <w:hyperlink r:id="rId147">
+      <w:hyperlink r:id="rId148">
         <w:r>
           <w:rPr>
             <w:rStyle w:val="Hyperlink"/>
@@ -12209,8 +12351,8 @@
         <w:t xml:space="preserve">.</w:t>
       </w:r>
     </w:p>
-    <w:bookmarkEnd w:id="148"/>
-    <w:bookmarkStart w:id="149" w:name="ref-oliveira2025learning"/>
+    <w:bookmarkEnd w:id="149"/>
+    <w:bookmarkStart w:id="150" w:name="ref-oliveira2025learning"/>
     <w:p>
       <w:pPr>
         <w:pStyle w:val="Bibliography"/>
@@ -12241,8 +12383,8 @@
         <w:t xml:space="preserve">1–36.</w:t>
       </w:r>
     </w:p>
-    <w:bookmarkEnd w:id="149"/>
-    <w:bookmarkStart w:id="151" w:name="ref-OlsonLounsberyMarie2016FMIP"/>
+    <w:bookmarkEnd w:id="150"/>
+    <w:bookmarkStart w:id="152" w:name="ref-OlsonLounsberyMarie2016FMIP"/>
     <w:p>
       <w:pPr>
         <w:pStyle w:val="Bibliography"/>
@@ -12272,7 +12414,7 @@
       <w:r>
         <w:t xml:space="preserve"> </w:t>
       </w:r>
-      <w:hyperlink r:id="rId150">
+      <w:hyperlink r:id="rId151">
         <w:r>
           <w:rPr>
             <w:rStyle w:val="Hyperlink"/>
@@ -12284,8 +12426,8 @@
         <w:t xml:space="preserve">.</w:t>
       </w:r>
     </w:p>
-    <w:bookmarkEnd w:id="151"/>
-    <w:bookmarkStart w:id="153" w:name="ref-PetrovaMarinaG.2019WMIW"/>
+    <w:bookmarkEnd w:id="152"/>
+    <w:bookmarkStart w:id="154" w:name="ref-PetrovaMarinaG.2019WMIW"/>
     <w:p>
       <w:pPr>
         <w:pStyle w:val="Bibliography"/>
@@ -12315,7 +12457,7 @@
       <w:r>
         <w:t xml:space="preserve"> </w:t>
       </w:r>
-      <w:hyperlink r:id="rId152">
+      <w:hyperlink r:id="rId153">
         <w:r>
           <w:rPr>
             <w:rStyle w:val="Hyperlink"/>
@@ -12327,8 +12469,8 @@
         <w:t xml:space="preserve">.</w:t>
       </w:r>
     </w:p>
-    <w:bookmarkEnd w:id="153"/>
-    <w:bookmarkStart w:id="155" w:name="ref-PetterssonTherése2018Ov1"/>
+    <w:bookmarkEnd w:id="154"/>
+    <w:bookmarkStart w:id="156" w:name="ref-PetterssonTherése2018Ov1"/>
     <w:p>
       <w:pPr>
         <w:pStyle w:val="Bibliography"/>
@@ -12358,7 +12500,7 @@
       <w:r>
         <w:t xml:space="preserve"> </w:t>
       </w:r>
-      <w:hyperlink r:id="rId154">
+      <w:hyperlink r:id="rId155">
         <w:r>
           <w:rPr>
             <w:rStyle w:val="Hyperlink"/>
@@ -12370,8 +12512,8 @@
         <w:t xml:space="preserve">.</w:t>
       </w:r>
     </w:p>
-    <w:bookmarkEnd w:id="155"/>
-    <w:bookmarkStart w:id="157" w:name="ref-PhillipsBrianJ.2019TGRa"/>
+    <w:bookmarkEnd w:id="156"/>
+    <w:bookmarkStart w:id="158" w:name="ref-PhillipsBrianJ.2019TGRa"/>
     <w:p>
       <w:pPr>
         <w:pStyle w:val="Bibliography"/>
@@ -12401,7 +12543,7 @@
       <w:r>
         <w:t xml:space="preserve"> </w:t>
       </w:r>
-      <w:hyperlink r:id="rId156">
+      <w:hyperlink r:id="rId157">
         <w:r>
           <w:rPr>
             <w:rStyle w:val="Hyperlink"/>
@@ -12413,8 +12555,8 @@
         <w:t xml:space="preserve">.</w:t>
       </w:r>
     </w:p>
-    <w:bookmarkEnd w:id="157"/>
-    <w:bookmarkStart w:id="159" w:name="ref-QuinnJ.Michael2007StPD"/>
+    <w:bookmarkEnd w:id="158"/>
+    <w:bookmarkStart w:id="160" w:name="ref-QuinnJ.Michael2007StPD"/>
     <w:p>
       <w:pPr>
         <w:pStyle w:val="Bibliography"/>
@@ -12444,7 +12586,7 @@
       <w:r>
         <w:t xml:space="preserve"> </w:t>
       </w:r>
-      <w:hyperlink r:id="rId158">
+      <w:hyperlink r:id="rId159">
         <w:r>
           <w:rPr>
             <w:rStyle w:val="Hyperlink"/>
@@ -12456,8 +12598,8 @@
         <w:t xml:space="preserve">.</w:t>
       </w:r>
     </w:p>
-    <w:bookmarkEnd w:id="159"/>
-    <w:bookmarkStart w:id="160" w:name="ref-alma992976076122201631"/>
+    <w:bookmarkEnd w:id="160"/>
+    <w:bookmarkStart w:id="161" w:name="ref-alma992976076122201631"/>
     <w:p>
       <w:pPr>
         <w:pStyle w:val="Bibliography"/>
@@ -12479,8 +12621,8 @@
         <w:t xml:space="preserve">. New York: New York University Press.</w:t>
       </w:r>
     </w:p>
-    <w:bookmarkEnd w:id="160"/>
-    <w:bookmarkStart w:id="162" w:name="ref-RauchhausRobertW.2009PPiH"/>
+    <w:bookmarkEnd w:id="161"/>
+    <w:bookmarkStart w:id="163" w:name="ref-RauchhausRobertW.2009PPiH"/>
     <w:p>
       <w:pPr>
         <w:pStyle w:val="Bibliography"/>
@@ -12510,7 +12652,7 @@
       <w:r>
         <w:t xml:space="preserve"> </w:t>
       </w:r>
-      <w:hyperlink r:id="rId161">
+      <w:hyperlink r:id="rId162">
         <w:r>
           <w:rPr>
             <w:rStyle w:val="Hyperlink"/>
@@ -12522,8 +12664,8 @@
         <w:t xml:space="preserve">.</w:t>
       </w:r>
     </w:p>
-    <w:bookmarkEnd w:id="162"/>
-    <w:bookmarkStart w:id="164" w:name="ref-ReganPatrickM.1998CtIO"/>
+    <w:bookmarkEnd w:id="163"/>
+    <w:bookmarkStart w:id="165" w:name="ref-ReganPatrickM.1998CtIO"/>
     <w:p>
       <w:pPr>
         <w:pStyle w:val="Bibliography"/>
@@ -12553,7 +12695,7 @@
       <w:r>
         <w:t xml:space="preserve"> </w:t>
       </w:r>
-      <w:hyperlink r:id="rId163">
+      <w:hyperlink r:id="rId164">
         <w:r>
           <w:rPr>
             <w:rStyle w:val="Hyperlink"/>
@@ -12565,8 +12707,8 @@
         <w:t xml:space="preserve">.</w:t>
       </w:r>
     </w:p>
-    <w:bookmarkEnd w:id="164"/>
-    <w:bookmarkStart w:id="166" w:name="ref-regan2002third"/>
+    <w:bookmarkEnd w:id="165"/>
+    <w:bookmarkStart w:id="167" w:name="ref-regan2002third"/>
     <w:p>
       <w:pPr>
         <w:pStyle w:val="Bibliography"/>
@@ -12596,7 +12738,7 @@
       <w:r>
         <w:t xml:space="preserve"> </w:t>
       </w:r>
-      <w:hyperlink r:id="rId165">
+      <w:hyperlink r:id="rId166">
         <w:r>
           <w:rPr>
             <w:rStyle w:val="Hyperlink"/>
@@ -12608,8 +12750,8 @@
         <w:t xml:space="preserve">.</w:t>
       </w:r>
     </w:p>
-    <w:bookmarkEnd w:id="166"/>
-    <w:bookmarkStart w:id="168" w:name="ref-ReganPatrickM2014Doid"/>
+    <w:bookmarkEnd w:id="167"/>
+    <w:bookmarkStart w:id="169" w:name="ref-ReganPatrickM2014Doid"/>
     <w:p>
       <w:pPr>
         <w:pStyle w:val="Bibliography"/>
@@ -12639,7 +12781,7 @@
       <w:r>
         <w:t xml:space="preserve"> </w:t>
       </w:r>
-      <w:hyperlink r:id="rId167">
+      <w:hyperlink r:id="rId168">
         <w:r>
           <w:rPr>
             <w:rStyle w:val="Hyperlink"/>
@@ -12651,8 +12793,8 @@
         <w:t xml:space="preserve">.</w:t>
       </w:r>
     </w:p>
-    <w:bookmarkEnd w:id="168"/>
-    <w:bookmarkStart w:id="170" w:name="ref-RobertsJordan2019TaRR"/>
+    <w:bookmarkEnd w:id="169"/>
+    <w:bookmarkStart w:id="171" w:name="ref-RobertsJordan2019TaRR"/>
     <w:p>
       <w:pPr>
         <w:pStyle w:val="Bibliography"/>
@@ -12682,7 +12824,7 @@
       <w:r>
         <w:t xml:space="preserve"> </w:t>
       </w:r>
-      <w:hyperlink r:id="rId169">
+      <w:hyperlink r:id="rId170">
         <w:r>
           <w:rPr>
             <w:rStyle w:val="Hyperlink"/>
@@ -12694,8 +12836,8 @@
         <w:t xml:space="preserve">.</w:t>
       </w:r>
     </w:p>
-    <w:bookmarkEnd w:id="170"/>
-    <w:bookmarkStart w:id="172" w:name="ref-RuggieroVincenzo2005CWCa"/>
+    <w:bookmarkEnd w:id="171"/>
+    <w:bookmarkStart w:id="173" w:name="ref-RuggieroVincenzo2005CWCa"/>
     <w:p>
       <w:pPr>
         <w:pStyle w:val="Bibliography"/>
@@ -12725,7 +12867,7 @@
       <w:r>
         <w:t xml:space="preserve"> </w:t>
       </w:r>
-      <w:hyperlink r:id="rId171">
+      <w:hyperlink r:id="rId172">
         <w:r>
           <w:rPr>
             <w:rStyle w:val="Hyperlink"/>
@@ -12737,8 +12879,8 @@
         <w:t xml:space="preserve">.</w:t>
       </w:r>
     </w:p>
-    <w:bookmarkEnd w:id="172"/>
-    <w:bookmarkStart w:id="173" w:name="ref-ruggiero2015achilles"/>
+    <w:bookmarkEnd w:id="173"/>
+    <w:bookmarkStart w:id="174" w:name="ref-ruggiero2015achilles"/>
     <w:p>
       <w:pPr>
         <w:pStyle w:val="Bibliography"/>
@@ -12772,8 +12914,8 @@
         <w:t xml:space="preserve">, edited by S. Walklate and R. McGarry. 1st edition. 1st edition. Routledge.</w:t>
       </w:r>
     </w:p>
-    <w:bookmarkEnd w:id="173"/>
-    <w:bookmarkStart w:id="175" w:name="ref-RuggieroVincenzo2023Caw"/>
+    <w:bookmarkEnd w:id="174"/>
+    <w:bookmarkStart w:id="176" w:name="ref-RuggieroVincenzo2023Caw"/>
     <w:p>
       <w:pPr>
         <w:pStyle w:val="Bibliography"/>
@@ -12803,7 +12945,7 @@
       <w:r>
         <w:t xml:space="preserve"> </w:t>
       </w:r>
-      <w:hyperlink r:id="rId174">
+      <w:hyperlink r:id="rId175">
         <w:r>
           <w:rPr>
             <w:rStyle w:val="Hyperlink"/>
@@ -12815,8 +12957,8 @@
         <w:t xml:space="preserve">.</w:t>
       </w:r>
     </w:p>
-    <w:bookmarkEnd w:id="175"/>
-    <w:bookmarkStart w:id="177" w:name="ref-SalehyanIdean2010TDoW"/>
+    <w:bookmarkEnd w:id="176"/>
+    <w:bookmarkStart w:id="178" w:name="ref-SalehyanIdean2010TDoW"/>
     <w:p>
       <w:pPr>
         <w:pStyle w:val="Bibliography"/>
@@ -12846,7 +12988,7 @@
       <w:r>
         <w:t xml:space="preserve"> </w:t>
       </w:r>
-      <w:hyperlink r:id="rId176">
+      <w:hyperlink r:id="rId177">
         <w:r>
           <w:rPr>
             <w:rStyle w:val="Hyperlink"/>
@@ -12858,8 +13000,8 @@
         <w:t xml:space="preserve">.</w:t>
       </w:r>
     </w:p>
-    <w:bookmarkEnd w:id="177"/>
-    <w:bookmarkStart w:id="179" w:name="ref-SalehyanIdean2011EESf"/>
+    <w:bookmarkEnd w:id="178"/>
+    <w:bookmarkStart w:id="180" w:name="ref-SalehyanIdean2011EESf"/>
     <w:p>
       <w:pPr>
         <w:pStyle w:val="Bibliography"/>
@@ -12889,7 +13031,7 @@
       <w:r>
         <w:t xml:space="preserve"> </w:t>
       </w:r>
-      <w:hyperlink r:id="rId178">
+      <w:hyperlink r:id="rId179">
         <w:r>
           <w:rPr>
             <w:rStyle w:val="Hyperlink"/>
@@ -12901,8 +13043,8 @@
         <w:t xml:space="preserve">.</w:t>
       </w:r>
     </w:p>
-    <w:bookmarkEnd w:id="179"/>
-    <w:bookmarkStart w:id="180" w:name="ref-alma992983194640301631"/>
+    <w:bookmarkEnd w:id="180"/>
+    <w:bookmarkStart w:id="181" w:name="ref-alma992983194640301631"/>
     <w:p>
       <w:pPr>
         <w:pStyle w:val="Bibliography"/>
@@ -12924,8 +13066,8 @@
         <w:t xml:space="preserve"> Oxford: Oxford University Press.</w:t>
       </w:r>
     </w:p>
-    <w:bookmarkEnd w:id="180"/>
-    <w:bookmarkStart w:id="182" w:name="ref-CenterGlobalDevelopmentUSAIScuts"/>
+    <w:bookmarkEnd w:id="181"/>
+    <w:bookmarkStart w:id="183" w:name="ref-CenterGlobalDevelopmentUSAIScuts"/>
     <w:p>
       <w:pPr>
         <w:pStyle w:val="Bibliography"/>
@@ -12948,7 +13090,7 @@
       <w:r>
         <w:t xml:space="preserve"> </w:t>
       </w:r>
-      <w:hyperlink r:id="rId181">
+      <w:hyperlink r:id="rId182">
         <w:r>
           <w:rPr>
             <w:rStyle w:val="Hyperlink"/>
@@ -12960,8 +13102,8 @@
         <w:t xml:space="preserve">. Accessed on May 7, 2025.</w:t>
       </w:r>
     </w:p>
-    <w:bookmarkEnd w:id="182"/>
-    <w:bookmarkStart w:id="184" w:name="ref-SawyerKatherine2015TRoE"/>
+    <w:bookmarkEnd w:id="183"/>
+    <w:bookmarkStart w:id="185" w:name="ref-SawyerKatherine2015TRoE"/>
     <w:p>
       <w:pPr>
         <w:pStyle w:val="Bibliography"/>
@@ -12991,7 +13133,7 @@
       <w:r>
         <w:t xml:space="preserve"> </w:t>
       </w:r>
-      <w:hyperlink r:id="rId183">
+      <w:hyperlink r:id="rId184">
         <w:r>
           <w:rPr>
             <w:rStyle w:val="Hyperlink"/>
@@ -13003,8 +13145,8 @@
         <w:t xml:space="preserve">.</w:t>
       </w:r>
     </w:p>
-    <w:bookmarkEnd w:id="184"/>
-    <w:bookmarkStart w:id="186" w:name="ref-SchultzKennethA.2010TEPi"/>
+    <w:bookmarkEnd w:id="185"/>
+    <w:bookmarkStart w:id="187" w:name="ref-SchultzKennethA.2010TEPi"/>
     <w:p>
       <w:pPr>
         <w:pStyle w:val="Bibliography"/>
@@ -13034,7 +13176,7 @@
       <w:r>
         <w:t xml:space="preserve"> </w:t>
       </w:r>
-      <w:hyperlink r:id="rId185">
+      <w:hyperlink r:id="rId186">
         <w:r>
           <w:rPr>
             <w:rStyle w:val="Hyperlink"/>
@@ -13046,8 +13188,8 @@
         <w:t xml:space="preserve">.</w:t>
       </w:r>
     </w:p>
-    <w:bookmarkEnd w:id="186"/>
-    <w:bookmarkStart w:id="188" w:name="ref-SilvaJ.M.C.Santos2006TLoG"/>
+    <w:bookmarkEnd w:id="187"/>
+    <w:bookmarkStart w:id="189" w:name="ref-SilvaJ.M.C.Santos2006TLoG"/>
     <w:p>
       <w:pPr>
         <w:pStyle w:val="Bibliography"/>
@@ -13077,7 +13219,7 @@
       <w:r>
         <w:t xml:space="preserve"> </w:t>
       </w:r>
-      <w:hyperlink r:id="rId187">
+      <w:hyperlink r:id="rId188">
         <w:r>
           <w:rPr>
             <w:rStyle w:val="Hyperlink"/>
@@ -13089,8 +13231,8 @@
         <w:t xml:space="preserve">.</w:t>
       </w:r>
     </w:p>
-    <w:bookmarkEnd w:id="188"/>
-    <w:bookmarkStart w:id="190" w:name="ref-sivard1996world"/>
+    <w:bookmarkEnd w:id="189"/>
+    <w:bookmarkStart w:id="191" w:name="ref-sivard1996world"/>
     <w:p>
       <w:pPr>
         <w:pStyle w:val="Bibliography"/>
@@ -13101,7 +13243,7 @@
       <w:r>
         <w:t xml:space="preserve"> </w:t>
       </w:r>
-      <w:hyperlink r:id="rId189">
+      <w:hyperlink r:id="rId190">
         <w:r>
           <w:rPr>
             <w:rStyle w:val="Hyperlink"/>
@@ -13115,8 +13257,8 @@
         <w:t xml:space="preserve">. 16th edition. Washington, D.C., USA: World Priorities.</w:t>
       </w:r>
     </w:p>
-    <w:bookmarkEnd w:id="190"/>
-    <w:bookmarkStart w:id="192" w:name="ref-SozerBrendan2016Dopr"/>
+    <w:bookmarkEnd w:id="191"/>
+    <w:bookmarkStart w:id="193" w:name="ref-SozerBrendan2016Dopr"/>
     <w:p>
       <w:pPr>
         <w:pStyle w:val="Bibliography"/>
@@ -13146,7 +13288,7 @@
       <w:r>
         <w:t xml:space="preserve"> </w:t>
       </w:r>
-      <w:hyperlink r:id="rId191">
+      <w:hyperlink r:id="rId192">
         <w:r>
           <w:rPr>
             <w:rStyle w:val="Hyperlink"/>
@@ -13158,8 +13300,8 @@
         <w:t xml:space="preserve">.</w:t>
       </w:r>
     </w:p>
-    <w:bookmarkEnd w:id="192"/>
-    <w:bookmarkStart w:id="194" w:name="ref-SykesGreshamM.1957ToNA"/>
+    <w:bookmarkEnd w:id="193"/>
+    <w:bookmarkStart w:id="195" w:name="ref-SykesGreshamM.1957ToNA"/>
     <w:p>
       <w:pPr>
         <w:pStyle w:val="Bibliography"/>
@@ -13189,7 +13331,7 @@
       <w:r>
         <w:t xml:space="preserve"> </w:t>
       </w:r>
-      <w:hyperlink r:id="rId193">
+      <w:hyperlink r:id="rId194">
         <w:r>
           <w:rPr>
             <w:rStyle w:val="Hyperlink"/>
@@ -13201,8 +13343,8 @@
         <w:t xml:space="preserve">.</w:t>
       </w:r>
     </w:p>
-    <w:bookmarkEnd w:id="194"/>
-    <w:bookmarkStart w:id="196" w:name="ref-TestermanMatthew2015RtCE"/>
+    <w:bookmarkEnd w:id="195"/>
+    <w:bookmarkStart w:id="197" w:name="ref-TestermanMatthew2015RtCE"/>
     <w:p>
       <w:pPr>
         <w:pStyle w:val="Bibliography"/>
@@ -13232,7 +13374,7 @@
       <w:r>
         <w:t xml:space="preserve"> </w:t>
       </w:r>
-      <w:hyperlink r:id="rId195">
+      <w:hyperlink r:id="rId196">
         <w:r>
           <w:rPr>
             <w:rStyle w:val="Hyperlink"/>
@@ -13244,8 +13386,8 @@
         <w:t xml:space="preserve">.</w:t>
       </w:r>
     </w:p>
-    <w:bookmarkEnd w:id="196"/>
-    <w:bookmarkStart w:id="198" w:name="ref-Themner2018"/>
+    <w:bookmarkEnd w:id="197"/>
+    <w:bookmarkStart w:id="199" w:name="ref-Themner2018"/>
     <w:p>
       <w:pPr>
         <w:pStyle w:val="Bibliography"/>
@@ -13268,7 +13410,7 @@
       <w:r>
         <w:t xml:space="preserve"> </w:t>
       </w:r>
-      <w:hyperlink r:id="rId197">
+      <w:hyperlink r:id="rId198">
         <w:r>
           <w:rPr>
             <w:rStyle w:val="Hyperlink"/>
@@ -13280,8 +13422,8 @@
         <w:t xml:space="preserve">.</w:t>
       </w:r>
     </w:p>
-    <w:bookmarkEnd w:id="198"/>
-    <w:bookmarkStart w:id="200" w:name="ref-TokdemirEfe2021RRat"/>
+    <w:bookmarkEnd w:id="199"/>
+    <w:bookmarkStart w:id="201" w:name="ref-TokdemirEfe2021RRat"/>
     <w:p>
       <w:pPr>
         <w:pStyle w:val="Bibliography"/>
@@ -13311,7 +13453,7 @@
       <w:r>
         <w:t xml:space="preserve"> </w:t>
       </w:r>
-      <w:hyperlink r:id="rId199">
+      <w:hyperlink r:id="rId200">
         <w:r>
           <w:rPr>
             <w:rStyle w:val="Hyperlink"/>
@@ -13323,8 +13465,8 @@
         <w:t xml:space="preserve">.</w:t>
       </w:r>
     </w:p>
-    <w:bookmarkEnd w:id="200"/>
-    <w:bookmarkStart w:id="202" w:name="ref-645083f0-2904-37de-bfb3-649fda2cd398"/>
+    <w:bookmarkEnd w:id="201"/>
+    <w:bookmarkStart w:id="203" w:name="ref-645083f0-2904-37de-bfb3-649fda2cd398"/>
     <w:p>
       <w:pPr>
         <w:pStyle w:val="Bibliography"/>
@@ -13354,7 +13496,7 @@
       <w:r>
         <w:t xml:space="preserve"> </w:t>
       </w:r>
-      <w:hyperlink r:id="rId201">
+      <w:hyperlink r:id="rId202">
         <w:r>
           <w:rPr>
             <w:rStyle w:val="Hyperlink"/>
@@ -13372,8 +13514,8 @@
         <w:t xml:space="preserve">.</w:t>
       </w:r>
     </w:p>
-    <w:bookmarkEnd w:id="202"/>
-    <w:bookmarkStart w:id="204" w:name="ref-UNUSAID"/>
+    <w:bookmarkEnd w:id="203"/>
+    <w:bookmarkStart w:id="205" w:name="ref-UNUSAID"/>
     <w:p>
       <w:pPr>
         <w:pStyle w:val="Bibliography"/>
@@ -13387,7 +13529,7 @@
       <w:r>
         <w:t xml:space="preserve">“</w:t>
       </w:r>
-      <w:hyperlink r:id="rId203">
+      <w:hyperlink r:id="rId204">
         <w:r>
           <w:rPr>
             <w:rStyle w:val="Hyperlink"/>
@@ -13417,8 +13559,8 @@
         <w:t xml:space="preserve">.”</w:t>
       </w:r>
     </w:p>
-    <w:bookmarkEnd w:id="204"/>
-    <w:bookmarkStart w:id="206" w:name="ref-WalklateSandra2019TwS"/>
+    <w:bookmarkEnd w:id="205"/>
+    <w:bookmarkStart w:id="207" w:name="ref-WalklateSandra2019TwS"/>
     <w:p>
       <w:pPr>
         <w:pStyle w:val="Bibliography"/>
@@ -13432,7 +13574,7 @@
       <w:r>
         <w:t xml:space="preserve">“</w:t>
       </w:r>
-      <w:hyperlink r:id="rId205">
+      <w:hyperlink r:id="rId206">
         <w:r>
           <w:rPr>
             <w:rStyle w:val="Hyperlink"/>
@@ -13463,8 +13605,8 @@
         <w:t xml:space="preserve"> Policy Press.</w:t>
       </w:r>
     </w:p>
-    <w:bookmarkEnd w:id="206"/>
-    <w:bookmarkStart w:id="208" w:name="ref-WalterBarbaraF.2004DCBC"/>
+    <w:bookmarkEnd w:id="207"/>
+    <w:bookmarkStart w:id="209" w:name="ref-WalterBarbaraF.2004DCBC"/>
     <w:p>
       <w:pPr>
         <w:pStyle w:val="Bibliography"/>
@@ -13494,7 +13636,7 @@
       <w:r>
         <w:t xml:space="preserve"> </w:t>
       </w:r>
-      <w:hyperlink r:id="rId207">
+      <w:hyperlink r:id="rId208">
         <w:r>
           <w:rPr>
             <w:rStyle w:val="Hyperlink"/>
@@ -13506,9 +13648,9 @@
         <w:t xml:space="preserve">.</w:t>
       </w:r>
     </w:p>
-    <w:bookmarkEnd w:id="208"/>
     <w:bookmarkEnd w:id="209"/>
     <w:bookmarkEnd w:id="210"/>
+    <w:bookmarkEnd w:id="211"/>
     <w:sectPr>
       <w:footerReference r:id="rId10" w:type="even"/>
       <w:footerReference r:id="rId9" w:type="default"/>
@@ -13677,12 +13819,20 @@
       <w:r>
         <w:t xml:space="preserve"> </w:t>
       </w:r>
-      <w:r>
-        <w:t xml:space="preserve">email address, Department of Methodology, London School of Economics and Political Science</w:t>
+      <w:hyperlink r:id="rId21">
+        <w:r>
+          <w:rPr>
+            <w:rStyle w:val="Hyperlink"/>
+          </w:rPr>
+          <w:t xml:space="preserve">C.F.Giese@lse.ac.uk</w:t>
+        </w:r>
+      </w:hyperlink>
+      <w:r>
+        <w:t xml:space="preserve">, Department of Methodology, London School of Economics and Political Science</w:t>
       </w:r>
     </w:p>
   </w:footnote>
-  <w:footnote w:id="21">
+  <w:footnote w:id="22">
     <w:p>
       <w:pPr>
         <w:pStyle w:val="FootnoteText"/>
@@ -13696,7 +13846,7 @@
       <w:r>
         <w:t xml:space="preserve"> </w:t>
       </w:r>
-      <w:hyperlink r:id="rId22">
+      <w:hyperlink r:id="rId23">
         <w:r>
           <w:rPr>
             <w:rStyle w:val="Hyperlink"/>
